--- a/X_ENTREGABLES_CONSOLIDADOS/8_DOCUMENTOS_SERVIDOS/WORD/ESPECIALIDAD_05_Ingenieria_Ambiental_EJECUTIVO.docx
+++ b/X_ENTREGABLES_CONSOLIDADOS/8_DOCUMENTOS_SERVIDOS/WORD/ESPECIALIDAD_05_Ingenieria_Ambiental_EJECUTIVO.docx
@@ -28,7 +28,7 @@
         </w:p>
       </w:sdtContent>
     </w:sdt>
-    <w:bookmarkStart w:id="55" w:name="especialidad-05-ingeniería-ambiental"/>
+    <w:bookmarkStart w:id="66" w:name="especialidad-05-ingeniería-ambiental"/>
     <w:p>
       <w:pPr>
         <w:pStyle w:val="Heading1"/>
@@ -37,7 +37,7 @@
         <w:t xml:space="preserve">ESPECIALIDAD 05: INGENIERÍA AMBIENTAL</w:t>
       </w:r>
     </w:p>
-    <w:bookmarkStart w:id="9" w:name="documento-ejecutivo-de-ingeniería"/>
+    <w:bookmarkStart w:id="20" w:name="documento-ejecutivo-de-ingeniería"/>
     <w:p>
       <w:pPr>
         <w:pStyle w:val="Heading2"/>
@@ -53,8 +53,8 @@
         </w:pict>
       </w:r>
     </w:p>
-    <w:bookmarkEnd w:id="9"/>
-    <w:bookmarkStart w:id="13" w:name="resumen-ejecutivo"/>
+    <w:bookmarkEnd w:id="20"/>
+    <w:bookmarkStart w:id="24" w:name="resumen-ejecutivo"/>
     <w:p>
       <w:pPr>
         <w:pStyle w:val="Heading2"/>
@@ -63,7 +63,7 @@
         <w:t xml:space="preserve">📊 RESUMEN EJECUTIVO</w:t>
       </w:r>
     </w:p>
-    <w:bookmarkStart w:id="10" w:name="X7c07705fb5e25c553c679eab7107af56022a4cb"/>
+    <w:bookmarkStart w:id="21" w:name="X7c07705fb5e25c553c679eab7107af56022a4cb"/>
     <w:p>
       <w:pPr>
         <w:pStyle w:val="Heading3"/>
@@ -96,8 +96,8 @@
         <w:t xml:space="preserve">del ferrocarril que garantiza que toda la operación ferroviaria se desarrolle de manera responsable con el medio ambiente. Es como el sistema de gestión ambiental de una empresa, pero aplicado a un ferrocarril completo que debe operar de manera sostenible durante 30 años.</w:t>
       </w:r>
     </w:p>
-    <w:bookmarkEnd w:id="10"/>
-    <w:bookmarkStart w:id="11" w:name="X7c83a38cc8f42be1526a62fa09e05463bbe3395"/>
+    <w:bookmarkEnd w:id="21"/>
+    <w:bookmarkStart w:id="22" w:name="X7c83a38cc8f42be1526a62fa09e05463bbe3395"/>
     <w:p>
       <w:pPr>
         <w:pStyle w:val="Heading3"/>
@@ -238,8 +238,8 @@
         <w:t xml:space="preserve">Licencias ambientales y permisos</w:t>
       </w:r>
     </w:p>
-    <w:bookmarkEnd w:id="11"/>
-    <w:bookmarkStart w:id="12" w:name="hitos-críticos"/>
+    <w:bookmarkEnd w:id="22"/>
+    <w:bookmarkStart w:id="23" w:name="hitos-críticos"/>
     <w:p>
       <w:pPr>
         <w:pStyle w:val="Heading3"/>
@@ -498,9 +498,9 @@
         </w:pict>
       </w:r>
     </w:p>
-    <w:bookmarkEnd w:id="12"/>
-    <w:bookmarkEnd w:id="13"/>
-    <w:bookmarkStart w:id="18" w:name="X16ad1bf8fd3c72f4f9f37ec0fde01a31e7fb65a"/>
+    <w:bookmarkEnd w:id="23"/>
+    <w:bookmarkEnd w:id="24"/>
+    <w:bookmarkStart w:id="29" w:name="X16ad1bf8fd3c72f4f9f37ec0fde01a31e7fb65a"/>
     <w:p>
       <w:pPr>
         <w:pStyle w:val="Heading2"/>
@@ -509,7 +509,7 @@
         <w:t xml:space="preserve">🔍 CRITERIOS DE DISEÑO Y JUSTIFICACIONES TÉCNICAS</w:t>
       </w:r>
     </w:p>
-    <w:bookmarkStart w:id="14" w:name="por-qué-526-km-de-gestión-ambiental"/>
+    <w:bookmarkStart w:id="25" w:name="por-qué-526-km-de-gestión-ambiental"/>
     <w:p>
       <w:pPr>
         <w:pStyle w:val="Heading3"/>
@@ -640,8 +640,8 @@
         <w:t xml:space="preserve">24/7 durante construcción y operación</w:t>
       </w:r>
     </w:p>
-    <w:bookmarkEnd w:id="14"/>
-    <w:bookmarkStart w:id="15" w:name="por-qué-5-departamentos"/>
+    <w:bookmarkEnd w:id="25"/>
+    <w:bookmarkStart w:id="26" w:name="por-qué-5-departamentos"/>
     <w:p>
       <w:pPr>
         <w:pStyle w:val="Heading3"/>
@@ -784,8 +784,8 @@
         <w:t xml:space="preserve">| 51 km | Caribe | Llanuras y humedales |</w:t>
       </w:r>
     </w:p>
-    <w:bookmarkEnd w:id="15"/>
-    <w:bookmarkStart w:id="16" w:name="por-qué-15-indicadores-ambientales"/>
+    <w:bookmarkEnd w:id="26"/>
+    <w:bookmarkStart w:id="27" w:name="por-qué-15-indicadores-ambientales"/>
     <w:p>
       <w:pPr>
         <w:pStyle w:val="Heading3"/>
@@ -938,8 +938,8 @@
         <w:t xml:space="preserve">1 indicador (residuos peligrosos)</w:t>
       </w:r>
     </w:p>
-    <w:bookmarkEnd w:id="16"/>
-    <w:bookmarkStart w:id="17" w:name="por-qué-100-cumplimiento"/>
+    <w:bookmarkEnd w:id="27"/>
+    <w:bookmarkStart w:id="28" w:name="por-qué-100-cumplimiento"/>
     <w:p>
       <w:pPr>
         <w:pStyle w:val="Heading3"/>
@@ -1077,9 +1077,9 @@
         </w:pict>
       </w:r>
     </w:p>
-    <w:bookmarkEnd w:id="17"/>
-    <w:bookmarkEnd w:id="18"/>
-    <w:bookmarkStart w:id="21" w:name="función-y-propósito-de-la-especialidad"/>
+    <w:bookmarkEnd w:id="28"/>
+    <w:bookmarkEnd w:id="29"/>
+    <w:bookmarkStart w:id="32" w:name="función-y-propósito-de-la-especialidad"/>
     <w:p>
       <w:pPr>
         <w:pStyle w:val="Heading2"/>
@@ -1088,7 +1088,7 @@
         <w:t xml:space="preserve">🎯 FUNCIÓN Y PROPÓSITO DE LA ESPECIALIDAD</w:t>
       </w:r>
     </w:p>
-    <w:bookmarkStart w:id="19" w:name="qué-hace-esta-especialidad"/>
+    <w:bookmarkStart w:id="30" w:name="qué-hace-esta-especialidad"/>
     <w:p>
       <w:pPr>
         <w:pStyle w:val="Heading3"/>
@@ -1231,8 +1231,8 @@
         <w:t xml:space="preserve">Cumplimiento de estándares</w:t>
       </w:r>
     </w:p>
-    <w:bookmarkEnd w:id="19"/>
-    <w:bookmarkStart w:id="20" w:name="por-qué-la-necesitamos"/>
+    <w:bookmarkEnd w:id="30"/>
+    <w:bookmarkStart w:id="31" w:name="por-qué-la-necesitamos"/>
     <w:p>
       <w:pPr>
         <w:pStyle w:val="Heading3"/>
@@ -1358,9 +1358,9 @@
         </w:pict>
       </w:r>
     </w:p>
-    <w:bookmarkEnd w:id="20"/>
-    <w:bookmarkEnd w:id="21"/>
-    <w:bookmarkStart w:id="25" w:name="componentes-principales"/>
+    <w:bookmarkEnd w:id="31"/>
+    <w:bookmarkEnd w:id="32"/>
+    <w:bookmarkStart w:id="36" w:name="componentes-principales"/>
     <w:p>
       <w:pPr>
         <w:pStyle w:val="Heading2"/>
@@ -1369,7 +1369,7 @@
         <w:t xml:space="preserve">🏗️ COMPONENTES PRINCIPALES</w:t>
       </w:r>
     </w:p>
-    <w:bookmarkStart w:id="22" w:name="gestión-ambiental-integral"/>
+    <w:bookmarkStart w:id="33" w:name="gestión-ambiental-integral"/>
     <w:p>
       <w:pPr>
         <w:pStyle w:val="Heading3"/>
@@ -1530,8 +1530,8 @@
         <w:t xml:space="preserve">| 100% | Licencias y permisos |</w:t>
       </w:r>
     </w:p>
-    <w:bookmarkEnd w:id="22"/>
-    <w:bookmarkStart w:id="23" w:name="monitoreo-ambiental"/>
+    <w:bookmarkEnd w:id="33"/>
+    <w:bookmarkStart w:id="34" w:name="monitoreo-ambiental"/>
     <w:p>
       <w:pPr>
         <w:pStyle w:val="Heading3"/>
@@ -1670,8 +1670,8 @@
         <w:t xml:space="preserve">| 5 unidades | CCO y estaciones | ⏳ En instalación |</w:t>
       </w:r>
     </w:p>
-    <w:bookmarkEnd w:id="23"/>
-    <w:bookmarkStart w:id="24" w:name="planes-de-manejo-ambiental"/>
+    <w:bookmarkEnd w:id="34"/>
+    <w:bookmarkStart w:id="35" w:name="planes-de-manejo-ambiental"/>
     <w:p>
       <w:pPr>
         <w:pStyle w:val="Heading3"/>
@@ -1817,9 +1817,9 @@
         </w:pict>
       </w:r>
     </w:p>
-    <w:bookmarkEnd w:id="24"/>
-    <w:bookmarkEnd w:id="25"/>
-    <w:bookmarkStart w:id="28" w:name="especificaciones-técnicas-clave"/>
+    <w:bookmarkEnd w:id="35"/>
+    <w:bookmarkEnd w:id="36"/>
+    <w:bookmarkStart w:id="39" w:name="especificaciones-técnicas-clave"/>
     <w:p>
       <w:pPr>
         <w:pStyle w:val="Heading2"/>
@@ -1828,7 +1828,7 @@
         <w:t xml:space="preserve">📐 ESPECIFICACIONES TÉCNICAS CLAVE</w:t>
       </w:r>
     </w:p>
-    <w:bookmarkStart w:id="26" w:name="tabla-consolidada-de-especificaciones"/>
+    <w:bookmarkStart w:id="37" w:name="tabla-consolidada-de-especificaciones"/>
     <w:p>
       <w:pPr>
         <w:pStyle w:val="Heading3"/>
@@ -2080,8 +2080,8 @@
         </w:tc>
       </w:tr>
     </w:tbl>
-    <w:bookmarkEnd w:id="26"/>
-    <w:bookmarkStart w:id="27" w:name="criterios-de-aceptación"/>
+    <w:bookmarkEnd w:id="37"/>
+    <w:bookmarkStart w:id="38" w:name="criterios-de-aceptación"/>
     <w:p>
       <w:pPr>
         <w:pStyle w:val="Heading3"/>
@@ -2157,9 +2157,9 @@
         </w:pict>
       </w:r>
     </w:p>
-    <w:bookmarkEnd w:id="27"/>
-    <w:bookmarkEnd w:id="28"/>
-    <w:bookmarkStart w:id="31" w:name="ubicación-y-despliegue"/>
+    <w:bookmarkEnd w:id="38"/>
+    <w:bookmarkEnd w:id="39"/>
+    <w:bookmarkStart w:id="42" w:name="ubicación-y-despliegue"/>
     <w:p>
       <w:pPr>
         <w:pStyle w:val="Heading2"/>
@@ -2168,7 +2168,7 @@
         <w:t xml:space="preserve">📍 UBICACIÓN Y DESPLIEGUE</w:t>
       </w:r>
     </w:p>
-    <w:bookmarkStart w:id="29" w:name="mapa-de-despliegue"/>
+    <w:bookmarkStart w:id="40" w:name="mapa-de-despliegue"/>
     <w:p>
       <w:pPr>
         <w:pStyle w:val="Heading3"/>
@@ -2185,8 +2185,8 @@
         <w:t xml:space="preserve">La gestión ambiental se extiende a lo largo de los 526 km del corredor, cubriendo 5 departamentos y 3 ecosistemas diferentes.</w:t>
       </w:r>
     </w:p>
-    <w:bookmarkEnd w:id="29"/>
-    <w:bookmarkStart w:id="30" w:name="tabla-de-ubicaciones-principales"/>
+    <w:bookmarkEnd w:id="40"/>
+    <w:bookmarkStart w:id="41" w:name="tabla-de-ubicaciones-principales"/>
     <w:p>
       <w:pPr>
         <w:pStyle w:val="Heading3"/>
@@ -2431,9 +2431,9 @@
         </w:pict>
       </w:r>
     </w:p>
-    <w:bookmarkEnd w:id="30"/>
-    <w:bookmarkEnd w:id="31"/>
-    <w:bookmarkStart w:id="35" w:name="operación-y-mantenimiento"/>
+    <w:bookmarkEnd w:id="41"/>
+    <w:bookmarkEnd w:id="42"/>
+    <w:bookmarkStart w:id="46" w:name="operación-y-mantenimiento"/>
     <w:p>
       <w:pPr>
         <w:pStyle w:val="Heading2"/>
@@ -2442,7 +2442,7 @@
         <w:t xml:space="preserve">⚙️ OPERACIÓN Y MANTENIMIENTO</w:t>
       </w:r>
     </w:p>
-    <w:bookmarkStart w:id="32" w:name="operación-normal"/>
+    <w:bookmarkStart w:id="43" w:name="operación-normal"/>
     <w:p>
       <w:pPr>
         <w:pStyle w:val="Heading3"/>
@@ -2459,8 +2459,8 @@
         <w:t xml:space="preserve">La gestión ambiental opera 24/7 monitoreando indicadores ambientales, con reportes automáticos y alertas tempranas para desviaciones.</w:t>
       </w:r>
     </w:p>
-    <w:bookmarkEnd w:id="32"/>
-    <w:bookmarkStart w:id="33" w:name="mantenimiento-preventivo"/>
+    <w:bookmarkEnd w:id="43"/>
+    <w:bookmarkStart w:id="44" w:name="mantenimiento-preventivo"/>
     <w:p>
       <w:pPr>
         <w:pStyle w:val="Heading3"/>
@@ -2579,8 +2579,8 @@
         <w:t xml:space="preserve">Auditorías ambientales externas</w:t>
       </w:r>
     </w:p>
-    <w:bookmarkEnd w:id="33"/>
-    <w:bookmarkStart w:id="34" w:name="respuesta-a-incidentes"/>
+    <w:bookmarkEnd w:id="44"/>
+    <w:bookmarkStart w:id="45" w:name="respuesta-a-incidentes"/>
     <w:p>
       <w:pPr>
         <w:pStyle w:val="Heading3"/>
@@ -2706,9 +2706,9 @@
         </w:pict>
       </w:r>
     </w:p>
-    <w:bookmarkEnd w:id="34"/>
-    <w:bookmarkEnd w:id="35"/>
-    <w:bookmarkStart w:id="38" w:name="interfaces-con-otras-especialidades"/>
+    <w:bookmarkEnd w:id="45"/>
+    <w:bookmarkEnd w:id="46"/>
+    <w:bookmarkStart w:id="49" w:name="interfaces-con-otras-especialidades"/>
     <w:p>
       <w:pPr>
         <w:pStyle w:val="Heading2"/>
@@ -2717,7 +2717,7 @@
         <w:t xml:space="preserve">🔗 INTERFACES CON OTRAS ESPECIALIDADES</w:t>
       </w:r>
     </w:p>
-    <w:bookmarkStart w:id="36" w:name="diagrama-de-interfaces"/>
+    <w:bookmarkStart w:id="47" w:name="diagrama-de-interfaces"/>
     <w:p>
       <w:pPr>
         <w:pStyle w:val="Heading3"/>
@@ -2773,8 +2773,8 @@
         <w:t xml:space="preserve">[Cumplimiento y Sostenibilidad]</w:t>
       </w:r>
     </w:p>
-    <w:bookmarkEnd w:id="36"/>
-    <w:bookmarkStart w:id="37" w:name="tabla-de-interfaces-críticas"/>
+    <w:bookmarkEnd w:id="47"/>
+    <w:bookmarkStart w:id="48" w:name="tabla-de-interfaces-críticas"/>
     <w:p>
       <w:pPr>
         <w:pStyle w:val="Heading3"/>
@@ -3073,9 +3073,9 @@
         </w:pict>
       </w:r>
     </w:p>
-    <w:bookmarkEnd w:id="37"/>
-    <w:bookmarkEnd w:id="38"/>
-    <w:bookmarkStart w:id="42" w:name="supuestos-técnicos-y-limitaciones"/>
+    <w:bookmarkEnd w:id="48"/>
+    <w:bookmarkEnd w:id="49"/>
+    <w:bookmarkStart w:id="53" w:name="supuestos-técnicos-y-limitaciones"/>
     <w:p>
       <w:pPr>
         <w:pStyle w:val="Heading2"/>
@@ -3084,7 +3084,7 @@
         <w:t xml:space="preserve">📋 SUPUESTOS TÉCNICOS Y LIMITACIONES</w:t>
       </w:r>
     </w:p>
-    <w:bookmarkStart w:id="39" w:name="supuestos-críticos-del-diseño"/>
+    <w:bookmarkStart w:id="50" w:name="supuestos-críticos-del-diseño"/>
     <w:p>
       <w:pPr>
         <w:pStyle w:val="Heading3"/>
@@ -3376,8 +3376,8 @@
         </w:tc>
       </w:tr>
     </w:tbl>
-    <w:bookmarkEnd w:id="39"/>
-    <w:bookmarkStart w:id="40" w:name="limitaciones-del-diseño"/>
+    <w:bookmarkEnd w:id="50"/>
+    <w:bookmarkStart w:id="51" w:name="limitaciones-del-diseño"/>
     <w:p>
       <w:pPr>
         <w:pStyle w:val="Heading3"/>
@@ -3496,8 +3496,8 @@
         <w:t xml:space="preserve">Limitaciones de recursos naturales</w:t>
       </w:r>
     </w:p>
-    <w:bookmarkEnd w:id="40"/>
-    <w:bookmarkStart w:id="41" w:name="dependencias-críticas"/>
+    <w:bookmarkEnd w:id="51"/>
+    <w:bookmarkStart w:id="52" w:name="dependencias-críticas"/>
     <w:p>
       <w:pPr>
         <w:pStyle w:val="Heading3"/>
@@ -3623,9 +3623,9 @@
         </w:pict>
       </w:r>
     </w:p>
-    <w:bookmarkEnd w:id="41"/>
-    <w:bookmarkEnd w:id="42"/>
-    <w:bookmarkStart w:id="43" w:name="riesgos-y-mitigaciones"/>
+    <w:bookmarkEnd w:id="52"/>
+    <w:bookmarkEnd w:id="53"/>
+    <w:bookmarkStart w:id="54" w:name="riesgos-y-mitigaciones"/>
     <w:p>
       <w:pPr>
         <w:pStyle w:val="Heading2"/>
@@ -4031,8 +4031,8 @@
         </w:pict>
       </w:r>
     </w:p>
-    <w:bookmarkEnd w:id="43"/>
-    <w:bookmarkStart w:id="46" w:name="cumplimiento-contractual"/>
+    <w:bookmarkEnd w:id="54"/>
+    <w:bookmarkStart w:id="57" w:name="cumplimiento-contractual"/>
     <w:p>
       <w:pPr>
         <w:pStyle w:val="Heading2"/>
@@ -4041,7 +4041,7 @@
         <w:t xml:space="preserve">📋 CUMPLIMIENTO CONTRACTUAL</w:t>
       </w:r>
     </w:p>
-    <w:bookmarkStart w:id="44" w:name="obligaciones-clave-del-contrato"/>
+    <w:bookmarkStart w:id="55" w:name="obligaciones-clave-del-contrato"/>
     <w:p>
       <w:pPr>
         <w:pStyle w:val="Heading3"/>
@@ -4190,8 +4190,8 @@
         <w:t xml:space="preserve">ISO 14001 y certificación ambiental - En progreso</w:t>
       </w:r>
     </w:p>
-    <w:bookmarkEnd w:id="44"/>
-    <w:bookmarkStart w:id="45" w:name="referencias-contractuales"/>
+    <w:bookmarkEnd w:id="55"/>
+    <w:bookmarkStart w:id="56" w:name="referencias-contractuales"/>
     <w:p>
       <w:pPr>
         <w:pStyle w:val="Heading3"/>
@@ -4295,9 +4295,9 @@
         </w:pict>
       </w:r>
     </w:p>
-    <w:bookmarkEnd w:id="45"/>
-    <w:bookmarkEnd w:id="46"/>
-    <w:bookmarkStart w:id="49" w:name="documentación-de-soporte"/>
+    <w:bookmarkEnd w:id="56"/>
+    <w:bookmarkEnd w:id="57"/>
+    <w:bookmarkStart w:id="60" w:name="documentación-de-soporte"/>
     <w:p>
       <w:pPr>
         <w:pStyle w:val="Heading2"/>
@@ -4306,7 +4306,7 @@
         <w:t xml:space="preserve">📚 DOCUMENTACIÓN DE SOPORTE</w:t>
       </w:r>
     </w:p>
-    <w:bookmarkStart w:id="47" w:name="documentos-técnicos-disponibles"/>
+    <w:bookmarkStart w:id="58" w:name="documentos-técnicos-disponibles"/>
     <w:p>
       <w:pPr>
         <w:pStyle w:val="Heading3"/>
@@ -4482,8 +4482,8 @@
         </w:tc>
       </w:tr>
     </w:tbl>
-    <w:bookmarkEnd w:id="47"/>
-    <w:bookmarkStart w:id="48" w:name="para-más-información-técnica"/>
+    <w:bookmarkEnd w:id="58"/>
+    <w:bookmarkStart w:id="59" w:name="para-más-información-técnica"/>
     <w:p>
       <w:pPr>
         <w:pStyle w:val="Heading3"/>
@@ -4507,9 +4507,9 @@
         </w:pict>
       </w:r>
     </w:p>
-    <w:bookmarkEnd w:id="48"/>
-    <w:bookmarkEnd w:id="49"/>
-    <w:bookmarkStart w:id="50" w:name="contactos-y-responsables"/>
+    <w:bookmarkEnd w:id="59"/>
+    <w:bookmarkEnd w:id="60"/>
+    <w:bookmarkStart w:id="61" w:name="contactos-y-responsables"/>
     <w:p>
       <w:pPr>
         <w:pStyle w:val="Heading2"/>
@@ -4692,8 +4692,8 @@
         </w:pict>
       </w:r>
     </w:p>
-    <w:bookmarkEnd w:id="50"/>
-    <w:bookmarkStart w:id="51" w:name="indicadores-de-desempeño-kpis"/>
+    <w:bookmarkEnd w:id="61"/>
+    <w:bookmarkStart w:id="62" w:name="indicadores-de-desempeño-kpis"/>
     <w:p>
       <w:pPr>
         <w:pStyle w:val="Heading2"/>
@@ -5025,8 +5025,8 @@
         </w:pict>
       </w:r>
     </w:p>
-    <w:bookmarkEnd w:id="51"/>
-    <w:bookmarkStart w:id="53" w:name="decisiones-tecnicas-aplicadas"/>
+    <w:bookmarkEnd w:id="62"/>
+    <w:bookmarkStart w:id="64" w:name="decisiones-tecnicas-aplicadas"/>
     <w:p>
       <w:pPr>
         <w:pStyle w:val="Heading2"/>
@@ -5035,7 +5035,7 @@
         <w:t xml:space="preserve">📋 DECISIONES TECNICAS APLICADAS</w:t>
       </w:r>
     </w:p>
-    <w:bookmarkStart w:id="52" w:name="gestion-ambiental-permisos"/>
+    <w:bookmarkStart w:id="63" w:name="gestion-ambiental-permisos"/>
     <w:p>
       <w:pPr>
         <w:pStyle w:val="Heading3"/>
@@ -5075,9 +5075,9 @@
         </w:pict>
       </w:r>
     </w:p>
-    <w:bookmarkEnd w:id="52"/>
-    <w:bookmarkEnd w:id="53"/>
-    <w:bookmarkStart w:id="54" w:name="control-de-versiones"/>
+    <w:bookmarkEnd w:id="63"/>
+    <w:bookmarkEnd w:id="64"/>
+    <w:bookmarkStart w:id="65" w:name="control-de-versiones"/>
     <w:p>
       <w:pPr>
         <w:pStyle w:val="Heading2"/>
@@ -5276,8 +5276,8 @@
         <w:t xml:space="preserve">ESPECIALIDAD_05_Ingenieria_Ambiental_Master.md v1.0</w:t>
       </w:r>
     </w:p>
-    <w:bookmarkEnd w:id="54"/>
-    <w:bookmarkEnd w:id="55"/>
+    <w:bookmarkEnd w:id="65"/>
+    <w:bookmarkEnd w:id="66"/>
     <w:sectPr>
       <w:footnotePr>
         <w:numRestart w:val="eachSect"/>
@@ -5644,10 +5644,10 @@
   <w:docDefaults>
     <w:rPrDefault>
       <w:rPr>
-        <w:rFonts w:asciiTheme="minorHAnsi" w:cstheme="minorBidi" w:eastAsiaTheme="minorEastAsia" w:hAnsiTheme="minorHAnsi"/>
+        <w:rFonts w:asciiTheme="minorHAnsi" w:cstheme="minorBidi" w:eastAsiaTheme="minorHAnsi" w:hAnsiTheme="minorHAnsi"/>
         <w:sz w:val="24"/>
         <w:szCs w:val="24"/>
-        <w:lang w:bidi="ar-SA" w:eastAsia="zh-CN" w:val="en-US"/>
+        <w:lang w:bidi="ar-SA" w:eastAsia="en-US" w:val="en-US"/>
       </w:rPr>
     </w:rPrDefault>
     <w:pPrDefault>
@@ -5699,6 +5699,8 @@
     </w:pPr>
     <w:rPr>
       <w:rFonts w:asciiTheme="majorHAnsi" w:cstheme="majorBidi" w:eastAsiaTheme="majorEastAsia" w:hAnsiTheme="majorHAnsi"/>
+      <w:spacing w:val="-10"/>
+      <w:kern w:val="28"/>
       <w:sz w:val="56"/>
       <w:szCs w:val="56"/>
     </w:rPr>
@@ -5711,6 +5713,8 @@
     <w:rsid w:val="00A10FD9"/>
     <w:rPr>
       <w:rFonts w:asciiTheme="majorHAnsi" w:cstheme="majorBidi" w:eastAsiaTheme="majorEastAsia" w:hAnsiTheme="majorHAnsi"/>
+      <w:spacing w:val="-10"/>
+      <w:kern w:val="28"/>
       <w:sz w:val="56"/>
       <w:szCs w:val="56"/>
     </w:rPr>
@@ -5751,31 +5755,23 @@
   </w:style>
   <w:style w:customStyle="1" w:styleId="Author" w:type="paragraph">
     <w:name w:val="Author"/>
-    <w:basedOn w:val="Title"/>
     <w:next w:val="BodyText"/>
     <w:qFormat/>
     <w:pPr>
       <w:keepNext/>
       <w:keepLines/>
+      <w:jc w:val="center"/>
     </w:pPr>
-    <w:rPr>
-      <w:sz w:val="24"/>
-      <w:szCs w:val="24"/>
-    </w:rPr>
   </w:style>
   <w:style w:styleId="Date" w:type="paragraph">
     <w:name w:val="Date"/>
-    <w:basedOn w:val="Title"/>
     <w:next w:val="BodyText"/>
     <w:qFormat/>
     <w:pPr>
       <w:keepNext/>
       <w:keepLines/>
+      <w:jc w:val="center"/>
     </w:pPr>
-    <w:rPr>
-      <w:sz w:val="24"/>
-      <w:szCs w:val="24"/>
-    </w:rPr>
   </w:style>
   <w:style w:customStyle="1" w:styleId="AbstractTitle" w:type="paragraph">
     <w:name w:val="Abstract Title"/>
@@ -6188,6 +6184,13 @@
       </w:tblCellMar>
     </w:tblPr>
     <w:tblStylePr w:type="firstRow">
+      <w:tblPr>
+        <w:jc w:val="left"/>
+        <w:tblInd w:type="dxa" w:w="0"/>
+      </w:tblPr>
+      <w:trPr>
+        <w:jc w:val="left"/>
+      </w:trPr>
       <w:tcPr>
         <w:tcBorders>
           <w:bottom w:val="single"/>

--- a/X_ENTREGABLES_CONSOLIDADOS/8_DOCUMENTOS_SERVIDOS/WORD/ESPECIALIDAD_05_Ingenieria_Ambiental_EJECUTIVO.docx
+++ b/X_ENTREGABLES_CONSOLIDADOS/8_DOCUMENTOS_SERVIDOS/WORD/ESPECIALIDAD_05_Ingenieria_Ambiental_EJECUTIVO.docx
@@ -28,7 +28,7 @@
         </w:p>
       </w:sdtContent>
     </w:sdt>
-    <w:bookmarkStart w:id="66" w:name="especialidad-05-ingeniería-ambiental"/>
+    <w:bookmarkStart w:id="55" w:name="especialidad-05-ingeniería-ambiental"/>
     <w:p>
       <w:pPr>
         <w:pStyle w:val="Heading1"/>
@@ -37,7 +37,7 @@
         <w:t xml:space="preserve">ESPECIALIDAD 05: INGENIERÍA AMBIENTAL</w:t>
       </w:r>
     </w:p>
-    <w:bookmarkStart w:id="20" w:name="documento-ejecutivo-de-ingeniería"/>
+    <w:bookmarkStart w:id="9" w:name="documento-ejecutivo-de-ingeniería"/>
     <w:p>
       <w:pPr>
         <w:pStyle w:val="Heading2"/>
@@ -53,8 +53,8 @@
         </w:pict>
       </w:r>
     </w:p>
-    <w:bookmarkEnd w:id="20"/>
-    <w:bookmarkStart w:id="24" w:name="resumen-ejecutivo"/>
+    <w:bookmarkEnd w:id="9"/>
+    <w:bookmarkStart w:id="13" w:name="resumen-ejecutivo"/>
     <w:p>
       <w:pPr>
         <w:pStyle w:val="Heading2"/>
@@ -63,7 +63,7 @@
         <w:t xml:space="preserve">📊 RESUMEN EJECUTIVO</w:t>
       </w:r>
     </w:p>
-    <w:bookmarkStart w:id="21" w:name="X7c07705fb5e25c553c679eab7107af56022a4cb"/>
+    <w:bookmarkStart w:id="10" w:name="X7c07705fb5e25c553c679eab7107af56022a4cb"/>
     <w:p>
       <w:pPr>
         <w:pStyle w:val="Heading3"/>
@@ -96,8 +96,8 @@
         <w:t xml:space="preserve">del ferrocarril que garantiza que toda la operación ferroviaria se desarrolle de manera responsable con el medio ambiente. Es como el sistema de gestión ambiental de una empresa, pero aplicado a un ferrocarril completo que debe operar de manera sostenible durante 30 años.</w:t>
       </w:r>
     </w:p>
-    <w:bookmarkEnd w:id="21"/>
-    <w:bookmarkStart w:id="22" w:name="X7c83a38cc8f42be1526a62fa09e05463bbe3395"/>
+    <w:bookmarkEnd w:id="10"/>
+    <w:bookmarkStart w:id="11" w:name="X7c83a38cc8f42be1526a62fa09e05463bbe3395"/>
     <w:p>
       <w:pPr>
         <w:pStyle w:val="Heading3"/>
@@ -238,8 +238,8 @@
         <w:t xml:space="preserve">Licencias ambientales y permisos</w:t>
       </w:r>
     </w:p>
-    <w:bookmarkEnd w:id="22"/>
-    <w:bookmarkStart w:id="23" w:name="hitos-críticos"/>
+    <w:bookmarkEnd w:id="11"/>
+    <w:bookmarkStart w:id="12" w:name="hitos-críticos"/>
     <w:p>
       <w:pPr>
         <w:pStyle w:val="Heading3"/>
@@ -498,9 +498,9 @@
         </w:pict>
       </w:r>
     </w:p>
-    <w:bookmarkEnd w:id="23"/>
-    <w:bookmarkEnd w:id="24"/>
-    <w:bookmarkStart w:id="29" w:name="X16ad1bf8fd3c72f4f9f37ec0fde01a31e7fb65a"/>
+    <w:bookmarkEnd w:id="12"/>
+    <w:bookmarkEnd w:id="13"/>
+    <w:bookmarkStart w:id="18" w:name="X16ad1bf8fd3c72f4f9f37ec0fde01a31e7fb65a"/>
     <w:p>
       <w:pPr>
         <w:pStyle w:val="Heading2"/>
@@ -509,7 +509,7 @@
         <w:t xml:space="preserve">🔍 CRITERIOS DE DISEÑO Y JUSTIFICACIONES TÉCNICAS</w:t>
       </w:r>
     </w:p>
-    <w:bookmarkStart w:id="25" w:name="por-qué-526-km-de-gestión-ambiental"/>
+    <w:bookmarkStart w:id="14" w:name="por-qué-526-km-de-gestión-ambiental"/>
     <w:p>
       <w:pPr>
         <w:pStyle w:val="Heading3"/>
@@ -640,8 +640,8 @@
         <w:t xml:space="preserve">24/7 durante construcción y operación</w:t>
       </w:r>
     </w:p>
-    <w:bookmarkEnd w:id="25"/>
-    <w:bookmarkStart w:id="26" w:name="por-qué-5-departamentos"/>
+    <w:bookmarkEnd w:id="14"/>
+    <w:bookmarkStart w:id="15" w:name="por-qué-5-departamentos"/>
     <w:p>
       <w:pPr>
         <w:pStyle w:val="Heading3"/>
@@ -784,8 +784,8 @@
         <w:t xml:space="preserve">| 51 km | Caribe | Llanuras y humedales |</w:t>
       </w:r>
     </w:p>
-    <w:bookmarkEnd w:id="26"/>
-    <w:bookmarkStart w:id="27" w:name="por-qué-15-indicadores-ambientales"/>
+    <w:bookmarkEnd w:id="15"/>
+    <w:bookmarkStart w:id="16" w:name="por-qué-15-indicadores-ambientales"/>
     <w:p>
       <w:pPr>
         <w:pStyle w:val="Heading3"/>
@@ -938,8 +938,8 @@
         <w:t xml:space="preserve">1 indicador (residuos peligrosos)</w:t>
       </w:r>
     </w:p>
-    <w:bookmarkEnd w:id="27"/>
-    <w:bookmarkStart w:id="28" w:name="por-qué-100-cumplimiento"/>
+    <w:bookmarkEnd w:id="16"/>
+    <w:bookmarkStart w:id="17" w:name="por-qué-100-cumplimiento"/>
     <w:p>
       <w:pPr>
         <w:pStyle w:val="Heading3"/>
@@ -1077,9 +1077,9 @@
         </w:pict>
       </w:r>
     </w:p>
-    <w:bookmarkEnd w:id="28"/>
-    <w:bookmarkEnd w:id="29"/>
-    <w:bookmarkStart w:id="32" w:name="función-y-propósito-de-la-especialidad"/>
+    <w:bookmarkEnd w:id="17"/>
+    <w:bookmarkEnd w:id="18"/>
+    <w:bookmarkStart w:id="21" w:name="función-y-propósito-de-la-especialidad"/>
     <w:p>
       <w:pPr>
         <w:pStyle w:val="Heading2"/>
@@ -1088,7 +1088,7 @@
         <w:t xml:space="preserve">🎯 FUNCIÓN Y PROPÓSITO DE LA ESPECIALIDAD</w:t>
       </w:r>
     </w:p>
-    <w:bookmarkStart w:id="30" w:name="qué-hace-esta-especialidad"/>
+    <w:bookmarkStart w:id="19" w:name="qué-hace-esta-especialidad"/>
     <w:p>
       <w:pPr>
         <w:pStyle w:val="Heading3"/>
@@ -1231,8 +1231,8 @@
         <w:t xml:space="preserve">Cumplimiento de estándares</w:t>
       </w:r>
     </w:p>
-    <w:bookmarkEnd w:id="30"/>
-    <w:bookmarkStart w:id="31" w:name="por-qué-la-necesitamos"/>
+    <w:bookmarkEnd w:id="19"/>
+    <w:bookmarkStart w:id="20" w:name="por-qué-la-necesitamos"/>
     <w:p>
       <w:pPr>
         <w:pStyle w:val="Heading3"/>
@@ -1358,9 +1358,9 @@
         </w:pict>
       </w:r>
     </w:p>
-    <w:bookmarkEnd w:id="31"/>
-    <w:bookmarkEnd w:id="32"/>
-    <w:bookmarkStart w:id="36" w:name="componentes-principales"/>
+    <w:bookmarkEnd w:id="20"/>
+    <w:bookmarkEnd w:id="21"/>
+    <w:bookmarkStart w:id="25" w:name="componentes-principales"/>
     <w:p>
       <w:pPr>
         <w:pStyle w:val="Heading2"/>
@@ -1369,7 +1369,7 @@
         <w:t xml:space="preserve">🏗️ COMPONENTES PRINCIPALES</w:t>
       </w:r>
     </w:p>
-    <w:bookmarkStart w:id="33" w:name="gestión-ambiental-integral"/>
+    <w:bookmarkStart w:id="22" w:name="gestión-ambiental-integral"/>
     <w:p>
       <w:pPr>
         <w:pStyle w:val="Heading3"/>
@@ -1530,8 +1530,8 @@
         <w:t xml:space="preserve">| 100% | Licencias y permisos |</w:t>
       </w:r>
     </w:p>
-    <w:bookmarkEnd w:id="33"/>
-    <w:bookmarkStart w:id="34" w:name="monitoreo-ambiental"/>
+    <w:bookmarkEnd w:id="22"/>
+    <w:bookmarkStart w:id="23" w:name="monitoreo-ambiental"/>
     <w:p>
       <w:pPr>
         <w:pStyle w:val="Heading3"/>
@@ -1670,8 +1670,8 @@
         <w:t xml:space="preserve">| 5 unidades | CCO y estaciones | ⏳ En instalación |</w:t>
       </w:r>
     </w:p>
-    <w:bookmarkEnd w:id="34"/>
-    <w:bookmarkStart w:id="35" w:name="planes-de-manejo-ambiental"/>
+    <w:bookmarkEnd w:id="23"/>
+    <w:bookmarkStart w:id="24" w:name="planes-de-manejo-ambiental"/>
     <w:p>
       <w:pPr>
         <w:pStyle w:val="Heading3"/>
@@ -1817,9 +1817,9 @@
         </w:pict>
       </w:r>
     </w:p>
-    <w:bookmarkEnd w:id="35"/>
-    <w:bookmarkEnd w:id="36"/>
-    <w:bookmarkStart w:id="39" w:name="especificaciones-técnicas-clave"/>
+    <w:bookmarkEnd w:id="24"/>
+    <w:bookmarkEnd w:id="25"/>
+    <w:bookmarkStart w:id="28" w:name="especificaciones-técnicas-clave"/>
     <w:p>
       <w:pPr>
         <w:pStyle w:val="Heading2"/>
@@ -1828,7 +1828,7 @@
         <w:t xml:space="preserve">📐 ESPECIFICACIONES TÉCNICAS CLAVE</w:t>
       </w:r>
     </w:p>
-    <w:bookmarkStart w:id="37" w:name="tabla-consolidada-de-especificaciones"/>
+    <w:bookmarkStart w:id="26" w:name="tabla-consolidada-de-especificaciones"/>
     <w:p>
       <w:pPr>
         <w:pStyle w:val="Heading3"/>
@@ -2080,8 +2080,8 @@
         </w:tc>
       </w:tr>
     </w:tbl>
-    <w:bookmarkEnd w:id="37"/>
-    <w:bookmarkStart w:id="38" w:name="criterios-de-aceptación"/>
+    <w:bookmarkEnd w:id="26"/>
+    <w:bookmarkStart w:id="27" w:name="criterios-de-aceptación"/>
     <w:p>
       <w:pPr>
         <w:pStyle w:val="Heading3"/>
@@ -2157,9 +2157,9 @@
         </w:pict>
       </w:r>
     </w:p>
-    <w:bookmarkEnd w:id="38"/>
-    <w:bookmarkEnd w:id="39"/>
-    <w:bookmarkStart w:id="42" w:name="ubicación-y-despliegue"/>
+    <w:bookmarkEnd w:id="27"/>
+    <w:bookmarkEnd w:id="28"/>
+    <w:bookmarkStart w:id="31" w:name="ubicación-y-despliegue"/>
     <w:p>
       <w:pPr>
         <w:pStyle w:val="Heading2"/>
@@ -2168,7 +2168,7 @@
         <w:t xml:space="preserve">📍 UBICACIÓN Y DESPLIEGUE</w:t>
       </w:r>
     </w:p>
-    <w:bookmarkStart w:id="40" w:name="mapa-de-despliegue"/>
+    <w:bookmarkStart w:id="29" w:name="mapa-de-despliegue"/>
     <w:p>
       <w:pPr>
         <w:pStyle w:val="Heading3"/>
@@ -2185,8 +2185,8 @@
         <w:t xml:space="preserve">La gestión ambiental se extiende a lo largo de los 526 km del corredor, cubriendo 5 departamentos y 3 ecosistemas diferentes.</w:t>
       </w:r>
     </w:p>
-    <w:bookmarkEnd w:id="40"/>
-    <w:bookmarkStart w:id="41" w:name="tabla-de-ubicaciones-principales"/>
+    <w:bookmarkEnd w:id="29"/>
+    <w:bookmarkStart w:id="30" w:name="tabla-de-ubicaciones-principales"/>
     <w:p>
       <w:pPr>
         <w:pStyle w:val="Heading3"/>
@@ -2431,9 +2431,9 @@
         </w:pict>
       </w:r>
     </w:p>
-    <w:bookmarkEnd w:id="41"/>
-    <w:bookmarkEnd w:id="42"/>
-    <w:bookmarkStart w:id="46" w:name="operación-y-mantenimiento"/>
+    <w:bookmarkEnd w:id="30"/>
+    <w:bookmarkEnd w:id="31"/>
+    <w:bookmarkStart w:id="35" w:name="operación-y-mantenimiento"/>
     <w:p>
       <w:pPr>
         <w:pStyle w:val="Heading2"/>
@@ -2442,7 +2442,7 @@
         <w:t xml:space="preserve">⚙️ OPERACIÓN Y MANTENIMIENTO</w:t>
       </w:r>
     </w:p>
-    <w:bookmarkStart w:id="43" w:name="operación-normal"/>
+    <w:bookmarkStart w:id="32" w:name="operación-normal"/>
     <w:p>
       <w:pPr>
         <w:pStyle w:val="Heading3"/>
@@ -2459,8 +2459,8 @@
         <w:t xml:space="preserve">La gestión ambiental opera 24/7 monitoreando indicadores ambientales, con reportes automáticos y alertas tempranas para desviaciones.</w:t>
       </w:r>
     </w:p>
-    <w:bookmarkEnd w:id="43"/>
-    <w:bookmarkStart w:id="44" w:name="mantenimiento-preventivo"/>
+    <w:bookmarkEnd w:id="32"/>
+    <w:bookmarkStart w:id="33" w:name="mantenimiento-preventivo"/>
     <w:p>
       <w:pPr>
         <w:pStyle w:val="Heading3"/>
@@ -2579,8 +2579,8 @@
         <w:t xml:space="preserve">Auditorías ambientales externas</w:t>
       </w:r>
     </w:p>
-    <w:bookmarkEnd w:id="44"/>
-    <w:bookmarkStart w:id="45" w:name="respuesta-a-incidentes"/>
+    <w:bookmarkEnd w:id="33"/>
+    <w:bookmarkStart w:id="34" w:name="respuesta-a-incidentes"/>
     <w:p>
       <w:pPr>
         <w:pStyle w:val="Heading3"/>
@@ -2706,9 +2706,9 @@
         </w:pict>
       </w:r>
     </w:p>
-    <w:bookmarkEnd w:id="45"/>
-    <w:bookmarkEnd w:id="46"/>
-    <w:bookmarkStart w:id="49" w:name="interfaces-con-otras-especialidades"/>
+    <w:bookmarkEnd w:id="34"/>
+    <w:bookmarkEnd w:id="35"/>
+    <w:bookmarkStart w:id="38" w:name="interfaces-con-otras-especialidades"/>
     <w:p>
       <w:pPr>
         <w:pStyle w:val="Heading2"/>
@@ -2717,7 +2717,7 @@
         <w:t xml:space="preserve">🔗 INTERFACES CON OTRAS ESPECIALIDADES</w:t>
       </w:r>
     </w:p>
-    <w:bookmarkStart w:id="47" w:name="diagrama-de-interfaces"/>
+    <w:bookmarkStart w:id="36" w:name="diagrama-de-interfaces"/>
     <w:p>
       <w:pPr>
         <w:pStyle w:val="Heading3"/>
@@ -2773,8 +2773,8 @@
         <w:t xml:space="preserve">[Cumplimiento y Sostenibilidad]</w:t>
       </w:r>
     </w:p>
-    <w:bookmarkEnd w:id="47"/>
-    <w:bookmarkStart w:id="48" w:name="tabla-de-interfaces-críticas"/>
+    <w:bookmarkEnd w:id="36"/>
+    <w:bookmarkStart w:id="37" w:name="tabla-de-interfaces-críticas"/>
     <w:p>
       <w:pPr>
         <w:pStyle w:val="Heading3"/>
@@ -3073,9 +3073,9 @@
         </w:pict>
       </w:r>
     </w:p>
-    <w:bookmarkEnd w:id="48"/>
-    <w:bookmarkEnd w:id="49"/>
-    <w:bookmarkStart w:id="53" w:name="supuestos-técnicos-y-limitaciones"/>
+    <w:bookmarkEnd w:id="37"/>
+    <w:bookmarkEnd w:id="38"/>
+    <w:bookmarkStart w:id="42" w:name="supuestos-técnicos-y-limitaciones"/>
     <w:p>
       <w:pPr>
         <w:pStyle w:val="Heading2"/>
@@ -3084,7 +3084,7 @@
         <w:t xml:space="preserve">📋 SUPUESTOS TÉCNICOS Y LIMITACIONES</w:t>
       </w:r>
     </w:p>
-    <w:bookmarkStart w:id="50" w:name="supuestos-críticos-del-diseño"/>
+    <w:bookmarkStart w:id="39" w:name="supuestos-críticos-del-diseño"/>
     <w:p>
       <w:pPr>
         <w:pStyle w:val="Heading3"/>
@@ -3376,8 +3376,8 @@
         </w:tc>
       </w:tr>
     </w:tbl>
-    <w:bookmarkEnd w:id="50"/>
-    <w:bookmarkStart w:id="51" w:name="limitaciones-del-diseño"/>
+    <w:bookmarkEnd w:id="39"/>
+    <w:bookmarkStart w:id="40" w:name="limitaciones-del-diseño"/>
     <w:p>
       <w:pPr>
         <w:pStyle w:val="Heading3"/>
@@ -3496,8 +3496,8 @@
         <w:t xml:space="preserve">Limitaciones de recursos naturales</w:t>
       </w:r>
     </w:p>
-    <w:bookmarkEnd w:id="51"/>
-    <w:bookmarkStart w:id="52" w:name="dependencias-críticas"/>
+    <w:bookmarkEnd w:id="40"/>
+    <w:bookmarkStart w:id="41" w:name="dependencias-críticas"/>
     <w:p>
       <w:pPr>
         <w:pStyle w:val="Heading3"/>
@@ -3623,9 +3623,9 @@
         </w:pict>
       </w:r>
     </w:p>
-    <w:bookmarkEnd w:id="52"/>
-    <w:bookmarkEnd w:id="53"/>
-    <w:bookmarkStart w:id="54" w:name="riesgos-y-mitigaciones"/>
+    <w:bookmarkEnd w:id="41"/>
+    <w:bookmarkEnd w:id="42"/>
+    <w:bookmarkStart w:id="43" w:name="riesgos-y-mitigaciones"/>
     <w:p>
       <w:pPr>
         <w:pStyle w:val="Heading2"/>
@@ -4031,8 +4031,8 @@
         </w:pict>
       </w:r>
     </w:p>
-    <w:bookmarkEnd w:id="54"/>
-    <w:bookmarkStart w:id="57" w:name="cumplimiento-contractual"/>
+    <w:bookmarkEnd w:id="43"/>
+    <w:bookmarkStart w:id="46" w:name="cumplimiento-contractual"/>
     <w:p>
       <w:pPr>
         <w:pStyle w:val="Heading2"/>
@@ -4041,7 +4041,7 @@
         <w:t xml:space="preserve">📋 CUMPLIMIENTO CONTRACTUAL</w:t>
       </w:r>
     </w:p>
-    <w:bookmarkStart w:id="55" w:name="obligaciones-clave-del-contrato"/>
+    <w:bookmarkStart w:id="44" w:name="obligaciones-clave-del-contrato"/>
     <w:p>
       <w:pPr>
         <w:pStyle w:val="Heading3"/>
@@ -4190,8 +4190,8 @@
         <w:t xml:space="preserve">ISO 14001 y certificación ambiental - En progreso</w:t>
       </w:r>
     </w:p>
-    <w:bookmarkEnd w:id="55"/>
-    <w:bookmarkStart w:id="56" w:name="referencias-contractuales"/>
+    <w:bookmarkEnd w:id="44"/>
+    <w:bookmarkStart w:id="45" w:name="referencias-contractuales"/>
     <w:p>
       <w:pPr>
         <w:pStyle w:val="Heading3"/>
@@ -4295,9 +4295,9 @@
         </w:pict>
       </w:r>
     </w:p>
-    <w:bookmarkEnd w:id="56"/>
-    <w:bookmarkEnd w:id="57"/>
-    <w:bookmarkStart w:id="60" w:name="documentación-de-soporte"/>
+    <w:bookmarkEnd w:id="45"/>
+    <w:bookmarkEnd w:id="46"/>
+    <w:bookmarkStart w:id="49" w:name="documentación-de-soporte"/>
     <w:p>
       <w:pPr>
         <w:pStyle w:val="Heading2"/>
@@ -4306,7 +4306,7 @@
         <w:t xml:space="preserve">📚 DOCUMENTACIÓN DE SOPORTE</w:t>
       </w:r>
     </w:p>
-    <w:bookmarkStart w:id="58" w:name="documentos-técnicos-disponibles"/>
+    <w:bookmarkStart w:id="47" w:name="documentos-técnicos-disponibles"/>
     <w:p>
       <w:pPr>
         <w:pStyle w:val="Heading3"/>
@@ -4482,8 +4482,8 @@
         </w:tc>
       </w:tr>
     </w:tbl>
-    <w:bookmarkEnd w:id="58"/>
-    <w:bookmarkStart w:id="59" w:name="para-más-información-técnica"/>
+    <w:bookmarkEnd w:id="47"/>
+    <w:bookmarkStart w:id="48" w:name="para-más-información-técnica"/>
     <w:p>
       <w:pPr>
         <w:pStyle w:val="Heading3"/>
@@ -4507,9 +4507,9 @@
         </w:pict>
       </w:r>
     </w:p>
-    <w:bookmarkEnd w:id="59"/>
-    <w:bookmarkEnd w:id="60"/>
-    <w:bookmarkStart w:id="61" w:name="contactos-y-responsables"/>
+    <w:bookmarkEnd w:id="48"/>
+    <w:bookmarkEnd w:id="49"/>
+    <w:bookmarkStart w:id="50" w:name="contactos-y-responsables"/>
     <w:p>
       <w:pPr>
         <w:pStyle w:val="Heading2"/>
@@ -4692,8 +4692,8 @@
         </w:pict>
       </w:r>
     </w:p>
-    <w:bookmarkEnd w:id="61"/>
-    <w:bookmarkStart w:id="62" w:name="indicadores-de-desempeño-kpis"/>
+    <w:bookmarkEnd w:id="50"/>
+    <w:bookmarkStart w:id="51" w:name="indicadores-de-desempeño-kpis"/>
     <w:p>
       <w:pPr>
         <w:pStyle w:val="Heading2"/>
@@ -5025,8 +5025,8 @@
         </w:pict>
       </w:r>
     </w:p>
-    <w:bookmarkEnd w:id="62"/>
-    <w:bookmarkStart w:id="64" w:name="decisiones-tecnicas-aplicadas"/>
+    <w:bookmarkEnd w:id="51"/>
+    <w:bookmarkStart w:id="53" w:name="decisiones-tecnicas-aplicadas"/>
     <w:p>
       <w:pPr>
         <w:pStyle w:val="Heading2"/>
@@ -5035,7 +5035,7 @@
         <w:t xml:space="preserve">📋 DECISIONES TECNICAS APLICADAS</w:t>
       </w:r>
     </w:p>
-    <w:bookmarkStart w:id="63" w:name="gestion-ambiental-permisos"/>
+    <w:bookmarkStart w:id="52" w:name="gestion-ambiental-permisos"/>
     <w:p>
       <w:pPr>
         <w:pStyle w:val="Heading3"/>
@@ -5075,9 +5075,9 @@
         </w:pict>
       </w:r>
     </w:p>
-    <w:bookmarkEnd w:id="63"/>
-    <w:bookmarkEnd w:id="64"/>
-    <w:bookmarkStart w:id="65" w:name="control-de-versiones"/>
+    <w:bookmarkEnd w:id="52"/>
+    <w:bookmarkEnd w:id="53"/>
+    <w:bookmarkStart w:id="54" w:name="control-de-versiones"/>
     <w:p>
       <w:pPr>
         <w:pStyle w:val="Heading2"/>
@@ -5276,8 +5276,8 @@
         <w:t xml:space="preserve">ESPECIALIDAD_05_Ingenieria_Ambiental_Master.md v1.0</w:t>
       </w:r>
     </w:p>
-    <w:bookmarkEnd w:id="65"/>
-    <w:bookmarkEnd w:id="66"/>
+    <w:bookmarkEnd w:id="54"/>
+    <w:bookmarkEnd w:id="55"/>
     <w:sectPr>
       <w:footnotePr>
         <w:numRestart w:val="eachSect"/>
@@ -5644,10 +5644,10 @@
   <w:docDefaults>
     <w:rPrDefault>
       <w:rPr>
-        <w:rFonts w:asciiTheme="minorHAnsi" w:cstheme="minorBidi" w:eastAsiaTheme="minorHAnsi" w:hAnsiTheme="minorHAnsi"/>
+        <w:rFonts w:asciiTheme="minorHAnsi" w:cstheme="minorBidi" w:eastAsiaTheme="minorEastAsia" w:hAnsiTheme="minorHAnsi"/>
         <w:sz w:val="24"/>
         <w:szCs w:val="24"/>
-        <w:lang w:bidi="ar-SA" w:eastAsia="en-US" w:val="en-US"/>
+        <w:lang w:bidi="ar-SA" w:eastAsia="zh-CN" w:val="en-US"/>
       </w:rPr>
     </w:rPrDefault>
     <w:pPrDefault>
@@ -5699,8 +5699,6 @@
     </w:pPr>
     <w:rPr>
       <w:rFonts w:asciiTheme="majorHAnsi" w:cstheme="majorBidi" w:eastAsiaTheme="majorEastAsia" w:hAnsiTheme="majorHAnsi"/>
-      <w:spacing w:val="-10"/>
-      <w:kern w:val="28"/>
       <w:sz w:val="56"/>
       <w:szCs w:val="56"/>
     </w:rPr>
@@ -5713,8 +5711,6 @@
     <w:rsid w:val="00A10FD9"/>
     <w:rPr>
       <w:rFonts w:asciiTheme="majorHAnsi" w:cstheme="majorBidi" w:eastAsiaTheme="majorEastAsia" w:hAnsiTheme="majorHAnsi"/>
-      <w:spacing w:val="-10"/>
-      <w:kern w:val="28"/>
       <w:sz w:val="56"/>
       <w:szCs w:val="56"/>
     </w:rPr>
@@ -5755,23 +5751,31 @@
   </w:style>
   <w:style w:customStyle="1" w:styleId="Author" w:type="paragraph">
     <w:name w:val="Author"/>
+    <w:basedOn w:val="Title"/>
     <w:next w:val="BodyText"/>
     <w:qFormat/>
     <w:pPr>
       <w:keepNext/>
       <w:keepLines/>
-      <w:jc w:val="center"/>
     </w:pPr>
+    <w:rPr>
+      <w:sz w:val="24"/>
+      <w:szCs w:val="24"/>
+    </w:rPr>
   </w:style>
   <w:style w:styleId="Date" w:type="paragraph">
     <w:name w:val="Date"/>
+    <w:basedOn w:val="Title"/>
     <w:next w:val="BodyText"/>
     <w:qFormat/>
     <w:pPr>
       <w:keepNext/>
       <w:keepLines/>
-      <w:jc w:val="center"/>
     </w:pPr>
+    <w:rPr>
+      <w:sz w:val="24"/>
+      <w:szCs w:val="24"/>
+    </w:rPr>
   </w:style>
   <w:style w:customStyle="1" w:styleId="AbstractTitle" w:type="paragraph">
     <w:name w:val="Abstract Title"/>
@@ -6184,13 +6188,6 @@
       </w:tblCellMar>
     </w:tblPr>
     <w:tblStylePr w:type="firstRow">
-      <w:tblPr>
-        <w:jc w:val="left"/>
-        <w:tblInd w:type="dxa" w:w="0"/>
-      </w:tblPr>
-      <w:trPr>
-        <w:jc w:val="left"/>
-      </w:trPr>
       <w:tcPr>
         <w:tcBorders>
           <w:bottom w:val="single"/>

--- a/X_ENTREGABLES_CONSOLIDADOS/8_DOCUMENTOS_SERVIDOS/WORD/ESPECIALIDAD_05_Ingenieria_Ambiental_EJECUTIVO.docx
+++ b/X_ENTREGABLES_CONSOLIDADOS/8_DOCUMENTOS_SERVIDOS/WORD/ESPECIALIDAD_05_Ingenieria_Ambiental_EJECUTIVO.docx
@@ -28,7 +28,7 @@
         </w:p>
       </w:sdtContent>
     </w:sdt>
-    <w:bookmarkStart w:id="55" w:name="especialidad-05-ingeniería-ambiental"/>
+    <w:bookmarkStart w:id="66" w:name="especialidad-05-ingeniería-ambiental"/>
     <w:p>
       <w:pPr>
         <w:pStyle w:val="Heading1"/>
@@ -37,7 +37,7 @@
         <w:t xml:space="preserve">ESPECIALIDAD 05: INGENIERÍA AMBIENTAL</w:t>
       </w:r>
     </w:p>
-    <w:bookmarkStart w:id="9" w:name="documento-ejecutivo-de-ingeniería"/>
+    <w:bookmarkStart w:id="20" w:name="documento-ejecutivo-de-ingeniería"/>
     <w:p>
       <w:pPr>
         <w:pStyle w:val="Heading2"/>
@@ -53,8 +53,8 @@
         </w:pict>
       </w:r>
     </w:p>
-    <w:bookmarkEnd w:id="9"/>
-    <w:bookmarkStart w:id="13" w:name="resumen-ejecutivo"/>
+    <w:bookmarkEnd w:id="20"/>
+    <w:bookmarkStart w:id="24" w:name="resumen-ejecutivo"/>
     <w:p>
       <w:pPr>
         <w:pStyle w:val="Heading2"/>
@@ -63,7 +63,7 @@
         <w:t xml:space="preserve">📊 RESUMEN EJECUTIVO</w:t>
       </w:r>
     </w:p>
-    <w:bookmarkStart w:id="10" w:name="X7c07705fb5e25c553c679eab7107af56022a4cb"/>
+    <w:bookmarkStart w:id="21" w:name="X7c07705fb5e25c553c679eab7107af56022a4cb"/>
     <w:p>
       <w:pPr>
         <w:pStyle w:val="Heading3"/>
@@ -84,20 +84,34 @@
       </w:r>
       <w:r>
         <w:rPr>
-          <w:b/>
-          <w:bCs/>
-        </w:rPr>
-        <w:t xml:space="preserve">“sistema de sostenibilidad”</w:t>
-      </w:r>
-      <w:r>
-        <w:t xml:space="preserve"> </w:t>
-      </w:r>
-      <w:r>
-        <w:t xml:space="preserve">del ferrocarril que garantiza que toda la operación ferroviaria se desarrolle de manera responsable con el medio ambiente. Es como el sistema de gestión ambiental de una empresa, pero aplicado a un ferrocarril completo que debe operar de manera sostenible durante 30 años.</w:t>
-      </w:r>
-    </w:p>
-    <w:bookmarkEnd w:id="10"/>
-    <w:bookmarkStart w:id="11" w:name="X7c83a38cc8f42be1526a62fa09e05463bbe3395"/>
+          <w:bCs/>
+          <w:b/>
+        </w:rPr>
+        <w:t xml:space="preserve">“</w:t>
+      </w:r>
+      <w:r>
+        <w:rPr>
+          <w:bCs/>
+          <w:b/>
+        </w:rPr>
+        <w:t xml:space="preserve">sistema de sostenibilidad</w:t>
+      </w:r>
+      <w:r>
+        <w:rPr>
+          <w:bCs/>
+          <w:b/>
+        </w:rPr>
+        <w:t xml:space="preserve">”</w:t>
+      </w:r>
+      <w:r>
+        <w:t xml:space="preserve"> </w:t>
+      </w:r>
+      <w:r>
+        <w:t xml:space="preserve">del ferrocarril que garantiza que toda la operación ferroviaria se desarrolle de manera responsable con el medio ambiente. Es como el sistema de gestión ambiental de una empresa, pero aplicado a un ferrocarril completo que debe operar de manera sostenible durante 30 anos.</w:t>
+      </w:r>
+    </w:p>
+    <w:bookmarkEnd w:id="21"/>
+    <w:bookmarkStart w:id="22" w:name="X7c83a38cc8f42be1526a62fa09e05463bbe3395"/>
     <w:p>
       <w:pPr>
         <w:pStyle w:val="Heading3"/>
@@ -108,16 +122,16 @@
     </w:p>
     <w:p>
       <w:pPr>
-        <w:pStyle w:val="Compact"/>
         <w:numPr>
           <w:ilvl w:val="0"/>
           <w:numId w:val="1001"/>
         </w:numPr>
-      </w:pPr>
-      <w:r>
-        <w:rPr>
-          <w:b/>
-          <w:bCs/>
+        <w:pStyle w:val="Compact"/>
+      </w:pPr>
+      <w:r>
+        <w:rPr>
+          <w:bCs/>
+          <w:b/>
         </w:rPr>
         <w:t xml:space="preserve">Inversión estimada:</w:t>
       </w:r>
@@ -130,16 +144,16 @@
     </w:p>
     <w:p>
       <w:pPr>
-        <w:pStyle w:val="Compact"/>
         <w:numPr>
           <w:ilvl w:val="0"/>
           <w:numId w:val="1001"/>
         </w:numPr>
-      </w:pPr>
-      <w:r>
-        <w:rPr>
-          <w:b/>
-          <w:bCs/>
+        <w:pStyle w:val="Compact"/>
+      </w:pPr>
+      <w:r>
+        <w:rPr>
+          <w:bCs/>
+          <w:b/>
         </w:rPr>
         <w:t xml:space="preserve">526 km de corredor:</w:t>
       </w:r>
@@ -152,16 +166,16 @@
     </w:p>
     <w:p>
       <w:pPr>
-        <w:pStyle w:val="Compact"/>
         <w:numPr>
           <w:ilvl w:val="0"/>
           <w:numId w:val="1001"/>
         </w:numPr>
-      </w:pPr>
-      <w:r>
-        <w:rPr>
-          <w:b/>
-          <w:bCs/>
+        <w:pStyle w:val="Compact"/>
+      </w:pPr>
+      <w:r>
+        <w:rPr>
+          <w:bCs/>
+          <w:b/>
         </w:rPr>
         <w:t xml:space="preserve">5 departamentos:</w:t>
       </w:r>
@@ -174,16 +188,16 @@
     </w:p>
     <w:p>
       <w:pPr>
-        <w:pStyle w:val="Compact"/>
         <w:numPr>
           <w:ilvl w:val="0"/>
           <w:numId w:val="1001"/>
         </w:numPr>
-      </w:pPr>
-      <w:r>
-        <w:rPr>
-          <w:b/>
-          <w:bCs/>
+        <w:pStyle w:val="Compact"/>
+      </w:pPr>
+      <w:r>
+        <w:rPr>
+          <w:bCs/>
+          <w:b/>
         </w:rPr>
         <w:t xml:space="preserve">3 ecosistemas:</w:t>
       </w:r>
@@ -196,16 +210,16 @@
     </w:p>
     <w:p>
       <w:pPr>
-        <w:pStyle w:val="Compact"/>
         <w:numPr>
           <w:ilvl w:val="0"/>
           <w:numId w:val="1001"/>
         </w:numPr>
-      </w:pPr>
-      <w:r>
-        <w:rPr>
-          <w:b/>
-          <w:bCs/>
+        <w:pStyle w:val="Compact"/>
+      </w:pPr>
+      <w:r>
+        <w:rPr>
+          <w:bCs/>
+          <w:b/>
         </w:rPr>
         <w:t xml:space="preserve">15 indicadores ambientales:</w:t>
       </w:r>
@@ -218,16 +232,16 @@
     </w:p>
     <w:p>
       <w:pPr>
-        <w:pStyle w:val="Compact"/>
         <w:numPr>
           <w:ilvl w:val="0"/>
           <w:numId w:val="1001"/>
         </w:numPr>
-      </w:pPr>
-      <w:r>
-        <w:rPr>
-          <w:b/>
-          <w:bCs/>
+        <w:pStyle w:val="Compact"/>
+      </w:pPr>
+      <w:r>
+        <w:rPr>
+          <w:bCs/>
+          <w:b/>
         </w:rPr>
         <w:t xml:space="preserve">100% cumplimiento:</w:t>
       </w:r>
@@ -238,8 +252,8 @@
         <w:t xml:space="preserve">Licencias ambientales y permisos</w:t>
       </w:r>
     </w:p>
-    <w:bookmarkEnd w:id="11"/>
-    <w:bookmarkStart w:id="12" w:name="hitos-críticos"/>
+    <w:bookmarkEnd w:id="22"/>
+    <w:bookmarkStart w:id="23" w:name="hitos-críticos"/>
     <w:p>
       <w:pPr>
         <w:pStyle w:val="Heading3"/>
@@ -253,6 +267,7 @@
         <w:tblStyle w:val="Table"/>
         <w:tblW w:type="auto" w:w="0"/>
         <w:tblLook w:firstRow="1" w:lastRow="0" w:firstColumn="0" w:lastColumn="0" w:noHBand="0" w:noVBand="0" w:val="0020"/>
+        <w:jc w:val="start"/>
       </w:tblPr>
       <w:tblGrid>
         <w:gridCol w:w="2640"/>
@@ -261,7 +276,7 @@
       </w:tblGrid>
       <w:tr>
         <w:trPr>
-          <w:tblHeader w:val="on"/>
+          <w:tblHeader w:val="true"/>
         </w:trPr>
         <w:tc>
           <w:tcPr/>
@@ -498,18 +513,18 @@
         </w:pict>
       </w:r>
     </w:p>
-    <w:bookmarkEnd w:id="12"/>
-    <w:bookmarkEnd w:id="13"/>
-    <w:bookmarkStart w:id="18" w:name="X16ad1bf8fd3c72f4f9f37ec0fde01a31e7fb65a"/>
+    <w:bookmarkEnd w:id="23"/>
+    <w:bookmarkEnd w:id="24"/>
+    <w:bookmarkStart w:id="29" w:name="X803e86927c714bbbb99cb452fc37c99f7ada6f4"/>
     <w:p>
       <w:pPr>
         <w:pStyle w:val="Heading2"/>
       </w:pPr>
       <w:r>
-        <w:t xml:space="preserve">🔍 CRITERIOS DE DISEÑO Y JUSTIFICACIONES TÉCNICAS</w:t>
-      </w:r>
-    </w:p>
-    <w:bookmarkStart w:id="14" w:name="por-qué-526-km-de-gestión-ambiental"/>
+        <w:t xml:space="preserve">🔍 CRITERIOS DE DISENO Y JUSTIFICACIONES TÉCNICAS</w:t>
+      </w:r>
+    </w:p>
+    <w:bookmarkStart w:id="25" w:name="por-qué-526-km-de-gestión-ambiental"/>
     <w:p>
       <w:pPr>
         <w:pStyle w:val="Heading3"/>
@@ -524,8 +539,8 @@
       </w:pPr>
       <w:r>
         <w:rPr>
-          <w:b/>
-          <w:bCs/>
+          <w:bCs/>
+          <w:b/>
         </w:rPr>
         <w:t xml:space="preserve">Justificación de Cobertura:</w:t>
       </w:r>
@@ -540,8 +555,8 @@
       </w:r>
       <w:r>
         <w:rPr>
-          <w:b/>
-          <w:bCs/>
+          <w:bCs/>
+          <w:b/>
         </w:rPr>
         <w:t xml:space="preserve">Longitud del corredor:</w:t>
       </w:r>
@@ -562,8 +577,8 @@
       </w:r>
       <w:r>
         <w:rPr>
-          <w:b/>
-          <w:bCs/>
+          <w:bCs/>
+          <w:b/>
         </w:rPr>
         <w:t xml:space="preserve">Cobertura total:</w:t>
       </w:r>
@@ -584,8 +599,8 @@
       </w:r>
       <w:r>
         <w:rPr>
-          <w:b/>
-          <w:bCs/>
+          <w:bCs/>
+          <w:b/>
         </w:rPr>
         <w:t xml:space="preserve">Ecosistemas afectados:</w:t>
       </w:r>
@@ -606,8 +621,8 @@
       </w:r>
       <w:r>
         <w:rPr>
-          <w:b/>
-          <w:bCs/>
+          <w:bCs/>
+          <w:b/>
         </w:rPr>
         <w:t xml:space="preserve">Criterio:</w:t>
       </w:r>
@@ -628,8 +643,8 @@
       </w:r>
       <w:r>
         <w:rPr>
-          <w:b/>
-          <w:bCs/>
+          <w:bCs/>
+          <w:b/>
         </w:rPr>
         <w:t xml:space="preserve">Monitoreo continuo:</w:t>
       </w:r>
@@ -640,8 +655,8 @@
         <w:t xml:space="preserve">24/7 durante construcción y operación</w:t>
       </w:r>
     </w:p>
-    <w:bookmarkEnd w:id="14"/>
-    <w:bookmarkStart w:id="15" w:name="por-qué-5-departamentos"/>
+    <w:bookmarkEnd w:id="25"/>
+    <w:bookmarkStart w:id="26" w:name="por-qué-5-departamentos"/>
     <w:p>
       <w:pPr>
         <w:pStyle w:val="Heading3"/>
@@ -656,8 +671,8 @@
       </w:pPr>
       <w:r>
         <w:rPr>
-          <w:b/>
-          <w:bCs/>
+          <w:bCs/>
+          <w:b/>
         </w:rPr>
         <w:t xml:space="preserve">Justificación Geográfica:</w:t>
       </w:r>
@@ -684,8 +699,8 @@
       </w:r>
       <w:r>
         <w:rPr>
-          <w:b/>
-          <w:bCs/>
+          <w:bCs/>
+          <w:b/>
         </w:rPr>
         <w:t xml:space="preserve">Caldas</w:t>
       </w:r>
@@ -693,7 +708,7 @@
         <w:t xml:space="preserve"> </w:t>
       </w:r>
       <w:r>
-        <w:t xml:space="preserve">| 45 km | Andino | Montañas y valles |</w:t>
+        <w:t xml:space="preserve">| 45 km | Andino | Montanas y valles |</w:t>
       </w:r>
       <w:r>
         <w:t xml:space="preserve"> </w:t>
@@ -706,8 +721,8 @@
       </w:r>
       <w:r>
         <w:rPr>
-          <w:b/>
-          <w:bCs/>
+          <w:bCs/>
+          <w:b/>
         </w:rPr>
         <w:t xml:space="preserve">Antioquia</w:t>
       </w:r>
@@ -728,8 +743,8 @@
       </w:r>
       <w:r>
         <w:rPr>
-          <w:b/>
-          <w:bCs/>
+          <w:bCs/>
+          <w:b/>
         </w:rPr>
         <w:t xml:space="preserve">Santander</w:t>
       </w:r>
@@ -737,7 +752,7 @@
         <w:t xml:space="preserve"> </w:t>
       </w:r>
       <w:r>
-        <w:t xml:space="preserve">| 150 km | Andino | Montañas y ríos |</w:t>
+        <w:t xml:space="preserve">| 150 km | Andino | Montanas y ríos |</w:t>
       </w:r>
       <w:r>
         <w:t xml:space="preserve"> </w:t>
@@ -750,8 +765,8 @@
       </w:r>
       <w:r>
         <w:rPr>
-          <w:b/>
-          <w:bCs/>
+          <w:bCs/>
+          <w:b/>
         </w:rPr>
         <w:t xml:space="preserve">Norte de Santander</w:t>
       </w:r>
@@ -759,7 +774,7 @@
         <w:t xml:space="preserve"> </w:t>
       </w:r>
       <w:r>
-        <w:t xml:space="preserve">| 100 km | Andino | Montañas y valles |</w:t>
+        <w:t xml:space="preserve">| 100 km | Andino | Montanas y valles |</w:t>
       </w:r>
       <w:r>
         <w:t xml:space="preserve"> </w:t>
@@ -772,8 +787,8 @@
       </w:r>
       <w:r>
         <w:rPr>
-          <w:b/>
-          <w:bCs/>
+          <w:bCs/>
+          <w:b/>
         </w:rPr>
         <w:t xml:space="preserve">Cesar</w:t>
       </w:r>
@@ -784,8 +799,8 @@
         <w:t xml:space="preserve">| 51 km | Caribe | Llanuras y humedales |</w:t>
       </w:r>
     </w:p>
-    <w:bookmarkEnd w:id="15"/>
-    <w:bookmarkStart w:id="16" w:name="por-qué-15-indicadores-ambientales"/>
+    <w:bookmarkEnd w:id="26"/>
+    <w:bookmarkStart w:id="27" w:name="por-qué-15-indicadores-ambientales"/>
     <w:p>
       <w:pPr>
         <w:pStyle w:val="Heading3"/>
@@ -800,8 +815,8 @@
       </w:pPr>
       <w:r>
         <w:rPr>
-          <w:b/>
-          <w:bCs/>
+          <w:bCs/>
+          <w:b/>
         </w:rPr>
         <w:t xml:space="preserve">Justificación de Monitoreo:</w:t>
       </w:r>
@@ -816,8 +831,8 @@
       </w:r>
       <w:r>
         <w:rPr>
-          <w:b/>
-          <w:bCs/>
+          <w:bCs/>
+          <w:b/>
         </w:rPr>
         <w:t xml:space="preserve">Calidad del aire:</w:t>
       </w:r>
@@ -838,8 +853,8 @@
       </w:r>
       <w:r>
         <w:rPr>
-          <w:b/>
-          <w:bCs/>
+          <w:bCs/>
+          <w:b/>
         </w:rPr>
         <w:t xml:space="preserve">Calidad del agua:</w:t>
       </w:r>
@@ -860,8 +875,8 @@
       </w:r>
       <w:r>
         <w:rPr>
-          <w:b/>
-          <w:bCs/>
+          <w:bCs/>
+          <w:b/>
         </w:rPr>
         <w:t xml:space="preserve">Ruido:</w:t>
       </w:r>
@@ -882,8 +897,8 @@
       </w:r>
       <w:r>
         <w:rPr>
-          <w:b/>
-          <w:bCs/>
+          <w:bCs/>
+          <w:b/>
         </w:rPr>
         <w:t xml:space="preserve">Biodiversidad:</w:t>
       </w:r>
@@ -904,8 +919,8 @@
       </w:r>
       <w:r>
         <w:rPr>
-          <w:b/>
-          <w:bCs/>
+          <w:bCs/>
+          <w:b/>
         </w:rPr>
         <w:t xml:space="preserve">Suelo:</w:t>
       </w:r>
@@ -926,8 +941,8 @@
       </w:r>
       <w:r>
         <w:rPr>
-          <w:b/>
-          <w:bCs/>
+          <w:bCs/>
+          <w:b/>
         </w:rPr>
         <w:t xml:space="preserve">Gestión de residuos:</w:t>
       </w:r>
@@ -938,8 +953,8 @@
         <w:t xml:space="preserve">1 indicador (residuos peligrosos)</w:t>
       </w:r>
     </w:p>
-    <w:bookmarkEnd w:id="16"/>
-    <w:bookmarkStart w:id="17" w:name="por-qué-100-cumplimiento"/>
+    <w:bookmarkEnd w:id="27"/>
+    <w:bookmarkStart w:id="28" w:name="por-qué-100-cumplimiento"/>
     <w:p>
       <w:pPr>
         <w:pStyle w:val="Heading3"/>
@@ -954,8 +969,8 @@
       </w:pPr>
       <w:r>
         <w:rPr>
-          <w:b/>
-          <w:bCs/>
+          <w:bCs/>
+          <w:b/>
         </w:rPr>
         <w:t xml:space="preserve">Justificación Legal:</w:t>
       </w:r>
@@ -970,8 +985,8 @@
       </w:r>
       <w:r>
         <w:rPr>
-          <w:b/>
-          <w:bCs/>
+          <w:bCs/>
+          <w:b/>
         </w:rPr>
         <w:t xml:space="preserve">Licencias ambientales:</w:t>
       </w:r>
@@ -992,8 +1007,8 @@
       </w:r>
       <w:r>
         <w:rPr>
-          <w:b/>
-          <w:bCs/>
+          <w:bCs/>
+          <w:b/>
         </w:rPr>
         <w:t xml:space="preserve">Permisos:</w:t>
       </w:r>
@@ -1014,8 +1029,8 @@
       </w:r>
       <w:r>
         <w:rPr>
-          <w:b/>
-          <w:bCs/>
+          <w:bCs/>
+          <w:b/>
         </w:rPr>
         <w:t xml:space="preserve">Certificaciones:</w:t>
       </w:r>
@@ -1036,8 +1051,8 @@
       </w:r>
       <w:r>
         <w:rPr>
-          <w:b/>
-          <w:bCs/>
+          <w:bCs/>
+          <w:b/>
         </w:rPr>
         <w:t xml:space="preserve">Regulaciones:</w:t>
       </w:r>
@@ -1058,8 +1073,8 @@
       </w:r>
       <w:r>
         <w:rPr>
-          <w:b/>
-          <w:bCs/>
+          <w:bCs/>
+          <w:b/>
         </w:rPr>
         <w:t xml:space="preserve">Auditorías:</w:t>
       </w:r>
@@ -1077,9 +1092,9 @@
         </w:pict>
       </w:r>
     </w:p>
-    <w:bookmarkEnd w:id="17"/>
-    <w:bookmarkEnd w:id="18"/>
-    <w:bookmarkStart w:id="21" w:name="función-y-propósito-de-la-especialidad"/>
+    <w:bookmarkEnd w:id="28"/>
+    <w:bookmarkEnd w:id="29"/>
+    <w:bookmarkStart w:id="32" w:name="función-y-propósito-de-la-especialidad"/>
     <w:p>
       <w:pPr>
         <w:pStyle w:val="Heading2"/>
@@ -1088,7 +1103,7 @@
         <w:t xml:space="preserve">🎯 FUNCIÓN Y PROPÓSITO DE LA ESPECIALIDAD</w:t>
       </w:r>
     </w:p>
-    <w:bookmarkStart w:id="19" w:name="qué-hace-esta-especialidad"/>
+    <w:bookmarkStart w:id="30" w:name="qué-hace-esta-especialidad"/>
     <w:p>
       <w:pPr>
         <w:pStyle w:val="Heading3"/>
@@ -1109,8 +1124,8 @@
       </w:r>
       <w:r>
         <w:rPr>
-          <w:b/>
-          <w:bCs/>
+          <w:bCs/>
+          <w:b/>
         </w:rPr>
         <w:t xml:space="preserve">gestión ambiental integral</w:t>
       </w:r>
@@ -1131,8 +1146,8 @@
       </w:r>
       <w:r>
         <w:rPr>
-          <w:b/>
-          <w:bCs/>
+          <w:bCs/>
+          <w:b/>
         </w:rPr>
         <w:t xml:space="preserve">Estudios ambientales:</w:t>
       </w:r>
@@ -1153,8 +1168,8 @@
       </w:r>
       <w:r>
         <w:rPr>
-          <w:b/>
-          <w:bCs/>
+          <w:bCs/>
+          <w:b/>
         </w:rPr>
         <w:t xml:space="preserve">Licencias ambientales:</w:t>
       </w:r>
@@ -1175,8 +1190,8 @@
       </w:r>
       <w:r>
         <w:rPr>
-          <w:b/>
-          <w:bCs/>
+          <w:bCs/>
+          <w:b/>
         </w:rPr>
         <w:t xml:space="preserve">Planes de manejo:</w:t>
       </w:r>
@@ -1197,8 +1212,8 @@
       </w:r>
       <w:r>
         <w:rPr>
-          <w:b/>
-          <w:bCs/>
+          <w:bCs/>
+          <w:b/>
         </w:rPr>
         <w:t xml:space="preserve">Monitoreo ambiental:</w:t>
       </w:r>
@@ -1219,8 +1234,8 @@
       </w:r>
       <w:r>
         <w:rPr>
-          <w:b/>
-          <w:bCs/>
+          <w:bCs/>
+          <w:b/>
         </w:rPr>
         <w:t xml:space="preserve">Certificación ambiental:</w:t>
       </w:r>
@@ -1231,8 +1246,8 @@
         <w:t xml:space="preserve">Cumplimiento de estándares</w:t>
       </w:r>
     </w:p>
-    <w:bookmarkEnd w:id="19"/>
-    <w:bookmarkStart w:id="20" w:name="por-qué-la-necesitamos"/>
+    <w:bookmarkEnd w:id="30"/>
+    <w:bookmarkStart w:id="31" w:name="por-qué-la-necesitamos"/>
     <w:p>
       <w:pPr>
         <w:pStyle w:val="Heading3"/>
@@ -1243,16 +1258,16 @@
     </w:p>
     <w:p>
       <w:pPr>
-        <w:pStyle w:val="Compact"/>
         <w:numPr>
           <w:ilvl w:val="0"/>
           <w:numId w:val="1002"/>
         </w:numPr>
-      </w:pPr>
-      <w:r>
-        <w:rPr>
-          <w:b/>
-          <w:bCs/>
+        <w:pStyle w:val="Compact"/>
+      </w:pPr>
+      <w:r>
+        <w:rPr>
+          <w:bCs/>
+          <w:b/>
         </w:rPr>
         <w:t xml:space="preserve">Cumplimiento legal:</w:t>
       </w:r>
@@ -1265,16 +1280,16 @@
     </w:p>
     <w:p>
       <w:pPr>
-        <w:pStyle w:val="Compact"/>
         <w:numPr>
           <w:ilvl w:val="0"/>
           <w:numId w:val="1002"/>
         </w:numPr>
-      </w:pPr>
-      <w:r>
-        <w:rPr>
-          <w:b/>
-          <w:bCs/>
+        <w:pStyle w:val="Compact"/>
+      </w:pPr>
+      <w:r>
+        <w:rPr>
+          <w:bCs/>
+          <w:b/>
         </w:rPr>
         <w:t xml:space="preserve">Sostenibilidad:</w:t>
       </w:r>
@@ -1287,16 +1302,16 @@
     </w:p>
     <w:p>
       <w:pPr>
-        <w:pStyle w:val="Compact"/>
         <w:numPr>
           <w:ilvl w:val="0"/>
           <w:numId w:val="1002"/>
         </w:numPr>
-      </w:pPr>
-      <w:r>
-        <w:rPr>
-          <w:b/>
-          <w:bCs/>
+        <w:pStyle w:val="Compact"/>
+      </w:pPr>
+      <w:r>
+        <w:rPr>
+          <w:bCs/>
+          <w:b/>
         </w:rPr>
         <w:t xml:space="preserve">Certificación:</w:t>
       </w:r>
@@ -1309,16 +1324,16 @@
     </w:p>
     <w:p>
       <w:pPr>
-        <w:pStyle w:val="Compact"/>
         <w:numPr>
           <w:ilvl w:val="0"/>
           <w:numId w:val="1002"/>
         </w:numPr>
-      </w:pPr>
-      <w:r>
-        <w:rPr>
-          <w:b/>
-          <w:bCs/>
+        <w:pStyle w:val="Compact"/>
+      </w:pPr>
+      <w:r>
+        <w:rPr>
+          <w:bCs/>
+          <w:b/>
         </w:rPr>
         <w:t xml:space="preserve">Reputación:</w:t>
       </w:r>
@@ -1331,16 +1346,16 @@
     </w:p>
     <w:p>
       <w:pPr>
-        <w:pStyle w:val="Compact"/>
         <w:numPr>
           <w:ilvl w:val="0"/>
           <w:numId w:val="1002"/>
         </w:numPr>
-      </w:pPr>
-      <w:r>
-        <w:rPr>
-          <w:b/>
-          <w:bCs/>
+        <w:pStyle w:val="Compact"/>
+      </w:pPr>
+      <w:r>
+        <w:rPr>
+          <w:bCs/>
+          <w:b/>
         </w:rPr>
         <w:t xml:space="preserve">Eficiencia:</w:t>
       </w:r>
@@ -1358,9 +1373,9 @@
         </w:pict>
       </w:r>
     </w:p>
-    <w:bookmarkEnd w:id="20"/>
-    <w:bookmarkEnd w:id="21"/>
-    <w:bookmarkStart w:id="25" w:name="componentes-principales"/>
+    <w:bookmarkEnd w:id="31"/>
+    <w:bookmarkEnd w:id="32"/>
+    <w:bookmarkStart w:id="36" w:name="componentes-principales"/>
     <w:p>
       <w:pPr>
         <w:pStyle w:val="Heading2"/>
@@ -1369,7 +1384,7 @@
         <w:t xml:space="preserve">🏗️ COMPONENTES PRINCIPALES</w:t>
       </w:r>
     </w:p>
-    <w:bookmarkStart w:id="22" w:name="gestión-ambiental-integral"/>
+    <w:bookmarkStart w:id="33" w:name="gestión-ambiental-integral"/>
     <w:p>
       <w:pPr>
         <w:pStyle w:val="Heading3"/>
@@ -1384,8 +1399,8 @@
       </w:pPr>
       <w:r>
         <w:rPr>
-          <w:b/>
-          <w:bCs/>
+          <w:bCs/>
+          <w:b/>
         </w:rPr>
         <w:t xml:space="preserve">Propósito:</w:t>
       </w:r>
@@ -1402,8 +1417,8 @@
       </w:pPr>
       <w:r>
         <w:rPr>
-          <w:b/>
-          <w:bCs/>
+          <w:bCs/>
+          <w:b/>
         </w:rPr>
         <w:t xml:space="preserve">Especificaciones técnicas:</w:t>
       </w:r>
@@ -1430,8 +1445,8 @@
       </w:r>
       <w:r>
         <w:rPr>
-          <w:b/>
-          <w:bCs/>
+          <w:bCs/>
+          <w:b/>
         </w:rPr>
         <w:t xml:space="preserve">Cobertura</w:t>
       </w:r>
@@ -1452,8 +1467,8 @@
       </w:r>
       <w:r>
         <w:rPr>
-          <w:b/>
-          <w:bCs/>
+          <w:bCs/>
+          <w:b/>
         </w:rPr>
         <w:t xml:space="preserve">Departamentos</w:t>
       </w:r>
@@ -1474,8 +1489,8 @@
       </w:r>
       <w:r>
         <w:rPr>
-          <w:b/>
-          <w:bCs/>
+          <w:bCs/>
+          <w:b/>
         </w:rPr>
         <w:t xml:space="preserve">Ecosistemas</w:t>
       </w:r>
@@ -1496,8 +1511,8 @@
       </w:r>
       <w:r>
         <w:rPr>
-          <w:b/>
-          <w:bCs/>
+          <w:bCs/>
+          <w:b/>
         </w:rPr>
         <w:t xml:space="preserve">Indicadores</w:t>
       </w:r>
@@ -1518,8 +1533,8 @@
       </w:r>
       <w:r>
         <w:rPr>
-          <w:b/>
-          <w:bCs/>
+          <w:bCs/>
+          <w:b/>
         </w:rPr>
         <w:t xml:space="preserve">Cumplimiento</w:t>
       </w:r>
@@ -1530,8 +1545,8 @@
         <w:t xml:space="preserve">| 100% | Licencias y permisos |</w:t>
       </w:r>
     </w:p>
-    <w:bookmarkEnd w:id="22"/>
-    <w:bookmarkStart w:id="23" w:name="monitoreo-ambiental"/>
+    <w:bookmarkEnd w:id="33"/>
+    <w:bookmarkStart w:id="34" w:name="monitoreo-ambiental"/>
     <w:p>
       <w:pPr>
         <w:pStyle w:val="Heading3"/>
@@ -1546,8 +1561,8 @@
       </w:pPr>
       <w:r>
         <w:rPr>
-          <w:b/>
-          <w:bCs/>
+          <w:bCs/>
+          <w:b/>
         </w:rPr>
         <w:t xml:space="preserve">Propósito:</w:t>
       </w:r>
@@ -1564,8 +1579,8 @@
       </w:pPr>
       <w:r>
         <w:rPr>
-          <w:b/>
-          <w:bCs/>
+          <w:bCs/>
+          <w:b/>
         </w:rPr>
         <w:t xml:space="preserve">Componentes instalados:</w:t>
       </w:r>
@@ -1592,8 +1607,8 @@
       </w:r>
       <w:r>
         <w:rPr>
-          <w:b/>
-          <w:bCs/>
+          <w:bCs/>
+          <w:b/>
         </w:rPr>
         <w:t xml:space="preserve">Estaciones de monitoreo</w:t>
       </w:r>
@@ -1614,8 +1629,8 @@
       </w:r>
       <w:r>
         <w:rPr>
-          <w:b/>
-          <w:bCs/>
+          <w:bCs/>
+          <w:b/>
         </w:rPr>
         <w:t xml:space="preserve">Sensores de calidad del aire</w:t>
       </w:r>
@@ -1636,8 +1651,8 @@
       </w:r>
       <w:r>
         <w:rPr>
-          <w:b/>
-          <w:bCs/>
+          <w:bCs/>
+          <w:b/>
         </w:rPr>
         <w:t xml:space="preserve">Sensores de ruido</w:t>
       </w:r>
@@ -1658,8 +1673,8 @@
       </w:r>
       <w:r>
         <w:rPr>
-          <w:b/>
-          <w:bCs/>
+          <w:bCs/>
+          <w:b/>
         </w:rPr>
         <w:t xml:space="preserve">Sistemas de monitoreo</w:t>
       </w:r>
@@ -1670,8 +1685,8 @@
         <w:t xml:space="preserve">| 5 unidades | CCO y estaciones | ⏳ En instalación |</w:t>
       </w:r>
     </w:p>
-    <w:bookmarkEnd w:id="23"/>
-    <w:bookmarkStart w:id="24" w:name="planes-de-manejo-ambiental"/>
+    <w:bookmarkEnd w:id="34"/>
+    <w:bookmarkStart w:id="35" w:name="planes-de-manejo-ambiental"/>
     <w:p>
       <w:pPr>
         <w:pStyle w:val="Heading3"/>
@@ -1686,8 +1701,8 @@
       </w:pPr>
       <w:r>
         <w:rPr>
-          <w:b/>
-          <w:bCs/>
+          <w:bCs/>
+          <w:b/>
         </w:rPr>
         <w:t xml:space="preserve">Propósito:</w:t>
       </w:r>
@@ -1704,8 +1719,8 @@
       </w:pPr>
       <w:r>
         <w:rPr>
-          <w:b/>
-          <w:bCs/>
+          <w:bCs/>
+          <w:b/>
         </w:rPr>
         <w:t xml:space="preserve">Componentes instalados:</w:t>
       </w:r>
@@ -1732,8 +1747,8 @@
       </w:r>
       <w:r>
         <w:rPr>
-          <w:b/>
-          <w:bCs/>
+          <w:bCs/>
+          <w:b/>
         </w:rPr>
         <w:t xml:space="preserve">Plan de manejo de residuos</w:t>
       </w:r>
@@ -1754,8 +1769,8 @@
       </w:r>
       <w:r>
         <w:rPr>
-          <w:b/>
-          <w:bCs/>
+          <w:bCs/>
+          <w:b/>
         </w:rPr>
         <w:t xml:space="preserve">Plan de reforestación</w:t>
       </w:r>
@@ -1776,8 +1791,8 @@
       </w:r>
       <w:r>
         <w:rPr>
-          <w:b/>
-          <w:bCs/>
+          <w:bCs/>
+          <w:b/>
         </w:rPr>
         <w:t xml:space="preserve">Plan de manejo de fauna</w:t>
       </w:r>
@@ -1798,8 +1813,8 @@
       </w:r>
       <w:r>
         <w:rPr>
-          <w:b/>
-          <w:bCs/>
+          <w:bCs/>
+          <w:b/>
         </w:rPr>
         <w:t xml:space="preserve">Plan de manejo de agua</w:t>
       </w:r>
@@ -1817,9 +1832,9 @@
         </w:pict>
       </w:r>
     </w:p>
-    <w:bookmarkEnd w:id="24"/>
-    <w:bookmarkEnd w:id="25"/>
-    <w:bookmarkStart w:id="28" w:name="especificaciones-técnicas-clave"/>
+    <w:bookmarkEnd w:id="35"/>
+    <w:bookmarkEnd w:id="36"/>
+    <w:bookmarkStart w:id="39" w:name="especificaciones-técnicas-clave"/>
     <w:p>
       <w:pPr>
         <w:pStyle w:val="Heading2"/>
@@ -1828,7 +1843,7 @@
         <w:t xml:space="preserve">📐 ESPECIFICACIONES TÉCNICAS CLAVE</w:t>
       </w:r>
     </w:p>
-    <w:bookmarkStart w:id="26" w:name="tabla-consolidada-de-especificaciones"/>
+    <w:bookmarkStart w:id="37" w:name="tabla-consolidada-de-especificaciones"/>
     <w:p>
       <w:pPr>
         <w:pStyle w:val="Heading3"/>
@@ -1842,6 +1857,7 @@
         <w:tblStyle w:val="Table"/>
         <w:tblW w:type="auto" w:w="0"/>
         <w:tblLook w:firstRow="1" w:lastRow="0" w:firstColumn="0" w:lastColumn="0" w:noHBand="0" w:noVBand="0" w:val="0020"/>
+        <w:jc w:val="start"/>
       </w:tblPr>
       <w:tblGrid>
         <w:gridCol w:w="2640"/>
@@ -1850,7 +1866,7 @@
       </w:tblGrid>
       <w:tr>
         <w:trPr>
-          <w:tblHeader w:val="on"/>
+          <w:tblHeader w:val="true"/>
         </w:trPr>
         <w:tc>
           <w:tcPr/>
@@ -2080,8 +2096,8 @@
         </w:tc>
       </w:tr>
     </w:tbl>
-    <w:bookmarkEnd w:id="26"/>
-    <w:bookmarkStart w:id="27" w:name="criterios-de-aceptación"/>
+    <w:bookmarkEnd w:id="37"/>
+    <w:bookmarkStart w:id="38" w:name="criterios-de-aceptación"/>
     <w:p>
       <w:pPr>
         <w:pStyle w:val="Heading3"/>
@@ -2092,11 +2108,11 @@
     </w:p>
     <w:p>
       <w:pPr>
-        <w:pStyle w:val="Compact"/>
         <w:numPr>
           <w:ilvl w:val="0"/>
           <w:numId w:val="1003"/>
         </w:numPr>
+        <w:pStyle w:val="Compact"/>
       </w:pPr>
       <w:r>
         <w:t xml:space="preserve">✅ 15 indicadores ambientales monitoreados</w:t>
@@ -2104,11 +2120,11 @@
     </w:p>
     <w:p>
       <w:pPr>
-        <w:pStyle w:val="Compact"/>
         <w:numPr>
           <w:ilvl w:val="0"/>
           <w:numId w:val="1003"/>
         </w:numPr>
+        <w:pStyle w:val="Compact"/>
       </w:pPr>
       <w:r>
         <w:t xml:space="preserve">✅ 100% cumplimiento de licencias</w:t>
@@ -2116,11 +2132,11 @@
     </w:p>
     <w:p>
       <w:pPr>
-        <w:pStyle w:val="Compact"/>
         <w:numPr>
           <w:ilvl w:val="0"/>
           <w:numId w:val="1003"/>
         </w:numPr>
+        <w:pStyle w:val="Compact"/>
       </w:pPr>
       <w:r>
         <w:t xml:space="preserve">✅ 0 pérdida neta de biodiversidad</w:t>
@@ -2128,11 +2144,11 @@
     </w:p>
     <w:p>
       <w:pPr>
-        <w:pStyle w:val="Compact"/>
         <w:numPr>
           <w:ilvl w:val="0"/>
           <w:numId w:val="1003"/>
         </w:numPr>
+        <w:pStyle w:val="Compact"/>
       </w:pPr>
       <w:r>
         <w:t xml:space="preserve">✅ Gestión integral de residuos</w:t>
@@ -2140,11 +2156,11 @@
     </w:p>
     <w:p>
       <w:pPr>
-        <w:pStyle w:val="Compact"/>
         <w:numPr>
           <w:ilvl w:val="0"/>
           <w:numId w:val="1003"/>
         </w:numPr>
+        <w:pStyle w:val="Compact"/>
       </w:pPr>
       <w:r>
         <w:t xml:space="preserve">✅ Certificación ISO 14001</w:t>
@@ -2157,9 +2173,9 @@
         </w:pict>
       </w:r>
     </w:p>
-    <w:bookmarkEnd w:id="27"/>
-    <w:bookmarkEnd w:id="28"/>
-    <w:bookmarkStart w:id="31" w:name="ubicación-y-despliegue"/>
+    <w:bookmarkEnd w:id="38"/>
+    <w:bookmarkEnd w:id="39"/>
+    <w:bookmarkStart w:id="42" w:name="ubicación-y-despliegue"/>
     <w:p>
       <w:pPr>
         <w:pStyle w:val="Heading2"/>
@@ -2168,7 +2184,7 @@
         <w:t xml:space="preserve">📍 UBICACIÓN Y DESPLIEGUE</w:t>
       </w:r>
     </w:p>
-    <w:bookmarkStart w:id="29" w:name="mapa-de-despliegue"/>
+    <w:bookmarkStart w:id="40" w:name="mapa-de-despliegue"/>
     <w:p>
       <w:pPr>
         <w:pStyle w:val="Heading3"/>
@@ -2185,8 +2201,8 @@
         <w:t xml:space="preserve">La gestión ambiental se extiende a lo largo de los 526 km del corredor, cubriendo 5 departamentos y 3 ecosistemas diferentes.</w:t>
       </w:r>
     </w:p>
-    <w:bookmarkEnd w:id="29"/>
-    <w:bookmarkStart w:id="30" w:name="tabla-de-ubicaciones-principales"/>
+    <w:bookmarkEnd w:id="40"/>
+    <w:bookmarkStart w:id="41" w:name="tabla-de-ubicaciones-principales"/>
     <w:p>
       <w:pPr>
         <w:pStyle w:val="Heading3"/>
@@ -2199,8 +2215,9 @@
       <w:tblPr>
         <w:tblStyle w:val="Table"/>
         <w:tblW w:type="pct" w:w="5000"/>
+        <w:tblLook w:firstRow="1" w:lastRow="0" w:firstColumn="0" w:lastColumn="0" w:noHBand="0" w:noVBand="0" w:val="0020"/>
+        <w:jc w:val="start"/>
         <w:tblLayout w:type="fixed"/>
-        <w:tblLook w:firstRow="1" w:lastRow="0" w:firstColumn="0" w:lastColumn="0" w:noHBand="0" w:noVBand="0" w:val="0020"/>
       </w:tblPr>
       <w:tblGrid>
         <w:gridCol w:w="2124"/>
@@ -2210,7 +2227,7 @@
       </w:tblGrid>
       <w:tr>
         <w:trPr>
-          <w:tblHeader w:val="on"/>
+          <w:tblHeader w:val="true"/>
         </w:trPr>
         <w:tc>
           <w:tcPr/>
@@ -2271,8 +2288,8 @@
             </w:pPr>
             <w:r>
               <w:rPr>
+                <w:bCs/>
                 <w:b/>
-                <w:bCs/>
               </w:rPr>
               <w:t xml:space="preserve">CCO La Dorada</w:t>
             </w:r>
@@ -2325,8 +2342,8 @@
             </w:pPr>
             <w:r>
               <w:rPr>
+                <w:bCs/>
                 <w:b/>
-                <w:bCs/>
               </w:rPr>
               <w:t xml:space="preserve">Estaciones principales</w:t>
             </w:r>
@@ -2379,8 +2396,8 @@
             </w:pPr>
             <w:r>
               <w:rPr>
+                <w:bCs/>
                 <w:b/>
-                <w:bCs/>
               </w:rPr>
               <w:t xml:space="preserve">Corredor</w:t>
             </w:r>
@@ -2431,9 +2448,9 @@
         </w:pict>
       </w:r>
     </w:p>
-    <w:bookmarkEnd w:id="30"/>
-    <w:bookmarkEnd w:id="31"/>
-    <w:bookmarkStart w:id="35" w:name="operación-y-mantenimiento"/>
+    <w:bookmarkEnd w:id="41"/>
+    <w:bookmarkEnd w:id="42"/>
+    <w:bookmarkStart w:id="46" w:name="operación-y-mantenimiento"/>
     <w:p>
       <w:pPr>
         <w:pStyle w:val="Heading2"/>
@@ -2442,7 +2459,7 @@
         <w:t xml:space="preserve">⚙️ OPERACIÓN Y MANTENIMIENTO</w:t>
       </w:r>
     </w:p>
-    <w:bookmarkStart w:id="32" w:name="operación-normal"/>
+    <w:bookmarkStart w:id="43" w:name="operación-normal"/>
     <w:p>
       <w:pPr>
         <w:pStyle w:val="Heading3"/>
@@ -2459,8 +2476,8 @@
         <w:t xml:space="preserve">La gestión ambiental opera 24/7 monitoreando indicadores ambientales, con reportes automáticos y alertas tempranas para desviaciones.</w:t>
       </w:r>
     </w:p>
-    <w:bookmarkEnd w:id="32"/>
-    <w:bookmarkStart w:id="33" w:name="mantenimiento-preventivo"/>
+    <w:bookmarkEnd w:id="43"/>
+    <w:bookmarkStart w:id="44" w:name="mantenimiento-preventivo"/>
     <w:p>
       <w:pPr>
         <w:pStyle w:val="Heading3"/>
@@ -2471,16 +2488,16 @@
     </w:p>
     <w:p>
       <w:pPr>
-        <w:pStyle w:val="Compact"/>
         <w:numPr>
           <w:ilvl w:val="0"/>
           <w:numId w:val="1004"/>
         </w:numPr>
-      </w:pPr>
-      <w:r>
-        <w:rPr>
-          <w:b/>
-          <w:bCs/>
+        <w:pStyle w:val="Compact"/>
+      </w:pPr>
+      <w:r>
+        <w:rPr>
+          <w:bCs/>
+          <w:b/>
         </w:rPr>
         <w:t xml:space="preserve">Diario:</w:t>
       </w:r>
@@ -2493,16 +2510,16 @@
     </w:p>
     <w:p>
       <w:pPr>
-        <w:pStyle w:val="Compact"/>
         <w:numPr>
           <w:ilvl w:val="0"/>
           <w:numId w:val="1004"/>
         </w:numPr>
-      </w:pPr>
-      <w:r>
-        <w:rPr>
-          <w:b/>
-          <w:bCs/>
+        <w:pStyle w:val="Compact"/>
+      </w:pPr>
+      <w:r>
+        <w:rPr>
+          <w:bCs/>
+          <w:b/>
         </w:rPr>
         <w:t xml:space="preserve">Semanal:</w:t>
       </w:r>
@@ -2515,16 +2532,16 @@
     </w:p>
     <w:p>
       <w:pPr>
-        <w:pStyle w:val="Compact"/>
         <w:numPr>
           <w:ilvl w:val="0"/>
           <w:numId w:val="1004"/>
         </w:numPr>
-      </w:pPr>
-      <w:r>
-        <w:rPr>
-          <w:b/>
-          <w:bCs/>
+        <w:pStyle w:val="Compact"/>
+      </w:pPr>
+      <w:r>
+        <w:rPr>
+          <w:bCs/>
+          <w:b/>
         </w:rPr>
         <w:t xml:space="preserve">Mensual:</w:t>
       </w:r>
@@ -2537,16 +2554,16 @@
     </w:p>
     <w:p>
       <w:pPr>
-        <w:pStyle w:val="Compact"/>
         <w:numPr>
           <w:ilvl w:val="0"/>
           <w:numId w:val="1004"/>
         </w:numPr>
-      </w:pPr>
-      <w:r>
-        <w:rPr>
-          <w:b/>
-          <w:bCs/>
+        <w:pStyle w:val="Compact"/>
+      </w:pPr>
+      <w:r>
+        <w:rPr>
+          <w:bCs/>
+          <w:b/>
         </w:rPr>
         <w:t xml:space="preserve">Trimestral:</w:t>
       </w:r>
@@ -2559,16 +2576,16 @@
     </w:p>
     <w:p>
       <w:pPr>
-        <w:pStyle w:val="Compact"/>
         <w:numPr>
           <w:ilvl w:val="0"/>
           <w:numId w:val="1004"/>
         </w:numPr>
-      </w:pPr>
-      <w:r>
-        <w:rPr>
-          <w:b/>
-          <w:bCs/>
+        <w:pStyle w:val="Compact"/>
+      </w:pPr>
+      <w:r>
+        <w:rPr>
+          <w:bCs/>
+          <w:b/>
         </w:rPr>
         <w:t xml:space="preserve">Anual:</w:t>
       </w:r>
@@ -2579,8 +2596,8 @@
         <w:t xml:space="preserve">Auditorías ambientales externas</w:t>
       </w:r>
     </w:p>
-    <w:bookmarkEnd w:id="33"/>
-    <w:bookmarkStart w:id="34" w:name="respuesta-a-incidentes"/>
+    <w:bookmarkEnd w:id="44"/>
+    <w:bookmarkStart w:id="45" w:name="respuesta-a-incidentes"/>
     <w:p>
       <w:pPr>
         <w:pStyle w:val="Heading3"/>
@@ -2591,16 +2608,16 @@
     </w:p>
     <w:p>
       <w:pPr>
-        <w:pStyle w:val="Compact"/>
         <w:numPr>
           <w:ilvl w:val="0"/>
           <w:numId w:val="1005"/>
         </w:numPr>
-      </w:pPr>
-      <w:r>
-        <w:rPr>
-          <w:b/>
-          <w:bCs/>
+        <w:pStyle w:val="Compact"/>
+      </w:pPr>
+      <w:r>
+        <w:rPr>
+          <w:bCs/>
+          <w:b/>
         </w:rPr>
         <w:t xml:space="preserve">Detección automática</w:t>
       </w:r>
@@ -2613,16 +2630,16 @@
     </w:p>
     <w:p>
       <w:pPr>
-        <w:pStyle w:val="Compact"/>
         <w:numPr>
           <w:ilvl w:val="0"/>
           <w:numId w:val="1005"/>
         </w:numPr>
-      </w:pPr>
-      <w:r>
-        <w:rPr>
-          <w:b/>
-          <w:bCs/>
+        <w:pStyle w:val="Compact"/>
+      </w:pPr>
+      <w:r>
+        <w:rPr>
+          <w:bCs/>
+          <w:b/>
         </w:rPr>
         <w:t xml:space="preserve">Evaluación</w:t>
       </w:r>
@@ -2635,16 +2652,16 @@
     </w:p>
     <w:p>
       <w:pPr>
-        <w:pStyle w:val="Compact"/>
         <w:numPr>
           <w:ilvl w:val="0"/>
           <w:numId w:val="1005"/>
         </w:numPr>
-      </w:pPr>
-      <w:r>
-        <w:rPr>
-          <w:b/>
-          <w:bCs/>
+        <w:pStyle w:val="Compact"/>
+      </w:pPr>
+      <w:r>
+        <w:rPr>
+          <w:bCs/>
+          <w:b/>
         </w:rPr>
         <w:t xml:space="preserve">Implementación</w:t>
       </w:r>
@@ -2657,16 +2674,16 @@
     </w:p>
     <w:p>
       <w:pPr>
-        <w:pStyle w:val="Compact"/>
         <w:numPr>
           <w:ilvl w:val="0"/>
           <w:numId w:val="1005"/>
         </w:numPr>
-      </w:pPr>
-      <w:r>
-        <w:rPr>
-          <w:b/>
-          <w:bCs/>
+        <w:pStyle w:val="Compact"/>
+      </w:pPr>
+      <w:r>
+        <w:rPr>
+          <w:bCs/>
+          <w:b/>
         </w:rPr>
         <w:t xml:space="preserve">Monitoreo</w:t>
       </w:r>
@@ -2679,16 +2696,16 @@
     </w:p>
     <w:p>
       <w:pPr>
-        <w:pStyle w:val="Compact"/>
         <w:numPr>
           <w:ilvl w:val="0"/>
           <w:numId w:val="1005"/>
         </w:numPr>
-      </w:pPr>
-      <w:r>
-        <w:rPr>
-          <w:b/>
-          <w:bCs/>
+        <w:pStyle w:val="Compact"/>
+      </w:pPr>
+      <w:r>
+        <w:rPr>
+          <w:bCs/>
+          <w:b/>
         </w:rPr>
         <w:t xml:space="preserve">Documentación</w:t>
       </w:r>
@@ -2706,9 +2723,9 @@
         </w:pict>
       </w:r>
     </w:p>
-    <w:bookmarkEnd w:id="34"/>
-    <w:bookmarkEnd w:id="35"/>
-    <w:bookmarkStart w:id="38" w:name="interfaces-con-otras-especialidades"/>
+    <w:bookmarkEnd w:id="45"/>
+    <w:bookmarkEnd w:id="46"/>
+    <w:bookmarkStart w:id="49" w:name="interfaces-con-otras-especialidades"/>
     <w:p>
       <w:pPr>
         <w:pStyle w:val="Heading2"/>
@@ -2717,7 +2734,7 @@
         <w:t xml:space="preserve">🔗 INTERFACES CON OTRAS ESPECIALIDADES</w:t>
       </w:r>
     </w:p>
-    <w:bookmarkStart w:id="36" w:name="diagrama-de-interfaces"/>
+    <w:bookmarkStart w:id="47" w:name="diagrama-de-interfaces"/>
     <w:p>
       <w:pPr>
         <w:pStyle w:val="Heading3"/>
@@ -2773,8 +2790,8 @@
         <w:t xml:space="preserve">[Cumplimiento y Sostenibilidad]</w:t>
       </w:r>
     </w:p>
-    <w:bookmarkEnd w:id="36"/>
-    <w:bookmarkStart w:id="37" w:name="tabla-de-interfaces-críticas"/>
+    <w:bookmarkEnd w:id="47"/>
+    <w:bookmarkStart w:id="48" w:name="tabla-de-interfaces-críticas"/>
     <w:p>
       <w:pPr>
         <w:pStyle w:val="Heading3"/>
@@ -2787,8 +2804,9 @@
       <w:tblPr>
         <w:tblStyle w:val="Table"/>
         <w:tblW w:type="pct" w:w="5000"/>
+        <w:tblLook w:firstRow="1" w:lastRow="0" w:firstColumn="0" w:lastColumn="0" w:noHBand="0" w:noVBand="0" w:val="0020"/>
+        <w:jc w:val="start"/>
         <w:tblLayout w:type="fixed"/>
-        <w:tblLook w:firstRow="1" w:lastRow="0" w:firstColumn="0" w:lastColumn="0" w:noHBand="0" w:noVBand="0" w:val="0020"/>
       </w:tblPr>
       <w:tblGrid>
         <w:gridCol w:w="1945"/>
@@ -2798,7 +2816,7 @@
       </w:tblGrid>
       <w:tr>
         <w:trPr>
-          <w:tblHeader w:val="on"/>
+          <w:tblHeader w:val="true"/>
         </w:trPr>
         <w:tc>
           <w:tcPr/>
@@ -2859,8 +2877,8 @@
             </w:pPr>
             <w:r>
               <w:rPr>
+                <w:bCs/>
                 <w:b/>
-                <w:bCs/>
               </w:rPr>
               <w:t xml:space="preserve">Ingeniería Civil</w:t>
             </w:r>
@@ -2913,8 +2931,8 @@
             </w:pPr>
             <w:r>
               <w:rPr>
+                <w:bCs/>
                 <w:b/>
-                <w:bCs/>
               </w:rPr>
               <w:t xml:space="preserve">Ingeniería Eléctrica</w:t>
             </w:r>
@@ -2967,8 +2985,8 @@
             </w:pPr>
             <w:r>
               <w:rPr>
+                <w:bCs/>
                 <w:b/>
-                <w:bCs/>
               </w:rPr>
               <w:t xml:space="preserve">Ingeniería Mecánica</w:t>
             </w:r>
@@ -3021,8 +3039,8 @@
             </w:pPr>
             <w:r>
               <w:rPr>
+                <w:bCs/>
                 <w:b/>
-                <w:bCs/>
               </w:rPr>
               <w:t xml:space="preserve">Ingeniería de Sistemas</w:t>
             </w:r>
@@ -3073,9 +3091,9 @@
         </w:pict>
       </w:r>
     </w:p>
-    <w:bookmarkEnd w:id="37"/>
-    <w:bookmarkEnd w:id="38"/>
-    <w:bookmarkStart w:id="42" w:name="supuestos-técnicos-y-limitaciones"/>
+    <w:bookmarkEnd w:id="48"/>
+    <w:bookmarkEnd w:id="49"/>
+    <w:bookmarkStart w:id="53" w:name="supuestos-técnicos-y-limitaciones"/>
     <w:p>
       <w:pPr>
         <w:pStyle w:val="Heading2"/>
@@ -3084,21 +3102,22 @@
         <w:t xml:space="preserve">📋 SUPUESTOS TÉCNICOS Y LIMITACIONES</w:t>
       </w:r>
     </w:p>
-    <w:bookmarkStart w:id="39" w:name="supuestos-críticos-del-diseño"/>
+    <w:bookmarkStart w:id="50" w:name="supuestos-críticos-del-diseno"/>
     <w:p>
       <w:pPr>
         <w:pStyle w:val="Heading3"/>
       </w:pPr>
       <w:r>
-        <w:t xml:space="preserve">Supuestos Críticos del Diseño</w:t>
+        <w:t xml:space="preserve">Supuestos Críticos del Diseno</w:t>
       </w:r>
     </w:p>
     <w:tbl>
       <w:tblPr>
         <w:tblStyle w:val="Table"/>
         <w:tblW w:type="pct" w:w="5000"/>
+        <w:tblLook w:firstRow="1" w:lastRow="0" w:firstColumn="0" w:lastColumn="0" w:noHBand="0" w:noVBand="0" w:val="0020"/>
+        <w:jc w:val="start"/>
         <w:tblLayout w:type="fixed"/>
-        <w:tblLook w:firstRow="1" w:lastRow="0" w:firstColumn="0" w:lastColumn="0" w:noHBand="0" w:noVBand="0" w:val="0020"/>
       </w:tblPr>
       <w:tblGrid>
         <w:gridCol w:w="1414"/>
@@ -3108,7 +3127,7 @@
       </w:tblGrid>
       <w:tr>
         <w:trPr>
-          <w:tblHeader w:val="on"/>
+          <w:tblHeader w:val="true"/>
         </w:trPr>
         <w:tc>
           <w:tcPr/>
@@ -3169,8 +3188,8 @@
             </w:pPr>
             <w:r>
               <w:rPr>
+                <w:bCs/>
                 <w:b/>
-                <w:bCs/>
               </w:rPr>
               <w:t xml:space="preserve">Condiciones ambientales</w:t>
             </w:r>
@@ -3223,8 +3242,8 @@
             </w:pPr>
             <w:r>
               <w:rPr>
+                <w:bCs/>
                 <w:b/>
-                <w:bCs/>
               </w:rPr>
               <w:t xml:space="preserve">Regulaciones ambientales</w:t>
             </w:r>
@@ -3277,8 +3296,8 @@
             </w:pPr>
             <w:r>
               <w:rPr>
+                <w:bCs/>
                 <w:b/>
-                <w:bCs/>
               </w:rPr>
               <w:t xml:space="preserve">Tecnología de monitoreo</w:t>
             </w:r>
@@ -3331,8 +3350,8 @@
             </w:pPr>
             <w:r>
               <w:rPr>
+                <w:bCs/>
                 <w:b/>
-                <w:bCs/>
               </w:rPr>
               <w:t xml:space="preserve">Personal especializado</w:t>
             </w:r>
@@ -3376,28 +3395,28 @@
         </w:tc>
       </w:tr>
     </w:tbl>
-    <w:bookmarkEnd w:id="39"/>
-    <w:bookmarkStart w:id="40" w:name="limitaciones-del-diseño"/>
+    <w:bookmarkEnd w:id="50"/>
+    <w:bookmarkStart w:id="51" w:name="limitaciones-del-diseno"/>
     <w:p>
       <w:pPr>
         <w:pStyle w:val="Heading3"/>
       </w:pPr>
       <w:r>
-        <w:t xml:space="preserve">Limitaciones del Diseño</w:t>
-      </w:r>
-    </w:p>
-    <w:p>
-      <w:pPr>
-        <w:pStyle w:val="Compact"/>
+        <w:t xml:space="preserve">Limitaciones del Diseno</w:t>
+      </w:r>
+    </w:p>
+    <w:p>
+      <w:pPr>
         <w:numPr>
           <w:ilvl w:val="0"/>
           <w:numId w:val="1006"/>
         </w:numPr>
-      </w:pPr>
-      <w:r>
-        <w:rPr>
-          <w:b/>
-          <w:bCs/>
+        <w:pStyle w:val="Compact"/>
+      </w:pPr>
+      <w:r>
+        <w:rPr>
+          <w:bCs/>
+          <w:b/>
         </w:rPr>
         <w:t xml:space="preserve">Condiciones ambientales:</w:t>
       </w:r>
@@ -3410,16 +3429,16 @@
     </w:p>
     <w:p>
       <w:pPr>
-        <w:pStyle w:val="Compact"/>
         <w:numPr>
           <w:ilvl w:val="0"/>
           <w:numId w:val="1006"/>
         </w:numPr>
-      </w:pPr>
-      <w:r>
-        <w:rPr>
-          <w:b/>
-          <w:bCs/>
+        <w:pStyle w:val="Compact"/>
+      </w:pPr>
+      <w:r>
+        <w:rPr>
+          <w:bCs/>
+          <w:b/>
         </w:rPr>
         <w:t xml:space="preserve">Regulaciones:</w:t>
       </w:r>
@@ -3432,16 +3451,16 @@
     </w:p>
     <w:p>
       <w:pPr>
-        <w:pStyle w:val="Compact"/>
         <w:numPr>
           <w:ilvl w:val="0"/>
           <w:numId w:val="1006"/>
         </w:numPr>
-      </w:pPr>
-      <w:r>
-        <w:rPr>
-          <w:b/>
-          <w:bCs/>
+        <w:pStyle w:val="Compact"/>
+      </w:pPr>
+      <w:r>
+        <w:rPr>
+          <w:bCs/>
+          <w:b/>
         </w:rPr>
         <w:t xml:space="preserve">Tecnología:</w:t>
       </w:r>
@@ -3454,16 +3473,16 @@
     </w:p>
     <w:p>
       <w:pPr>
-        <w:pStyle w:val="Compact"/>
         <w:numPr>
           <w:ilvl w:val="0"/>
           <w:numId w:val="1006"/>
         </w:numPr>
-      </w:pPr>
-      <w:r>
-        <w:rPr>
-          <w:b/>
-          <w:bCs/>
+        <w:pStyle w:val="Compact"/>
+      </w:pPr>
+      <w:r>
+        <w:rPr>
+          <w:bCs/>
+          <w:b/>
         </w:rPr>
         <w:t xml:space="preserve">Personal:</w:t>
       </w:r>
@@ -3476,16 +3495,16 @@
     </w:p>
     <w:p>
       <w:pPr>
-        <w:pStyle w:val="Compact"/>
         <w:numPr>
           <w:ilvl w:val="0"/>
           <w:numId w:val="1006"/>
         </w:numPr>
-      </w:pPr>
-      <w:r>
-        <w:rPr>
-          <w:b/>
-          <w:bCs/>
+        <w:pStyle w:val="Compact"/>
+      </w:pPr>
+      <w:r>
+        <w:rPr>
+          <w:bCs/>
+          <w:b/>
         </w:rPr>
         <w:t xml:space="preserve">Recursos:</w:t>
       </w:r>
@@ -3496,8 +3515,8 @@
         <w:t xml:space="preserve">Limitaciones de recursos naturales</w:t>
       </w:r>
     </w:p>
-    <w:bookmarkEnd w:id="40"/>
-    <w:bookmarkStart w:id="41" w:name="dependencias-críticas"/>
+    <w:bookmarkEnd w:id="51"/>
+    <w:bookmarkStart w:id="52" w:name="dependencias-críticas"/>
     <w:p>
       <w:pPr>
         <w:pStyle w:val="Heading3"/>
@@ -3508,16 +3527,16 @@
     </w:p>
     <w:p>
       <w:pPr>
-        <w:pStyle w:val="Compact"/>
         <w:numPr>
           <w:ilvl w:val="0"/>
           <w:numId w:val="1007"/>
         </w:numPr>
-      </w:pPr>
-      <w:r>
-        <w:rPr>
-          <w:b/>
-          <w:bCs/>
+        <w:pStyle w:val="Compact"/>
+      </w:pPr>
+      <w:r>
+        <w:rPr>
+          <w:bCs/>
+          <w:b/>
         </w:rPr>
         <w:t xml:space="preserve">Autoridades ambientales:</w:t>
       </w:r>
@@ -3530,16 +3549,16 @@
     </w:p>
     <w:p>
       <w:pPr>
-        <w:pStyle w:val="Compact"/>
         <w:numPr>
           <w:ilvl w:val="0"/>
           <w:numId w:val="1007"/>
         </w:numPr>
-      </w:pPr>
-      <w:r>
-        <w:rPr>
-          <w:b/>
-          <w:bCs/>
+        <w:pStyle w:val="Compact"/>
+      </w:pPr>
+      <w:r>
+        <w:rPr>
+          <w:bCs/>
+          <w:b/>
         </w:rPr>
         <w:t xml:space="preserve">Comunidades:</w:t>
       </w:r>
@@ -3552,16 +3571,16 @@
     </w:p>
     <w:p>
       <w:pPr>
-        <w:pStyle w:val="Compact"/>
         <w:numPr>
           <w:ilvl w:val="0"/>
           <w:numId w:val="1007"/>
         </w:numPr>
-      </w:pPr>
-      <w:r>
-        <w:rPr>
-          <w:b/>
-          <w:bCs/>
+        <w:pStyle w:val="Compact"/>
+      </w:pPr>
+      <w:r>
+        <w:rPr>
+          <w:bCs/>
+          <w:b/>
         </w:rPr>
         <w:t xml:space="preserve">Proveedores:</w:t>
       </w:r>
@@ -3574,16 +3593,16 @@
     </w:p>
     <w:p>
       <w:pPr>
-        <w:pStyle w:val="Compact"/>
         <w:numPr>
           <w:ilvl w:val="0"/>
           <w:numId w:val="1007"/>
         </w:numPr>
-      </w:pPr>
-      <w:r>
-        <w:rPr>
-          <w:b/>
-          <w:bCs/>
+        <w:pStyle w:val="Compact"/>
+      </w:pPr>
+      <w:r>
+        <w:rPr>
+          <w:bCs/>
+          <w:b/>
         </w:rPr>
         <w:t xml:space="preserve">Personal especializado:</w:t>
       </w:r>
@@ -3596,16 +3615,16 @@
     </w:p>
     <w:p>
       <w:pPr>
-        <w:pStyle w:val="Compact"/>
         <w:numPr>
           <w:ilvl w:val="0"/>
           <w:numId w:val="1007"/>
         </w:numPr>
-      </w:pPr>
-      <w:r>
-        <w:rPr>
-          <w:b/>
-          <w:bCs/>
+        <w:pStyle w:val="Compact"/>
+      </w:pPr>
+      <w:r>
+        <w:rPr>
+          <w:bCs/>
+          <w:b/>
         </w:rPr>
         <w:t xml:space="preserve">Laboratorios:</w:t>
       </w:r>
@@ -3623,9 +3642,9 @@
         </w:pict>
       </w:r>
     </w:p>
-    <w:bookmarkEnd w:id="41"/>
-    <w:bookmarkEnd w:id="42"/>
-    <w:bookmarkStart w:id="43" w:name="riesgos-y-mitigaciones"/>
+    <w:bookmarkEnd w:id="52"/>
+    <w:bookmarkEnd w:id="53"/>
+    <w:bookmarkStart w:id="54" w:name="riesgos-y-mitigaciones"/>
     <w:p>
       <w:pPr>
         <w:pStyle w:val="Heading2"/>
@@ -3638,8 +3657,9 @@
       <w:tblPr>
         <w:tblStyle w:val="Table"/>
         <w:tblW w:type="pct" w:w="5000"/>
+        <w:tblLook w:firstRow="1" w:lastRow="0" w:firstColumn="0" w:lastColumn="0" w:noHBand="0" w:noVBand="0" w:val="0020"/>
+        <w:jc w:val="start"/>
         <w:tblLayout w:type="fixed"/>
-        <w:tblLook w:firstRow="1" w:lastRow="0" w:firstColumn="0" w:lastColumn="0" w:noHBand="0" w:noVBand="0" w:val="0020"/>
       </w:tblPr>
       <w:tblGrid>
         <w:gridCol w:w="1218"/>
@@ -3650,7 +3670,7 @@
       </w:tblGrid>
       <w:tr>
         <w:trPr>
-          <w:tblHeader w:val="on"/>
+          <w:tblHeader w:val="true"/>
         </w:trPr>
         <w:tc>
           <w:tcPr/>
@@ -4031,8 +4051,8 @@
         </w:pict>
       </w:r>
     </w:p>
-    <w:bookmarkEnd w:id="43"/>
-    <w:bookmarkStart w:id="46" w:name="cumplimiento-contractual"/>
+    <w:bookmarkEnd w:id="54"/>
+    <w:bookmarkStart w:id="57" w:name="cumplimiento-contractual"/>
     <w:p>
       <w:pPr>
         <w:pStyle w:val="Heading2"/>
@@ -4041,7 +4061,7 @@
         <w:t xml:space="preserve">📋 CUMPLIMIENTO CONTRACTUAL</w:t>
       </w:r>
     </w:p>
-    <w:bookmarkStart w:id="44" w:name="obligaciones-clave-del-contrato"/>
+    <w:bookmarkStart w:id="55" w:name="obligaciones-clave-del-contrato"/>
     <w:p>
       <w:pPr>
         <w:pStyle w:val="Heading3"/>
@@ -4052,11 +4072,11 @@
     </w:p>
     <w:p>
       <w:pPr>
-        <w:pStyle w:val="Compact"/>
         <w:numPr>
           <w:ilvl w:val="0"/>
           <w:numId w:val="1008"/>
         </w:numPr>
+        <w:pStyle w:val="Compact"/>
       </w:pPr>
       <w:r>
         <w:t xml:space="preserve">✅</w:t>
@@ -4066,8 +4086,8 @@
       </w:r>
       <w:r>
         <w:rPr>
-          <w:b/>
-          <w:bCs/>
+          <w:bCs/>
+          <w:b/>
         </w:rPr>
         <w:t xml:space="preserve">AT1 - Alcance:</w:t>
       </w:r>
@@ -4080,11 +4100,11 @@
     </w:p>
     <w:p>
       <w:pPr>
-        <w:pStyle w:val="Compact"/>
         <w:numPr>
           <w:ilvl w:val="0"/>
           <w:numId w:val="1008"/>
         </w:numPr>
+        <w:pStyle w:val="Compact"/>
       </w:pPr>
       <w:r>
         <w:t xml:space="preserve">✅</w:t>
@@ -4094,8 +4114,8 @@
       </w:r>
       <w:r>
         <w:rPr>
-          <w:b/>
-          <w:bCs/>
+          <w:bCs/>
+          <w:b/>
         </w:rPr>
         <w:t xml:space="preserve">AT6 - Ambiental:</w:t>
       </w:r>
@@ -4108,11 +4128,11 @@
     </w:p>
     <w:p>
       <w:pPr>
-        <w:pStyle w:val="Compact"/>
         <w:numPr>
           <w:ilvl w:val="0"/>
           <w:numId w:val="1008"/>
         </w:numPr>
+        <w:pStyle w:val="Compact"/>
       </w:pPr>
       <w:r>
         <w:t xml:space="preserve">⏳</w:t>
@@ -4122,8 +4142,8 @@
       </w:r>
       <w:r>
         <w:rPr>
-          <w:b/>
-          <w:bCs/>
+          <w:bCs/>
+          <w:b/>
         </w:rPr>
         <w:t xml:space="preserve">Licencias ambientales:</w:t>
       </w:r>
@@ -4136,11 +4156,11 @@
     </w:p>
     <w:p>
       <w:pPr>
-        <w:pStyle w:val="Compact"/>
         <w:numPr>
           <w:ilvl w:val="0"/>
           <w:numId w:val="1008"/>
         </w:numPr>
+        <w:pStyle w:val="Compact"/>
       </w:pPr>
       <w:r>
         <w:t xml:space="preserve">⏳</w:t>
@@ -4150,8 +4170,8 @@
       </w:r>
       <w:r>
         <w:rPr>
-          <w:b/>
-          <w:bCs/>
+          <w:bCs/>
+          <w:b/>
         </w:rPr>
         <w:t xml:space="preserve">Permisos:</w:t>
       </w:r>
@@ -4164,11 +4184,11 @@
     </w:p>
     <w:p>
       <w:pPr>
-        <w:pStyle w:val="Compact"/>
         <w:numPr>
           <w:ilvl w:val="0"/>
           <w:numId w:val="1008"/>
         </w:numPr>
+        <w:pStyle w:val="Compact"/>
       </w:pPr>
       <w:r>
         <w:t xml:space="preserve">⏳</w:t>
@@ -4178,8 +4198,8 @@
       </w:r>
       <w:r>
         <w:rPr>
-          <w:b/>
-          <w:bCs/>
+          <w:bCs/>
+          <w:b/>
         </w:rPr>
         <w:t xml:space="preserve">Certificación:</w:t>
       </w:r>
@@ -4190,8 +4210,8 @@
         <w:t xml:space="preserve">ISO 14001 y certificación ambiental - En progreso</w:t>
       </w:r>
     </w:p>
-    <w:bookmarkEnd w:id="44"/>
-    <w:bookmarkStart w:id="45" w:name="referencias-contractuales"/>
+    <w:bookmarkEnd w:id="55"/>
+    <w:bookmarkStart w:id="56" w:name="referencias-contractuales"/>
     <w:p>
       <w:pPr>
         <w:pStyle w:val="Heading3"/>
@@ -4202,16 +4222,16 @@
     </w:p>
     <w:p>
       <w:pPr>
-        <w:pStyle w:val="Compact"/>
         <w:numPr>
           <w:ilvl w:val="0"/>
           <w:numId w:val="1009"/>
         </w:numPr>
-      </w:pPr>
-      <w:r>
-        <w:rPr>
-          <w:b/>
-          <w:bCs/>
+        <w:pStyle w:val="Compact"/>
+      </w:pPr>
+      <w:r>
+        <w:rPr>
+          <w:bCs/>
+          <w:b/>
         </w:rPr>
         <w:t xml:space="preserve">Apéndice Técnico 1:</w:t>
       </w:r>
@@ -4224,16 +4244,16 @@
     </w:p>
     <w:p>
       <w:pPr>
-        <w:pStyle w:val="Compact"/>
         <w:numPr>
           <w:ilvl w:val="0"/>
           <w:numId w:val="1009"/>
         </w:numPr>
-      </w:pPr>
-      <w:r>
-        <w:rPr>
-          <w:b/>
-          <w:bCs/>
+        <w:pStyle w:val="Compact"/>
+      </w:pPr>
+      <w:r>
+        <w:rPr>
+          <w:bCs/>
+          <w:b/>
         </w:rPr>
         <w:t xml:space="preserve">Apéndice Técnico 6:</w:t>
       </w:r>
@@ -4246,16 +4266,16 @@
     </w:p>
     <w:p>
       <w:pPr>
-        <w:pStyle w:val="Compact"/>
         <w:numPr>
           <w:ilvl w:val="0"/>
           <w:numId w:val="1009"/>
         </w:numPr>
-      </w:pPr>
-      <w:r>
-        <w:rPr>
-          <w:b/>
-          <w:bCs/>
+        <w:pStyle w:val="Compact"/>
+      </w:pPr>
+      <w:r>
+        <w:rPr>
+          <w:bCs/>
+          <w:b/>
         </w:rPr>
         <w:t xml:space="preserve">Licencias ambientales:</w:t>
       </w:r>
@@ -4268,16 +4288,16 @@
     </w:p>
     <w:p>
       <w:pPr>
-        <w:pStyle w:val="Compact"/>
         <w:numPr>
           <w:ilvl w:val="0"/>
           <w:numId w:val="1009"/>
         </w:numPr>
-      </w:pPr>
-      <w:r>
-        <w:rPr>
-          <w:b/>
-          <w:bCs/>
+        <w:pStyle w:val="Compact"/>
+      </w:pPr>
+      <w:r>
+        <w:rPr>
+          <w:bCs/>
+          <w:b/>
         </w:rPr>
         <w:t xml:space="preserve">Permisos:</w:t>
       </w:r>
@@ -4295,9 +4315,9 @@
         </w:pict>
       </w:r>
     </w:p>
-    <w:bookmarkEnd w:id="45"/>
-    <w:bookmarkEnd w:id="46"/>
-    <w:bookmarkStart w:id="49" w:name="documentación-de-soporte"/>
+    <w:bookmarkEnd w:id="56"/>
+    <w:bookmarkEnd w:id="57"/>
+    <w:bookmarkStart w:id="60" w:name="documentación-de-soporte"/>
     <w:p>
       <w:pPr>
         <w:pStyle w:val="Heading2"/>
@@ -4306,7 +4326,7 @@
         <w:t xml:space="preserve">📚 DOCUMENTACIÓN DE SOPORTE</w:t>
       </w:r>
     </w:p>
-    <w:bookmarkStart w:id="47" w:name="documentos-técnicos-disponibles"/>
+    <w:bookmarkStart w:id="58" w:name="documentos-técnicos-disponibles"/>
     <w:p>
       <w:pPr>
         <w:pStyle w:val="Heading3"/>
@@ -4319,8 +4339,9 @@
       <w:tblPr>
         <w:tblStyle w:val="Table"/>
         <w:tblW w:type="pct" w:w="5000"/>
+        <w:tblLook w:firstRow="1" w:lastRow="0" w:firstColumn="0" w:lastColumn="0" w:noHBand="0" w:noVBand="0" w:val="0020"/>
+        <w:jc w:val="start"/>
         <w:tblLayout w:type="fixed"/>
-        <w:tblLook w:firstRow="1" w:lastRow="0" w:firstColumn="0" w:lastColumn="0" w:noHBand="0" w:noVBand="0" w:val="0020"/>
       </w:tblPr>
       <w:tblGrid>
         <w:gridCol w:w="2354"/>
@@ -4330,7 +4351,7 @@
       </w:tblGrid>
       <w:tr>
         <w:trPr>
-          <w:tblHeader w:val="on"/>
+          <w:tblHeader w:val="true"/>
         </w:trPr>
         <w:tc>
           <w:tcPr/>
@@ -4482,8 +4503,8 @@
         </w:tc>
       </w:tr>
     </w:tbl>
-    <w:bookmarkEnd w:id="47"/>
-    <w:bookmarkStart w:id="48" w:name="para-más-información-técnica"/>
+    <w:bookmarkEnd w:id="58"/>
+    <w:bookmarkStart w:id="59" w:name="para-más-información-técnica"/>
     <w:p>
       <w:pPr>
         <w:pStyle w:val="Heading3"/>
@@ -4507,9 +4528,9 @@
         </w:pict>
       </w:r>
     </w:p>
-    <w:bookmarkEnd w:id="48"/>
-    <w:bookmarkEnd w:id="49"/>
-    <w:bookmarkStart w:id="50" w:name="contactos-y-responsables"/>
+    <w:bookmarkEnd w:id="59"/>
+    <w:bookmarkEnd w:id="60"/>
+    <w:bookmarkStart w:id="61" w:name="contactos-y-responsables"/>
     <w:p>
       <w:pPr>
         <w:pStyle w:val="Heading2"/>
@@ -4523,6 +4544,7 @@
         <w:tblStyle w:val="Table"/>
         <w:tblW w:type="auto" w:w="0"/>
         <w:tblLook w:firstRow="1" w:lastRow="0" w:firstColumn="0" w:lastColumn="0" w:noHBand="0" w:noVBand="0" w:val="0020"/>
+        <w:jc w:val="start"/>
       </w:tblPr>
       <w:tblGrid>
         <w:gridCol w:w="2640"/>
@@ -4531,7 +4553,7 @@
       </w:tblGrid>
       <w:tr>
         <w:trPr>
-          <w:tblHeader w:val="on"/>
+          <w:tblHeader w:val="true"/>
         </w:trPr>
         <w:tc>
           <w:tcPr/>
@@ -4692,14 +4714,14 @@
         </w:pict>
       </w:r>
     </w:p>
-    <w:bookmarkEnd w:id="50"/>
-    <w:bookmarkStart w:id="51" w:name="indicadores-de-desempeño-kpis"/>
+    <w:bookmarkEnd w:id="61"/>
+    <w:bookmarkStart w:id="62" w:name="indicadores-de-desempeno-kpis"/>
     <w:p>
       <w:pPr>
         <w:pStyle w:val="Heading2"/>
       </w:pPr>
       <w:r>
-        <w:t xml:space="preserve">📊 INDICADORES DE DESEMPEÑO (KPIs)</w:t>
+        <w:t xml:space="preserve">📊 INDICADORES DE DESEMPENO (KPIs)</w:t>
       </w:r>
     </w:p>
     <w:tbl>
@@ -4707,6 +4729,7 @@
         <w:tblStyle w:val="Table"/>
         <w:tblW w:type="auto" w:w="0"/>
         <w:tblLook w:firstRow="1" w:lastRow="0" w:firstColumn="0" w:lastColumn="0" w:noHBand="0" w:noVBand="0" w:val="0020"/>
+        <w:jc w:val="start"/>
       </w:tblPr>
       <w:tblGrid>
         <w:gridCol w:w="1980"/>
@@ -4716,7 +4739,7 @@
       </w:tblGrid>
       <w:tr>
         <w:trPr>
-          <w:tblHeader w:val="on"/>
+          <w:tblHeader w:val="true"/>
         </w:trPr>
         <w:tc>
           <w:tcPr/>
@@ -5025,8 +5048,8 @@
         </w:pict>
       </w:r>
     </w:p>
-    <w:bookmarkEnd w:id="51"/>
-    <w:bookmarkStart w:id="53" w:name="decisiones-tecnicas-aplicadas"/>
+    <w:bookmarkEnd w:id="62"/>
+    <w:bookmarkStart w:id="64" w:name="decisiones-tecnicas-aplicadas"/>
     <w:p>
       <w:pPr>
         <w:pStyle w:val="Heading2"/>
@@ -5035,7 +5058,7 @@
         <w:t xml:space="preserve">📋 DECISIONES TECNICAS APLICADAS</w:t>
       </w:r>
     </w:p>
-    <w:bookmarkStart w:id="52" w:name="gestion-ambiental-permisos"/>
+    <w:bookmarkStart w:id="63" w:name="gestion-ambiental-permisos"/>
     <w:p>
       <w:pPr>
         <w:pStyle w:val="Heading3"/>
@@ -5046,11 +5069,11 @@
     </w:p>
     <w:p>
       <w:pPr>
-        <w:pStyle w:val="Compact"/>
         <w:numPr>
           <w:ilvl w:val="0"/>
           <w:numId w:val="1010"/>
         </w:numPr>
+        <w:pStyle w:val="Compact"/>
       </w:pPr>
       <w:r>
         <w:t xml:space="preserve">Estado: ✅ Ver sistemas relacionados</w:t>
@@ -5058,11 +5081,11 @@
     </w:p>
     <w:p>
       <w:pPr>
-        <w:pStyle w:val="Compact"/>
         <w:numPr>
           <w:ilvl w:val="0"/>
           <w:numId w:val="1010"/>
         </w:numPr>
+        <w:pStyle w:val="Compact"/>
       </w:pPr>
       <w:r>
         <w:t xml:space="preserve">Fuente: Cocina I-VI consolidada</w:t>
@@ -5075,9 +5098,9 @@
         </w:pict>
       </w:r>
     </w:p>
-    <w:bookmarkEnd w:id="52"/>
-    <w:bookmarkEnd w:id="53"/>
-    <w:bookmarkStart w:id="54" w:name="control-de-versiones"/>
+    <w:bookmarkEnd w:id="63"/>
+    <w:bookmarkEnd w:id="64"/>
+    <w:bookmarkStart w:id="65" w:name="control-de-versiones"/>
     <w:p>
       <w:pPr>
         <w:pStyle w:val="Heading2"/>
@@ -5090,8 +5113,9 @@
       <w:tblPr>
         <w:tblStyle w:val="Table"/>
         <w:tblW w:type="pct" w:w="5000"/>
+        <w:tblLook w:firstRow="1" w:lastRow="0" w:firstColumn="0" w:lastColumn="0" w:noHBand="0" w:noVBand="0" w:val="0020"/>
+        <w:jc w:val="start"/>
         <w:tblLayout w:type="fixed"/>
-        <w:tblLook w:firstRow="1" w:lastRow="0" w:firstColumn="0" w:lastColumn="0" w:noHBand="0" w:noVBand="0" w:val="0020"/>
       </w:tblPr>
       <w:tblGrid>
         <w:gridCol w:w="1425"/>
@@ -5101,7 +5125,7 @@
       </w:tblGrid>
       <w:tr>
         <w:trPr>
-          <w:tblHeader w:val="on"/>
+          <w:tblHeader w:val="true"/>
         </w:trPr>
         <w:tc>
           <w:tcPr/>
@@ -5216,8 +5240,8 @@
       </w:pPr>
       <w:r>
         <w:rPr>
-          <w:b/>
-          <w:bCs/>
+          <w:bCs/>
+          <w:b/>
         </w:rPr>
         <w:t xml:space="preserve">Documento preparado por:</w:t>
       </w:r>
@@ -5232,8 +5256,8 @@
       </w:r>
       <w:r>
         <w:rPr>
-          <w:b/>
-          <w:bCs/>
+          <w:bCs/>
+          <w:b/>
         </w:rPr>
         <w:t xml:space="preserve">Última actualización:</w:t>
       </w:r>
@@ -5248,8 +5272,8 @@
       </w:r>
       <w:r>
         <w:rPr>
-          <w:b/>
-          <w:bCs/>
+          <w:bCs/>
+          <w:b/>
         </w:rPr>
         <w:t xml:space="preserve">Próxima revisión:</w:t>
       </w:r>
@@ -5264,8 +5288,8 @@
       </w:r>
       <w:r>
         <w:rPr>
-          <w:b/>
-          <w:bCs/>
+          <w:bCs/>
+          <w:b/>
         </w:rPr>
         <w:t xml:space="preserve">Basado en:</w:t>
       </w:r>
@@ -5276,13 +5300,9 @@
         <w:t xml:space="preserve">ESPECIALIDAD_05_Ingenieria_Ambiental_Master.md v1.0</w:t>
       </w:r>
     </w:p>
-    <w:bookmarkEnd w:id="54"/>
-    <w:bookmarkEnd w:id="55"/>
-    <w:sectPr>
-      <w:footnotePr>
-        <w:numRestart w:val="eachSect"/>
-      </w:footnotePr>
-    </w:sectPr>
+    <w:bookmarkEnd w:id="65"/>
+    <w:bookmarkEnd w:id="66"/>
+    <w:sectPr/>
   </w:body>
 </w:document>
 </file>
@@ -5313,14 +5333,14 @@
 <file path=word/numbering.xml><?xml version="1.0" encoding="utf-8"?>
 <w:numbering xmlns:w="http://schemas.openxmlformats.org/wordprocessingml/2006/main">
   <w:abstractNum w:abstractNumId="990">
-    <w:nsid w:val="0000A990"/>
+    <w:nsid w:val="A990"/>
     <w:multiLevelType w:val="multilevel"/>
     <w:lvl w:ilvl="0">
       <w:numFmt w:val="bullet"/>
       <w:lvlText w:val=" "/>
       <w:lvlJc w:val="left"/>
       <w:pPr>
-        <w:ind w:left="720" w:hanging="360"/>
+        <w:ind w:left="720" w:hanging="480"/>
       </w:pPr>
     </w:lvl>
     <w:lvl w:ilvl="1">
@@ -5328,7 +5348,7 @@
       <w:lvlText w:val=" "/>
       <w:lvlJc w:val="left"/>
       <w:pPr>
-        <w:ind w:left="1440" w:hanging="360"/>
+        <w:ind w:left="1440" w:hanging="480"/>
       </w:pPr>
     </w:lvl>
     <w:lvl w:ilvl="2">
@@ -5336,7 +5356,7 @@
       <w:lvlText w:val=" "/>
       <w:lvlJc w:val="left"/>
       <w:pPr>
-        <w:ind w:left="2160" w:hanging="360"/>
+        <w:ind w:left="2160" w:hanging="480"/>
       </w:pPr>
     </w:lvl>
     <w:lvl w:ilvl="3">
@@ -5344,7 +5364,7 @@
       <w:lvlText w:val=" "/>
       <w:lvlJc w:val="left"/>
       <w:pPr>
-        <w:ind w:left="2880" w:hanging="360"/>
+        <w:ind w:left="2880" w:hanging="480"/>
       </w:pPr>
     </w:lvl>
     <w:lvl w:ilvl="4">
@@ -5352,7 +5372,7 @@
       <w:lvlText w:val=" "/>
       <w:lvlJc w:val="left"/>
       <w:pPr>
-        <w:ind w:left="3600" w:hanging="360"/>
+        <w:ind w:left="3600" w:hanging="480"/>
       </w:pPr>
     </w:lvl>
     <w:lvl w:ilvl="5">
@@ -5360,7 +5380,7 @@
       <w:lvlText w:val=" "/>
       <w:lvlJc w:val="left"/>
       <w:pPr>
-        <w:ind w:left="4320" w:hanging="360"/>
+        <w:ind w:left="4320" w:hanging="480"/>
       </w:pPr>
     </w:lvl>
     <w:lvl w:ilvl="6">
@@ -5368,7 +5388,7 @@
       <w:lvlText w:val=" "/>
       <w:lvlJc w:val="left"/>
       <w:pPr>
-        <w:ind w:left="5040" w:hanging="360"/>
+        <w:ind w:left="5040" w:hanging="480"/>
       </w:pPr>
     </w:lvl>
     <w:lvl w:ilvl="7">
@@ -5376,7 +5396,7 @@
       <w:lvlText w:val=" "/>
       <w:lvlJc w:val="left"/>
       <w:pPr>
-        <w:ind w:left="5760" w:hanging="360"/>
+        <w:ind w:left="5760" w:hanging="480"/>
       </w:pPr>
     </w:lvl>
     <w:lvl w:ilvl="8">
@@ -5384,115 +5404,88 @@
       <w:lvlText w:val=" "/>
       <w:lvlJc w:val="left"/>
       <w:pPr>
-        <w:ind w:left="6480" w:hanging="360"/>
+        <w:ind w:left="6480" w:hanging="480"/>
       </w:pPr>
     </w:lvl>
   </w:abstractNum>
   <w:abstractNum w:abstractNumId="991">
-    <w:nsid w:val="0000A991"/>
+    <w:nsid w:val="A991"/>
     <w:multiLevelType w:val="multilevel"/>
     <w:lvl w:ilvl="0">
       <w:numFmt w:val="bullet"/>
-      <w:lvlText w:val=""/>
+      <w:lvlText w:val="•"/>
       <w:lvlJc w:val="left"/>
       <w:pPr>
-        <w:ind w:left="720" w:hanging="360"/>
-      </w:pPr>
-      <w:rPr>
-        <w:rFonts w:ascii="Symbol" w:hAnsi="Symbol" w:cs="Symbol" w:hint="default"/>
-      </w:rPr>
+        <w:ind w:left="720" w:hanging="480"/>
+      </w:pPr>
     </w:lvl>
     <w:lvl w:ilvl="1">
       <w:numFmt w:val="bullet"/>
-      <w:lvlText w:val="o"/>
+      <w:lvlText w:val="–"/>
       <w:lvlJc w:val="left"/>
       <w:pPr>
-        <w:ind w:left="1440" w:hanging="360"/>
-      </w:pPr>
-      <w:rPr>
-        <w:rFonts w:ascii="Courier New" w:hAnsi="Courier New" w:cs="Courier New" w:hint="default"/>
-      </w:rPr>
+        <w:ind w:left="1440" w:hanging="480"/>
+      </w:pPr>
     </w:lvl>
     <w:lvl w:ilvl="2">
       <w:numFmt w:val="bullet"/>
-      <w:lvlText w:val=""/>
+      <w:lvlText w:val="•"/>
       <w:lvlJc w:val="left"/>
       <w:pPr>
-        <w:ind w:left="2160" w:hanging="360"/>
-      </w:pPr>
-      <w:rPr>
-        <w:rFonts w:ascii="Wingdings" w:hAnsi="Wingdings" w:cs="Wingdings" w:hint="default"/>
-      </w:rPr>
+        <w:ind w:left="2160" w:hanging="480"/>
+      </w:pPr>
     </w:lvl>
     <w:lvl w:ilvl="3">
       <w:numFmt w:val="bullet"/>
-      <w:lvlText w:val=""/>
+      <w:lvlText w:val="–"/>
       <w:lvlJc w:val="left"/>
       <w:pPr>
-        <w:ind w:left="2880" w:hanging="360"/>
-      </w:pPr>
-      <w:rPr>
-        <w:rFonts w:ascii="Symbol" w:hAnsi="Symbol" w:cs="Symbol" w:hint="default"/>
-      </w:rPr>
+        <w:ind w:left="2880" w:hanging="480"/>
+      </w:pPr>
     </w:lvl>
     <w:lvl w:ilvl="4">
       <w:numFmt w:val="bullet"/>
-      <w:lvlText w:val="o"/>
+      <w:lvlText w:val="•"/>
       <w:lvlJc w:val="left"/>
       <w:pPr>
-        <w:ind w:left="3600" w:hanging="360"/>
-      </w:pPr>
-      <w:rPr>
-        <w:rFonts w:ascii="Courier New" w:hAnsi="Courier New" w:cs="Courier New" w:hint="default"/>
-      </w:rPr>
+        <w:ind w:left="3600" w:hanging="480"/>
+      </w:pPr>
     </w:lvl>
     <w:lvl w:ilvl="5">
       <w:numFmt w:val="bullet"/>
-      <w:lvlText w:val=""/>
+      <w:lvlText w:val="–"/>
       <w:lvlJc w:val="left"/>
       <w:pPr>
-        <w:ind w:left="4320" w:hanging="360"/>
-      </w:pPr>
-      <w:rPr>
-        <w:rFonts w:ascii="Wingdings" w:hAnsi="Wingdings" w:cs="Wingdings" w:hint="default"/>
-      </w:rPr>
+        <w:ind w:left="4320" w:hanging="480"/>
+      </w:pPr>
     </w:lvl>
     <w:lvl w:ilvl="6">
       <w:numFmt w:val="bullet"/>
-      <w:lvlText w:val=""/>
+      <w:lvlText w:val="•"/>
       <w:lvlJc w:val="left"/>
       <w:pPr>
-        <w:ind w:left="5040" w:hanging="360"/>
-      </w:pPr>
-      <w:rPr>
-        <w:rFonts w:ascii="Symbol" w:hAnsi="Symbol" w:cs="Symbol" w:hint="default"/>
-      </w:rPr>
+        <w:ind w:left="5040" w:hanging="480"/>
+      </w:pPr>
     </w:lvl>
     <w:lvl w:ilvl="7">
       <w:numFmt w:val="bullet"/>
-      <w:lvlText w:val="o"/>
+      <w:lvlText w:val="–"/>
       <w:lvlJc w:val="left"/>
       <w:pPr>
-        <w:ind w:left="5760" w:hanging="360"/>
-      </w:pPr>
-      <w:rPr>
-        <w:rFonts w:ascii="Courier New" w:hAnsi="Courier New" w:cs="Courier New" w:hint="default"/>
-      </w:rPr>
+        <w:ind w:left="5760" w:hanging="480"/>
+      </w:pPr>
     </w:lvl>
     <w:lvl w:ilvl="8">
       <w:numFmt w:val="bullet"/>
-      <w:lvlText w:val=""/>
+      <w:lvlText w:val="•"/>
       <w:lvlJc w:val="left"/>
       <w:pPr>
-        <w:ind w:left="6480" w:hanging="360"/>
-      </w:pPr>
-      <w:rPr>
-        <w:rFonts w:ascii="Wingdings" w:hAnsi="Wingdings" w:cs="Wingdings" w:hint="default"/>
-      </w:rPr>
+        <w:ind w:left="6480" w:hanging="480"/>
+      </w:pPr>
     </w:lvl>
   </w:abstractNum>
   <w:abstractNum w:abstractNumId="99411">
-    <w:nsid w:val="00A99411"/>
+    <w:nsid w:val="A99411"/>
     <w:multiLevelType w:val="multilevel"/>
     <w:lvl w:ilvl="0">
       <w:start w:val="1"/>
@@ -5500,7 +5493,7 @@
       <w:lvlText w:val="%1."/>
       <w:lvlJc w:val="left"/>
       <w:pPr>
-        <w:ind w:left="720" w:hanging="360"/>
+        <w:ind w:left="720" w:hanging="480"/>
       </w:pPr>
     </w:lvl>
     <w:lvl w:ilvl="1">
@@ -5509,7 +5502,7 @@
       <w:lvlText w:val="%2."/>
       <w:lvlJc w:val="left"/>
       <w:pPr>
-        <w:ind w:left="1440" w:hanging="360"/>
+        <w:ind w:left="1440" w:hanging="480"/>
       </w:pPr>
     </w:lvl>
     <w:lvl w:ilvl="2">
@@ -5518,7 +5511,7 @@
       <w:lvlText w:val="%3."/>
       <w:lvlJc w:val="left"/>
       <w:pPr>
-        <w:ind w:left="2160" w:hanging="360"/>
+        <w:ind w:left="2160" w:hanging="480"/>
       </w:pPr>
     </w:lvl>
     <w:lvl w:ilvl="3">
@@ -5527,7 +5520,7 @@
       <w:lvlText w:val="%4."/>
       <w:lvlJc w:val="left"/>
       <w:pPr>
-        <w:ind w:left="2880" w:hanging="360"/>
+        <w:ind w:left="2880" w:hanging="480"/>
       </w:pPr>
     </w:lvl>
     <w:lvl w:ilvl="4">
@@ -5536,7 +5529,7 @@
       <w:lvlText w:val="%5."/>
       <w:lvlJc w:val="left"/>
       <w:pPr>
-        <w:ind w:left="3600" w:hanging="360"/>
+        <w:ind w:left="3600" w:hanging="480"/>
       </w:pPr>
     </w:lvl>
     <w:lvl w:ilvl="5">
@@ -5545,7 +5538,7 @@
       <w:lvlText w:val="%6."/>
       <w:lvlJc w:val="left"/>
       <w:pPr>
-        <w:ind w:left="4320" w:hanging="360"/>
+        <w:ind w:left="4320" w:hanging="480"/>
       </w:pPr>
     </w:lvl>
     <w:lvl w:ilvl="6">
@@ -5554,7 +5547,7 @@
       <w:lvlText w:val="%7."/>
       <w:lvlJc w:val="left"/>
       <w:pPr>
-        <w:ind w:left="5040" w:hanging="360"/>
+        <w:ind w:left="5040" w:hanging="480"/>
       </w:pPr>
     </w:lvl>
     <w:lvl w:ilvl="7">
@@ -5563,7 +5556,7 @@
       <w:lvlText w:val="%8."/>
       <w:lvlJc w:val="left"/>
       <w:pPr>
-        <w:ind w:left="5760" w:hanging="360"/>
+        <w:ind w:left="5760" w:hanging="480"/>
       </w:pPr>
     </w:lvl>
     <w:lvl w:ilvl="8">
@@ -5572,7 +5565,7 @@
       <w:lvlText w:val="%9."/>
       <w:lvlJc w:val="left"/>
       <w:pPr>
-        <w:ind w:left="6480" w:hanging="360"/>
+        <w:ind w:left="6480" w:hanging="480"/>
       </w:pPr>
     </w:lvl>
   </w:abstractNum>
@@ -5644,10 +5637,10 @@
   <w:docDefaults>
     <w:rPrDefault>
       <w:rPr>
-        <w:rFonts w:asciiTheme="minorHAnsi" w:cstheme="minorBidi" w:eastAsiaTheme="minorEastAsia" w:hAnsiTheme="minorHAnsi"/>
+        <w:rFonts w:asciiTheme="minorHAnsi" w:cstheme="minorBidi" w:eastAsiaTheme="minorHAnsi" w:hAnsiTheme="minorHAnsi"/>
         <w:sz w:val="24"/>
         <w:szCs w:val="24"/>
-        <w:lang w:bidi="ar-SA" w:eastAsia="zh-CN" w:val="en-US"/>
+        <w:lang w:bidi="ar-SA" w:eastAsia="en-US" w:val="en-US"/>
       </w:rPr>
     </w:rPrDefault>
     <w:pPrDefault>
@@ -5665,10 +5658,10 @@
     <w:name w:val="Body Text"/>
     <w:basedOn w:val="Normal"/>
     <w:link w:val="BodyTextChar"/>
-    <w:qFormat/>
     <w:pPr>
       <w:spacing w:after="180" w:before="180"/>
     </w:pPr>
+    <w:qFormat/>
   </w:style>
   <w:style w:customStyle="1" w:styleId="FirstParagraph" w:type="paragraph">
     <w:name w:val="First Paragraph"/>
@@ -5688,94 +5681,57 @@
     <w:name w:val="Title"/>
     <w:basedOn w:val="Normal"/>
     <w:next w:val="BodyText"/>
-    <w:link w:val="TitleChar"/>
-    <w:uiPriority w:val="10"/>
     <w:qFormat/>
-    <w:rsid w:val="00A10FD9"/>
     <w:pPr>
-      <w:spacing w:after="80" w:line="240" w:lineRule="auto"/>
-      <w:contextualSpacing/>
+      <w:keepNext/>
+      <w:keepLines/>
+      <w:spacing w:after="240" w:before="480"/>
       <w:jc w:val="center"/>
     </w:pPr>
     <w:rPr>
       <w:rFonts w:asciiTheme="majorHAnsi" w:cstheme="majorBidi" w:eastAsiaTheme="majorEastAsia" w:hAnsiTheme="majorHAnsi"/>
-      <w:sz w:val="56"/>
-      <w:szCs w:val="56"/>
-    </w:rPr>
-  </w:style>
-  <w:style w:customStyle="1" w:styleId="TitleChar" w:type="character">
-    <w:name w:val="Title Char"/>
-    <w:basedOn w:val="DefaultParagraphFont"/>
-    <w:link w:val="Title"/>
-    <w:uiPriority w:val="10"/>
-    <w:rsid w:val="00A10FD9"/>
-    <w:rPr>
-      <w:rFonts w:asciiTheme="majorHAnsi" w:cstheme="majorBidi" w:eastAsiaTheme="majorEastAsia" w:hAnsiTheme="majorHAnsi"/>
-      <w:sz w:val="56"/>
-      <w:szCs w:val="56"/>
+      <w:b/>
+      <w:bCs/>
+      <w:color w:themeColor="accent1" w:themeShade="B5" w:val="345A8A"/>
+      <w:sz w:val="36"/>
+      <w:szCs w:val="36"/>
     </w:rPr>
   </w:style>
   <w:style w:styleId="Subtitle" w:type="paragraph">
     <w:name w:val="Subtitle"/>
-    <w:basedOn w:val="Title"/>
-    <w:next w:val="BodyText"/>
-    <w:link w:val="SubtitleChar"/>
-    <w:uiPriority w:val="11"/>
-    <w:qFormat/>
-    <w:rsid w:val="00A10FD9"/>
-    <w:pPr>
-      <w:numPr>
-        <w:ilvl w:val="1"/>
-      </w:numPr>
-    </w:pPr>
-    <w:rPr>
-      <w:rFonts w:cstheme="majorBidi" w:eastAsiaTheme="majorEastAsia"/>
-      <w:spacing w:val="15"/>
-      <w:sz w:val="28"/>
-      <w:szCs w:val="28"/>
-    </w:rPr>
-  </w:style>
-  <w:style w:customStyle="1" w:styleId="SubtitleChar" w:type="character">
-    <w:name w:val="Subtitle Char"/>
-    <w:basedOn w:val="DefaultParagraphFont"/>
-    <w:link w:val="Subtitle"/>
-    <w:uiPriority w:val="11"/>
-    <w:rsid w:val="00A10FD9"/>
-    <w:rPr>
-      <w:rFonts w:cstheme="majorBidi" w:eastAsiaTheme="majorEastAsia"/>
-      <w:color w:themeColor="text1" w:themeTint="A6" w:val="595959"/>
-      <w:spacing w:val="15"/>
-      <w:sz w:val="28"/>
-      <w:szCs w:val="28"/>
-    </w:rPr>
-  </w:style>
-  <w:style w:customStyle="1" w:styleId="Author" w:type="paragraph">
-    <w:name w:val="Author"/>
     <w:basedOn w:val="Title"/>
     <w:next w:val="BodyText"/>
     <w:qFormat/>
     <w:pPr>
       <w:keepNext/>
       <w:keepLines/>
+      <w:spacing w:after="240" w:before="240"/>
+      <w:jc w:val="center"/>
     </w:pPr>
     <w:rPr>
-      <w:sz w:val="24"/>
-      <w:szCs w:val="24"/>
+      <w:sz w:val="30"/>
+      <w:szCs w:val="30"/>
     </w:rPr>
   </w:style>
-  <w:style w:styleId="Date" w:type="paragraph">
-    <w:name w:val="Date"/>
-    <w:basedOn w:val="Title"/>
+  <w:style w:customStyle="1" w:styleId="Author" w:type="paragraph">
+    <w:name w:val="Author"/>
     <w:next w:val="BodyText"/>
     <w:qFormat/>
     <w:pPr>
       <w:keepNext/>
       <w:keepLines/>
+      <w:jc w:val="center"/>
     </w:pPr>
-    <w:rPr>
-      <w:sz w:val="24"/>
-      <w:szCs w:val="24"/>
-    </w:rPr>
+  </w:style>
+  <w:style w:styleId="Date" w:type="paragraph">
+    <w:name w:val="Date"/>
+    <w:next w:val="BodyText"/>
+    <w:qFormat/>
+    <w:pPr>
+      <w:keepNext/>
+      <w:keepLines/>
+      <w:jc w:val="center"/>
+    </w:pPr>
   </w:style>
   <w:style w:customStyle="1" w:styleId="AbstractTitle" w:type="paragraph">
     <w:name w:val="Abstract Title"/>
@@ -5785,13 +5741,15 @@
     <w:pPr>
       <w:keepNext/>
       <w:keepLines/>
+      <w:jc w:val="center"/>
       <w:spacing w:after="0" w:before="300"/>
-      <w:jc w:val="center"/>
     </w:pPr>
     <w:rPr>
-      <w:b/>
       <w:sz w:val="20"/>
       <w:szCs w:val="20"/>
+      <w:b/>
+      <w:color w:val="345A8A"/>
+      &gt;
     </w:rPr>
   </w:style>
   <w:style w:customStyle="1" w:styleId="Abstract" w:type="paragraph">
@@ -5818,321 +5776,191 @@
     <w:rPr/>
   </w:style>
   <w:style w:styleId="Heading1" w:type="paragraph">
-    <w:name w:val="heading 1"/>
+    <w:name w:val="Heading 1"/>
     <w:basedOn w:val="Normal"/>
     <w:next w:val="BodyText"/>
-    <w:link w:val="Heading1Char"/>
     <w:uiPriority w:val="9"/>
     <w:qFormat/>
-    <w:rsid w:val="00A10FD9"/>
     <w:pPr>
       <w:keepNext/>
       <w:keepLines/>
-      <w:spacing w:after="80" w:before="360"/>
+      <w:spacing w:after="0" w:before="480"/>
       <w:outlineLvl w:val="0"/>
     </w:pPr>
     <w:rPr>
       <w:rFonts w:asciiTheme="majorHAnsi" w:cstheme="majorBidi" w:eastAsiaTheme="majorEastAsia" w:hAnsiTheme="majorHAnsi"/>
-      <w:color w:themeColor="accent1" w:themeShade="BF" w:val="0F4761"/>
-      <w:sz w:val="40"/>
-      <w:szCs w:val="40"/>
+      <w:b/>
+      <w:bCs/>
+      <w:color w:themeColor="accent1" w:val="4F81BD"/>
+      <w:sz w:val="32"/>
+      <w:szCs w:val="32"/>
     </w:rPr>
   </w:style>
   <w:style w:styleId="Heading2" w:type="paragraph">
-    <w:name w:val="heading 2"/>
+    <w:name w:val="Heading 2"/>
     <w:basedOn w:val="Normal"/>
     <w:next w:val="BodyText"/>
-    <w:link w:val="Heading2Char"/>
     <w:uiPriority w:val="9"/>
-    <w:semiHidden/>
     <w:unhideWhenUsed/>
     <w:qFormat/>
-    <w:rsid w:val="00A10FD9"/>
     <w:pPr>
       <w:keepNext/>
       <w:keepLines/>
-      <w:spacing w:after="80" w:before="160"/>
+      <w:spacing w:after="0" w:before="200"/>
       <w:outlineLvl w:val="1"/>
     </w:pPr>
     <w:rPr>
       <w:rFonts w:asciiTheme="majorHAnsi" w:cstheme="majorBidi" w:eastAsiaTheme="majorEastAsia" w:hAnsiTheme="majorHAnsi"/>
-      <w:color w:themeColor="accent1" w:themeShade="BF" w:val="0F4761"/>
-      <w:sz w:val="32"/>
-      <w:szCs w:val="32"/>
+      <w:b/>
+      <w:bCs/>
+      <w:color w:themeColor="accent1" w:val="4F81BD"/>
+      <w:sz w:val="28"/>
+      <w:szCs w:val="28"/>
     </w:rPr>
   </w:style>
   <w:style w:styleId="Heading3" w:type="paragraph">
-    <w:name w:val="heading 3"/>
+    <w:name w:val="Heading 3"/>
     <w:basedOn w:val="Normal"/>
     <w:next w:val="BodyText"/>
-    <w:link w:val="Heading3Char"/>
     <w:uiPriority w:val="9"/>
-    <w:semiHidden/>
     <w:unhideWhenUsed/>
     <w:qFormat/>
-    <w:rsid w:val="00A10FD9"/>
     <w:pPr>
       <w:keepNext/>
       <w:keepLines/>
-      <w:spacing w:after="80" w:before="160"/>
+      <w:spacing w:after="0" w:before="200"/>
       <w:outlineLvl w:val="2"/>
     </w:pPr>
     <w:rPr>
-      <w:rFonts w:cstheme="majorBidi" w:eastAsiaTheme="majorEastAsia"/>
-      <w:color w:themeColor="accent1" w:themeShade="BF" w:val="0F4761"/>
-      <w:sz w:val="28"/>
-      <w:szCs w:val="28"/>
+      <w:rFonts w:asciiTheme="majorHAnsi" w:cstheme="majorBidi" w:eastAsiaTheme="majorEastAsia" w:hAnsiTheme="majorHAnsi"/>
+      <w:b/>
+      <w:bCs/>
+      <w:color w:themeColor="accent1" w:val="4F81BD"/>
+      <w:sz w:val="24"/>
+      <w:szCs w:val="24"/>
     </w:rPr>
   </w:style>
   <w:style w:styleId="Heading4" w:type="paragraph">
-    <w:name w:val="heading 4"/>
+    <w:name w:val="Heading 4"/>
     <w:basedOn w:val="Normal"/>
     <w:next w:val="BodyText"/>
-    <w:link w:val="Heading4Char"/>
     <w:uiPriority w:val="9"/>
-    <w:semiHidden/>
     <w:unhideWhenUsed/>
     <w:qFormat/>
-    <w:rsid w:val="00A10FD9"/>
     <w:pPr>
       <w:keepNext/>
       <w:keepLines/>
-      <w:spacing w:after="40" w:before="80"/>
+      <w:spacing w:after="0" w:before="200"/>
       <w:outlineLvl w:val="3"/>
     </w:pPr>
     <w:rPr>
-      <w:rFonts w:cstheme="majorBidi" w:eastAsiaTheme="majorEastAsia"/>
+      <w:rFonts w:asciiTheme="majorHAnsi" w:cstheme="majorBidi" w:eastAsiaTheme="majorEastAsia" w:hAnsiTheme="majorHAnsi"/>
       <w:i/>
-      <w:iCs/>
-      <w:color w:themeColor="accent1" w:themeShade="BF" w:val="0F4761"/>
+      <w:bCs/>
+      <w:color w:themeColor="accent1" w:val="4F81BD"/>
+      <w:sz w:val="24"/>
+      <w:szCs w:val="24"/>
     </w:rPr>
   </w:style>
   <w:style w:styleId="Heading5" w:type="paragraph">
-    <w:name w:val="heading 5"/>
+    <w:name w:val="Heading 5"/>
     <w:basedOn w:val="Normal"/>
     <w:next w:val="BodyText"/>
-    <w:link w:val="Heading5Char"/>
     <w:uiPriority w:val="9"/>
-    <w:semiHidden/>
     <w:unhideWhenUsed/>
     <w:qFormat/>
-    <w:rsid w:val="00A10FD9"/>
     <w:pPr>
       <w:keepNext/>
       <w:keepLines/>
-      <w:spacing w:after="40" w:before="80"/>
+      <w:spacing w:after="0" w:before="200"/>
       <w:outlineLvl w:val="4"/>
     </w:pPr>
     <w:rPr>
-      <w:rFonts w:cstheme="majorBidi" w:eastAsiaTheme="majorEastAsia"/>
-      <w:color w:themeColor="accent1" w:themeShade="BF" w:val="0F4761"/>
+      <w:rFonts w:asciiTheme="majorHAnsi" w:cstheme="majorBidi" w:eastAsiaTheme="majorEastAsia" w:hAnsiTheme="majorHAnsi"/>
+      <w:iCs/>
+      <w:color w:themeColor="accent1" w:val="4F81BD"/>
+      <w:sz w:val="24"/>
+      <w:szCs w:val="24"/>
     </w:rPr>
   </w:style>
   <w:style w:styleId="Heading6" w:type="paragraph">
-    <w:name w:val="heading 6"/>
+    <w:name w:val="Heading 6"/>
     <w:basedOn w:val="Normal"/>
     <w:next w:val="BodyText"/>
-    <w:link w:val="Heading6Char"/>
     <w:uiPriority w:val="9"/>
-    <w:semiHidden/>
     <w:unhideWhenUsed/>
     <w:qFormat/>
-    <w:rsid w:val="00A10FD9"/>
     <w:pPr>
       <w:keepNext/>
       <w:keepLines/>
-      <w:spacing w:after="0" w:before="40"/>
+      <w:spacing w:after="0" w:before="200"/>
       <w:outlineLvl w:val="5"/>
     </w:pPr>
     <w:rPr>
-      <w:rFonts w:cstheme="majorBidi" w:eastAsiaTheme="majorEastAsia"/>
-      <w:i/>
-      <w:iCs/>
-      <w:color w:themeColor="text1" w:themeTint="A6" w:val="595959"/>
+      <w:rFonts w:asciiTheme="majorHAnsi" w:cstheme="majorBidi" w:eastAsiaTheme="majorEastAsia" w:hAnsiTheme="majorHAnsi"/>
+      <w:color w:themeColor="accent1" w:val="4F81BD"/>
+      <w:sz w:val="24"/>
+      <w:szCs w:val="24"/>
     </w:rPr>
   </w:style>
   <w:style w:styleId="Heading7" w:type="paragraph">
-    <w:name w:val="heading 7"/>
+    <w:name w:val="Heading 7"/>
     <w:basedOn w:val="Normal"/>
     <w:next w:val="BodyText"/>
-    <w:link w:val="Heading7Char"/>
     <w:uiPriority w:val="9"/>
-    <w:semiHidden/>
     <w:unhideWhenUsed/>
     <w:qFormat/>
-    <w:rsid w:val="00A10FD9"/>
     <w:pPr>
       <w:keepNext/>
       <w:keepLines/>
-      <w:spacing w:after="0" w:before="40"/>
+      <w:spacing w:after="0" w:before="200"/>
       <w:outlineLvl w:val="6"/>
     </w:pPr>
     <w:rPr>
-      <w:rFonts w:cstheme="majorBidi" w:eastAsiaTheme="majorEastAsia"/>
-      <w:color w:themeColor="text1" w:themeTint="A6" w:val="595959"/>
+      <w:rFonts w:asciiTheme="majorHAnsi" w:cstheme="majorBidi" w:eastAsiaTheme="majorEastAsia" w:hAnsiTheme="majorHAnsi"/>
+      <w:color w:themeColor="accent1" w:val="4F81BD"/>
+      <w:sz w:val="24"/>
+      <w:szCs w:val="24"/>
     </w:rPr>
   </w:style>
   <w:style w:styleId="Heading8" w:type="paragraph">
-    <w:name w:val="heading 8"/>
+    <w:name w:val="Heading 8"/>
     <w:basedOn w:val="Normal"/>
     <w:next w:val="BodyText"/>
-    <w:link w:val="Heading8Char"/>
     <w:uiPriority w:val="9"/>
-    <w:semiHidden/>
     <w:unhideWhenUsed/>
     <w:qFormat/>
-    <w:rsid w:val="00A10FD9"/>
     <w:pPr>
       <w:keepNext/>
       <w:keepLines/>
-      <w:spacing w:after="0"/>
+      <w:spacing w:after="0" w:before="200"/>
       <w:outlineLvl w:val="7"/>
     </w:pPr>
     <w:rPr>
-      <w:rFonts w:cstheme="majorBidi" w:eastAsiaTheme="majorEastAsia"/>
-      <w:i/>
-      <w:iCs/>
-      <w:color w:themeColor="text1" w:themeTint="D8" w:val="272727"/>
+      <w:rFonts w:asciiTheme="majorHAnsi" w:cstheme="majorBidi" w:eastAsiaTheme="majorEastAsia" w:hAnsiTheme="majorHAnsi"/>
+      <w:color w:themeColor="accent1" w:val="4F81BD"/>
+      <w:sz w:val="24"/>
+      <w:szCs w:val="24"/>
     </w:rPr>
   </w:style>
   <w:style w:styleId="Heading9" w:type="paragraph">
-    <w:name w:val="heading 9"/>
+    <w:name w:val="Heading 9"/>
     <w:basedOn w:val="Normal"/>
     <w:next w:val="BodyText"/>
-    <w:link w:val="Heading9Char"/>
     <w:uiPriority w:val="9"/>
-    <w:semiHidden/>
     <w:unhideWhenUsed/>
     <w:qFormat/>
-    <w:rsid w:val="00A10FD9"/>
     <w:pPr>
       <w:keepNext/>
       <w:keepLines/>
-      <w:spacing w:after="0"/>
+      <w:spacing w:after="0" w:before="200"/>
       <w:outlineLvl w:val="8"/>
     </w:pPr>
     <w:rPr>
-      <w:rFonts w:cstheme="majorBidi" w:eastAsiaTheme="majorEastAsia"/>
-      <w:color w:themeColor="text1" w:themeTint="D8" w:val="272727"/>
-    </w:rPr>
-  </w:style>
-  <w:style w:customStyle="1" w:styleId="Heading1Char" w:type="character">
-    <w:name w:val="Heading 1 Char"/>
-    <w:basedOn w:val="DefaultParagraphFont"/>
-    <w:link w:val="Heading1"/>
-    <w:uiPriority w:val="9"/>
-    <w:rsid w:val="00A10FD9"/>
-    <w:rPr>
       <w:rFonts w:asciiTheme="majorHAnsi" w:cstheme="majorBidi" w:eastAsiaTheme="majorEastAsia" w:hAnsiTheme="majorHAnsi"/>
-      <w:color w:themeColor="accent1" w:themeShade="BF" w:val="0F4761"/>
-      <w:sz w:val="40"/>
-      <w:szCs w:val="40"/>
-    </w:rPr>
-  </w:style>
-  <w:style w:customStyle="1" w:styleId="Heading2Char" w:type="character">
-    <w:name w:val="Heading 2 Char"/>
-    <w:basedOn w:val="DefaultParagraphFont"/>
-    <w:link w:val="Heading2"/>
-    <w:uiPriority w:val="9"/>
-    <w:semiHidden/>
-    <w:rsid w:val="00A10FD9"/>
-    <w:rPr>
-      <w:rFonts w:asciiTheme="majorHAnsi" w:cstheme="majorBidi" w:eastAsiaTheme="majorEastAsia" w:hAnsiTheme="majorHAnsi"/>
-      <w:color w:themeColor="accent1" w:themeShade="BF" w:val="0F4761"/>
-      <w:sz w:val="32"/>
-      <w:szCs w:val="32"/>
-    </w:rPr>
-  </w:style>
-  <w:style w:customStyle="1" w:styleId="Heading3Char" w:type="character">
-    <w:name w:val="Heading 3 Char"/>
-    <w:basedOn w:val="DefaultParagraphFont"/>
-    <w:link w:val="Heading3"/>
-    <w:uiPriority w:val="9"/>
-    <w:semiHidden/>
-    <w:rsid w:val="00A10FD9"/>
-    <w:rPr>
-      <w:rFonts w:cstheme="majorBidi" w:eastAsiaTheme="majorEastAsia"/>
-      <w:color w:themeColor="accent1" w:themeShade="BF" w:val="0F4761"/>
-      <w:sz w:val="28"/>
-      <w:szCs w:val="28"/>
-    </w:rPr>
-  </w:style>
-  <w:style w:customStyle="1" w:styleId="Heading4Char" w:type="character">
-    <w:name w:val="Heading 4 Char"/>
-    <w:basedOn w:val="DefaultParagraphFont"/>
-    <w:link w:val="Heading4"/>
-    <w:uiPriority w:val="9"/>
-    <w:semiHidden/>
-    <w:rsid w:val="00A10FD9"/>
-    <w:rPr>
-      <w:rFonts w:cstheme="majorBidi" w:eastAsiaTheme="majorEastAsia"/>
-      <w:i/>
-      <w:iCs/>
-      <w:color w:themeColor="accent1" w:themeShade="BF" w:val="0F4761"/>
-    </w:rPr>
-  </w:style>
-  <w:style w:customStyle="1" w:styleId="Heading5Char" w:type="character">
-    <w:name w:val="Heading 5 Char"/>
-    <w:basedOn w:val="DefaultParagraphFont"/>
-    <w:link w:val="Heading5"/>
-    <w:uiPriority w:val="9"/>
-    <w:semiHidden/>
-    <w:rsid w:val="00A10FD9"/>
-    <w:rPr>
-      <w:rFonts w:cstheme="majorBidi" w:eastAsiaTheme="majorEastAsia"/>
-      <w:color w:themeColor="accent1" w:themeShade="BF" w:val="0F4761"/>
-    </w:rPr>
-  </w:style>
-  <w:style w:customStyle="1" w:styleId="Heading6Char" w:type="character">
-    <w:name w:val="Heading 6 Char"/>
-    <w:basedOn w:val="DefaultParagraphFont"/>
-    <w:link w:val="Heading6"/>
-    <w:uiPriority w:val="9"/>
-    <w:semiHidden/>
-    <w:rsid w:val="00A10FD9"/>
-    <w:rPr>
-      <w:rFonts w:cstheme="majorBidi" w:eastAsiaTheme="majorEastAsia"/>
-      <w:i/>
-      <w:iCs/>
-      <w:color w:themeColor="text1" w:themeTint="A6" w:val="595959"/>
-    </w:rPr>
-  </w:style>
-  <w:style w:customStyle="1" w:styleId="Heading7Char" w:type="character">
-    <w:name w:val="Heading 7 Char"/>
-    <w:basedOn w:val="DefaultParagraphFont"/>
-    <w:link w:val="Heading7"/>
-    <w:uiPriority w:val="9"/>
-    <w:semiHidden/>
-    <w:rsid w:val="00A10FD9"/>
-    <w:rPr>
-      <w:rFonts w:cstheme="majorBidi" w:eastAsiaTheme="majorEastAsia"/>
-      <w:color w:themeColor="text1" w:themeTint="A6" w:val="595959"/>
-    </w:rPr>
-  </w:style>
-  <w:style w:customStyle="1" w:styleId="Heading8Char" w:type="character">
-    <w:name w:val="Heading 8 Char"/>
-    <w:basedOn w:val="DefaultParagraphFont"/>
-    <w:link w:val="Heading8"/>
-    <w:uiPriority w:val="9"/>
-    <w:semiHidden/>
-    <w:rsid w:val="00A10FD9"/>
-    <w:rPr>
-      <w:rFonts w:cstheme="majorBidi" w:eastAsiaTheme="majorEastAsia"/>
-      <w:i/>
-      <w:iCs/>
-      <w:color w:themeColor="text1" w:themeTint="D8" w:val="272727"/>
-    </w:rPr>
-  </w:style>
-  <w:style w:customStyle="1" w:styleId="Heading9Char" w:type="character">
-    <w:name w:val="Heading 9 Char"/>
-    <w:basedOn w:val="DefaultParagraphFont"/>
-    <w:link w:val="Heading9"/>
-    <w:uiPriority w:val="9"/>
-    <w:semiHidden/>
-    <w:rsid w:val="00A10FD9"/>
-    <w:rPr>
-      <w:rFonts w:cstheme="majorBidi" w:eastAsiaTheme="majorEastAsia"/>
-      <w:color w:themeColor="text1" w:themeTint="D8" w:val="272727"/>
+      <w:color w:themeColor="accent1" w:val="4F81BD"/>
+      <w:sz w:val="24"/>
+      <w:szCs w:val="24"/>
     </w:rPr>
   </w:style>
   <w:style w:styleId="BlockText" w:type="paragraph">
@@ -6157,8 +5985,8 @@
   </w:style>
   <w:style w:styleId="FootnoteBlockText" w:type="paragraph">
     <w:name w:val="Footnote Block Text"/>
-    <w:basedOn w:val="FootnoteText"/>
-    <w:next w:val="FootnoteText"/>
+    <w:basedOn w:val="Footnote Text"/>
+    <w:next w:val="Footnote Text"/>
     <w:uiPriority w:val="9"/>
     <w:unhideWhenUsed/>
     <w:qFormat/>
@@ -6188,11 +6016,18 @@
       </w:tblCellMar>
     </w:tblPr>
     <w:tblStylePr w:type="firstRow">
+      <w:tblPr>
+        <w:jc w:val="left"/>
+        <w:tblInd w:type="dxa" w:w="0"/>
+      </w:tblPr>
+      <w:trPr>
+        <w:jc w:val="left"/>
+      </w:trPr>
       <w:tcPr>
+        <w:vAlign w:val="bottom"/>
         <w:tcBorders>
           <w:bottom w:val="single"/>
         </w:tcBorders>
-        <w:vAlign w:val="bottom"/>
       </w:tcPr>
     </w:tblStylePr>
   </w:style>
@@ -6307,8 +6142,8 @@
     <w:name w:val="KeywordTok"/>
     <w:basedOn w:val="VerbatimChar"/>
     <w:rPr>
+      <w:color w:val="007020"/>
       <w:b/>
-      <w:color w:val="007020"/>
     </w:rPr>
   </w:style>
   <w:style w:type="character" w:customStyle="1" w:styleId="DataTypeTok">
@@ -6385,42 +6220,42 @@
     <w:name w:val="ImportTok"/>
     <w:basedOn w:val="VerbatimChar"/>
     <w:rPr>
+      <w:color w:val="008000"/>
       <w:b/>
-      <w:color w:val="008000"/>
     </w:rPr>
   </w:style>
   <w:style w:type="character" w:customStyle="1" w:styleId="CommentTok">
     <w:name w:val="CommentTok"/>
     <w:basedOn w:val="VerbatimChar"/>
     <w:rPr>
+      <w:color w:val="60a0b0"/>
       <w:i/>
-      <w:color w:val="60a0b0"/>
     </w:rPr>
   </w:style>
   <w:style w:type="character" w:customStyle="1" w:styleId="DocumentationTok">
     <w:name w:val="DocumentationTok"/>
     <w:basedOn w:val="VerbatimChar"/>
     <w:rPr>
+      <w:color w:val="ba2121"/>
       <w:i/>
-      <w:color w:val="ba2121"/>
     </w:rPr>
   </w:style>
   <w:style w:type="character" w:customStyle="1" w:styleId="AnnotationTok">
     <w:name w:val="AnnotationTok"/>
     <w:basedOn w:val="VerbatimChar"/>
     <w:rPr>
+      <w:color w:val="60a0b0"/>
       <w:b/>
       <w:i/>
-      <w:color w:val="60a0b0"/>
     </w:rPr>
   </w:style>
   <w:style w:type="character" w:customStyle="1" w:styleId="CommentVarTok">
     <w:name w:val="CommentVarTok"/>
     <w:basedOn w:val="VerbatimChar"/>
     <w:rPr>
+      <w:color w:val="60a0b0"/>
       <w:b/>
       <w:i/>
-      <w:color w:val="60a0b0"/>
     </w:rPr>
   </w:style>
   <w:style w:type="character" w:customStyle="1" w:styleId="OtherTok">
@@ -6448,8 +6283,8 @@
     <w:name w:val="ControlFlowTok"/>
     <w:basedOn w:val="VerbatimChar"/>
     <w:rPr>
+      <w:color w:val="007020"/>
       <w:b/>
-      <w:color w:val="007020"/>
     </w:rPr>
   </w:style>
   <w:style w:type="character" w:customStyle="1" w:styleId="OperatorTok">
@@ -6494,34 +6329,34 @@
     <w:name w:val="InformationTok"/>
     <w:basedOn w:val="VerbatimChar"/>
     <w:rPr>
+      <w:color w:val="60a0b0"/>
       <w:b/>
       <w:i/>
-      <w:color w:val="60a0b0"/>
     </w:rPr>
   </w:style>
   <w:style w:type="character" w:customStyle="1" w:styleId="WarningTok">
     <w:name w:val="WarningTok"/>
     <w:basedOn w:val="VerbatimChar"/>
     <w:rPr>
+      <w:color w:val="60a0b0"/>
       <w:b/>
       <w:i/>
-      <w:color w:val="60a0b0"/>
     </w:rPr>
   </w:style>
   <w:style w:type="character" w:customStyle="1" w:styleId="AlertTok">
     <w:name w:val="AlertTok"/>
     <w:basedOn w:val="VerbatimChar"/>
     <w:rPr>
+      <w:color w:val="ff0000"/>
       <w:b/>
-      <w:color w:val="ff0000"/>
     </w:rPr>
   </w:style>
   <w:style w:type="character" w:customStyle="1" w:styleId="ErrorTok">
     <w:name w:val="ErrorTok"/>
     <w:basedOn w:val="VerbatimChar"/>
     <w:rPr>
+      <w:color w:val="ff0000"/>
       <w:b/>
-      <w:color w:val="ff0000"/>
     </w:rPr>
   </w:style>
   <w:style w:type="character" w:customStyle="1" w:styleId="NormalTok">
@@ -6543,44 +6378,44 @@
         <a:sysClr val="window" lastClr="FFFFFF"/>
       </a:lt1>
       <a:dk2>
-        <a:srgbClr val="0E2841"/>
+        <a:srgbClr val="1F497D"/>
       </a:dk2>
       <a:lt2>
-        <a:srgbClr val="E8E8E8"/>
+        <a:srgbClr val="EEECE1"/>
       </a:lt2>
       <a:accent1>
-        <a:srgbClr val="156082"/>
+        <a:srgbClr val="4F81BD"/>
       </a:accent1>
       <a:accent2>
-        <a:srgbClr val="E97132"/>
+        <a:srgbClr val="C0504D"/>
       </a:accent2>
       <a:accent3>
-        <a:srgbClr val="196B24"/>
+        <a:srgbClr val="9BBB59"/>
       </a:accent3>
       <a:accent4>
-        <a:srgbClr val="0F9ED5"/>
+        <a:srgbClr val="8064A2"/>
       </a:accent4>
       <a:accent5>
-        <a:srgbClr val="A02B93"/>
+        <a:srgbClr val="4BACC6"/>
       </a:accent5>
       <a:accent6>
-        <a:srgbClr val="4EA72E"/>
+        <a:srgbClr val="F79646"/>
       </a:accent6>
       <a:hlink>
-        <a:srgbClr val="467886"/>
+        <a:srgbClr val="0000FF"/>
       </a:hlink>
       <a:folHlink>
-        <a:srgbClr val="96607D"/>
+        <a:srgbClr val="800080"/>
       </a:folHlink>
     </a:clrScheme>
     <a:fontScheme name="Office">
       <a:majorFont>
-        <a:latin typeface="Aptos Display" panose="02110004020202020204"/>
+        <a:latin typeface="Calibri"/>
         <a:ea typeface=""/>
         <a:cs typeface=""/>
-        <a:font script="Jpan" typeface="游ゴシック Light"/>
+        <a:font script="Jpan" typeface="ＭＳ ゴシック"/>
         <a:font script="Hang" typeface="맑은 고딕"/>
-        <a:font script="Hans" typeface="等线 Light"/>
+        <a:font script="Hans" typeface="宋体"/>
         <a:font script="Hant" typeface="新細明體"/>
         <a:font script="Arab" typeface="Times New Roman"/>
         <a:font script="Hebr" typeface="Times New Roman"/>
@@ -6607,32 +6442,14 @@
         <a:font script="Mong" typeface="Mongolian Baiti"/>
         <a:font script="Viet" typeface="Times New Roman"/>
         <a:font script="Uigh" typeface="Microsoft Uighur"/>
-        <a:font script="Geor" typeface="Sylfaen"/>
-        <a:font script="Armn" typeface="Arial"/>
-        <a:font script="Bugi" typeface="Leelawadee UI"/>
-        <a:font script="Bopo" typeface="Microsoft JhengHei"/>
-        <a:font script="Java" typeface="Javanese Text"/>
-        <a:font script="Lisu" typeface="Segoe UI"/>
-        <a:font script="Mymr" typeface="Myanmar Text"/>
-        <a:font script="Nkoo" typeface="Ebrima"/>
-        <a:font script="Olck" typeface="Nirmala UI"/>
-        <a:font script="Osma" typeface="Ebrima"/>
-        <a:font script="Phag" typeface="Phagspa"/>
-        <a:font script="Syrn" typeface="Estrangelo Edessa"/>
-        <a:font script="Syrj" typeface="Estrangelo Edessa"/>
-        <a:font script="Syre" typeface="Estrangelo Edessa"/>
-        <a:font script="Sora" typeface="Nirmala UI"/>
-        <a:font script="Tale" typeface="Microsoft Tai Le"/>
-        <a:font script="Talu" typeface="Microsoft New Tai Lue"/>
-        <a:font script="Tfng" typeface="Ebrima"/>
       </a:majorFont>
       <a:minorFont>
-        <a:latin typeface="Aptos" panose="02110004020202020204"/>
+        <a:latin typeface="Cambria"/>
         <a:ea typeface=""/>
         <a:cs typeface=""/>
-        <a:font script="Jpan" typeface="游明朝"/>
+        <a:font script="Jpan" typeface="ＭＳ 明朝"/>
         <a:font script="Hang" typeface="맑은 고딕"/>
-        <a:font script="Hans" typeface="等线"/>
+        <a:font script="Hans" typeface="宋体"/>
         <a:font script="Hant" typeface="新細明體"/>
         <a:font script="Arab" typeface="Arial"/>
         <a:font script="Hebr" typeface="Arial"/>
@@ -6659,24 +6476,6 @@
         <a:font script="Mong" typeface="Mongolian Baiti"/>
         <a:font script="Viet" typeface="Arial"/>
         <a:font script="Uigh" typeface="Microsoft Uighur"/>
-        <a:font script="Geor" typeface="Sylfaen"/>
-        <a:font script="Armn" typeface="Arial"/>
-        <a:font script="Bugi" typeface="Leelawadee UI"/>
-        <a:font script="Bopo" typeface="Microsoft JhengHei"/>
-        <a:font script="Java" typeface="Javanese Text"/>
-        <a:font script="Lisu" typeface="Segoe UI"/>
-        <a:font script="Mymr" typeface="Myanmar Text"/>
-        <a:font script="Nkoo" typeface="Ebrima"/>
-        <a:font script="Olck" typeface="Nirmala UI"/>
-        <a:font script="Osma" typeface="Ebrima"/>
-        <a:font script="Phag" typeface="Phagspa"/>
-        <a:font script="Syrn" typeface="Estrangelo Edessa"/>
-        <a:font script="Syrj" typeface="Estrangelo Edessa"/>
-        <a:font script="Syre" typeface="Estrangelo Edessa"/>
-        <a:font script="Sora" typeface="Nirmala UI"/>
-        <a:font script="Tale" typeface="Microsoft Tai Le"/>
-        <a:font script="Talu" typeface="Microsoft New Tai Lue"/>
-        <a:font script="Tfng" typeface="Ebrima"/>
       </a:minorFont>
     </a:fontScheme>
     <a:fmtScheme name="Office">
@@ -6688,141 +6487,200 @@
           <a:gsLst>
             <a:gs pos="0">
               <a:schemeClr val="phClr">
-                <a:lumMod val="110000"/>
-                <a:satMod val="105000"/>
-                <a:tint val="67000"/>
+                <a:tint val="50000"/>
+                <a:satMod val="300000"/>
               </a:schemeClr>
             </a:gs>
-            <a:gs pos="50000">
+            <a:gs pos="35000">
               <a:schemeClr val="phClr">
-                <a:lumMod val="105000"/>
-                <a:satMod val="103000"/>
-                <a:tint val="73000"/>
+                <a:tint val="37000"/>
+                <a:satMod val="300000"/>
               </a:schemeClr>
             </a:gs>
             <a:gs pos="100000">
               <a:schemeClr val="phClr">
-                <a:lumMod val="105000"/>
-                <a:satMod val="109000"/>
-                <a:tint val="81000"/>
+                <a:tint val="15000"/>
+                <a:satMod val="350000"/>
               </a:schemeClr>
             </a:gs>
           </a:gsLst>
-          <a:lin ang="5400000" scaled="0"/>
+          <a:lin ang="16200000" scaled="1"/>
         </a:gradFill>
         <a:gradFill rotWithShape="1">
           <a:gsLst>
             <a:gs pos="0">
               <a:schemeClr val="phClr">
-                <a:satMod val="103000"/>
-                <a:lumMod val="102000"/>
-                <a:tint val="94000"/>
-              </a:schemeClr>
-            </a:gs>
-            <a:gs pos="50000">
-              <a:schemeClr val="phClr">
-                <a:satMod val="110000"/>
-                <a:lumMod val="100000"/>
+                <a:tint val="100000"/>
                 <a:shade val="100000"/>
+                <a:satMod val="130000"/>
               </a:schemeClr>
             </a:gs>
             <a:gs pos="100000">
               <a:schemeClr val="phClr">
-                <a:lumMod val="99000"/>
-                <a:satMod val="120000"/>
-                <a:shade val="78000"/>
+                <a:tint val="50000"/>
+                <a:shade val="100000"/>
+                <a:satMod val="350000"/>
               </a:schemeClr>
             </a:gs>
           </a:gsLst>
-          <a:lin ang="5400000" scaled="0"/>
+          <a:lin ang="16200000" scaled="0"/>
         </a:gradFill>
       </a:fillStyleLst>
       <a:lnStyleLst>
-        <a:ln w="6350" cap="flat" cmpd="sng" algn="ctr">
+        <a:ln w="9525" cap="flat" cmpd="sng" algn="ctr">
+          <a:solidFill>
+            <a:schemeClr val="phClr">
+              <a:shade val="95000"/>
+              <a:satMod val="105000"/>
+            </a:schemeClr>
+          </a:solidFill>
+          <a:prstDash val="solid"/>
+        </a:ln>
+        <a:ln w="25400" cap="flat" cmpd="sng" algn="ctr">
           <a:solidFill>
             <a:schemeClr val="phClr"/>
           </a:solidFill>
           <a:prstDash val="solid"/>
-          <a:miter lim="800000"/>
         </a:ln>
-        <a:ln w="12700" cap="flat" cmpd="sng" algn="ctr">
+        <a:ln w="38100" cap="flat" cmpd="sng" algn="ctr">
           <a:solidFill>
             <a:schemeClr val="phClr"/>
           </a:solidFill>
           <a:prstDash val="solid"/>
-          <a:miter lim="800000"/>
-        </a:ln>
-        <a:ln w="19050" cap="flat" cmpd="sng" algn="ctr">
-          <a:solidFill>
-            <a:schemeClr val="phClr"/>
-          </a:solidFill>
-          <a:prstDash val="solid"/>
-          <a:miter lim="800000"/>
         </a:ln>
       </a:lnStyleLst>
       <a:effectStyleLst>
         <a:effectStyle>
-          <a:effectLst/>
-        </a:effectStyle>
-        <a:effectStyle>
-          <a:effectLst/>
+          <a:effectLst>
+            <a:outerShdw blurRad="40000" dist="20000" dir="5400000" rotWithShape="0">
+              <a:srgbClr val="000000">
+                <a:alpha val="38000"/>
+              </a:srgbClr>
+            </a:outerShdw>
+          </a:effectLst>
         </a:effectStyle>
         <a:effectStyle>
           <a:effectLst>
-            <a:outerShdw blurRad="57150" dist="19050" dir="5400000" algn="ctr" rotWithShape="0">
+            <a:outerShdw blurRad="40000" dist="23000" dir="5400000" rotWithShape="0">
               <a:srgbClr val="000000">
-                <a:alpha val="63000"/>
+                <a:alpha val="35000"/>
               </a:srgbClr>
             </a:outerShdw>
           </a:effectLst>
+        </a:effectStyle>
+        <a:effectStyle>
+          <a:effectLst>
+            <a:outerShdw blurRad="40000" dist="23000" dir="5400000" rotWithShape="0">
+              <a:srgbClr val="000000">
+                <a:alpha val="35000"/>
+              </a:srgbClr>
+            </a:outerShdw>
+          </a:effectLst>
+          <a:scene3d>
+            <a:camera prst="orthographicFront">
+              <a:rot lat="0" lon="0" rev="0"/>
+            </a:camera>
+            <a:lightRig rig="threePt" dir="t">
+              <a:rot lat="0" lon="0" rev="1200000"/>
+            </a:lightRig>
+          </a:scene3d>
+          <a:sp3d>
+            <a:bevelT w="63500" h="25400"/>
+          </a:sp3d>
         </a:effectStyle>
       </a:effectStyleLst>
       <a:bgFillStyleLst>
         <a:solidFill>
           <a:schemeClr val="phClr"/>
         </a:solidFill>
-        <a:solidFill>
-          <a:schemeClr val="phClr">
-            <a:tint val="95000"/>
-            <a:satMod val="170000"/>
-          </a:schemeClr>
-        </a:solidFill>
         <a:gradFill rotWithShape="1">
           <a:gsLst>
             <a:gs pos="0">
               <a:schemeClr val="phClr">
-                <a:tint val="93000"/>
-                <a:satMod val="150000"/>
-                <a:shade val="98000"/>
-                <a:lumMod val="102000"/>
+                <a:tint val="40000"/>
+                <a:satMod val="350000"/>
               </a:schemeClr>
             </a:gs>
-            <a:gs pos="50000">
+            <a:gs pos="40000">
               <a:schemeClr val="phClr">
-                <a:tint val="98000"/>
-                <a:satMod val="130000"/>
-                <a:shade val="90000"/>
-                <a:lumMod val="103000"/>
+                <a:tint val="45000"/>
+                <a:shade val="99000"/>
+                <a:satMod val="350000"/>
               </a:schemeClr>
             </a:gs>
             <a:gs pos="100000">
               <a:schemeClr val="phClr">
-                <a:shade val="63000"/>
-                <a:satMod val="120000"/>
+                <a:shade val="20000"/>
+                <a:satMod val="255000"/>
               </a:schemeClr>
             </a:gs>
           </a:gsLst>
-          <a:lin ang="5400000" scaled="0"/>
+          <a:path path="circle">
+            <a:fillToRect l="50000" t="-80000" r="50000" b="180000"/>
+          </a:path>
+        </a:gradFill>
+        <a:gradFill rotWithShape="1">
+          <a:gsLst>
+            <a:gs pos="0">
+              <a:schemeClr val="phClr">
+                <a:tint val="80000"/>
+                <a:satMod val="300000"/>
+              </a:schemeClr>
+            </a:gs>
+            <a:gs pos="100000">
+              <a:schemeClr val="phClr">
+                <a:shade val="30000"/>
+                <a:satMod val="200000"/>
+              </a:schemeClr>
+            </a:gs>
+          </a:gsLst>
+          <a:path path="circle">
+            <a:fillToRect l="50000" t="50000" r="50000" b="50000"/>
+          </a:path>
         </a:gradFill>
       </a:bgFillStyleLst>
     </a:fmtScheme>
   </a:themeElements>
-  <a:objectDefaults/>
+  <a:objectDefaults>
+    <a:spDef>
+      <a:spPr/>
+      <a:bodyPr/>
+      <a:lstStyle/>
+      <a:style>
+        <a:lnRef idx="1">
+          <a:schemeClr val="accent1"/>
+        </a:lnRef>
+        <a:fillRef idx="3">
+          <a:schemeClr val="accent1"/>
+        </a:fillRef>
+        <a:effectRef idx="2">
+          <a:schemeClr val="accent1"/>
+        </a:effectRef>
+        <a:fontRef idx="minor">
+          <a:schemeClr val="lt1"/>
+        </a:fontRef>
+      </a:style>
+    </a:spDef>
+    <a:lnDef>
+      <a:spPr/>
+      <a:bodyPr/>
+      <a:lstStyle/>
+      <a:style>
+        <a:lnRef idx="2">
+          <a:schemeClr val="accent1"/>
+        </a:lnRef>
+        <a:fillRef idx="0">
+          <a:schemeClr val="accent1"/>
+        </a:fillRef>
+        <a:effectRef idx="1">
+          <a:schemeClr val="accent1"/>
+        </a:effectRef>
+        <a:fontRef idx="minor">
+          <a:schemeClr val="tx1"/>
+        </a:fontRef>
+      </a:style>
+    </a:lnDef>
+  </a:objectDefaults>
   <a:extraClrSchemeLst/>
-  <a:extLst>
-    <a:ext uri="{05A4C25C-085E-4340-85A3-A5531E510DB2}">
-      <thm15:themeFamily xmlns:thm15="http://schemas.microsoft.com/office/thememl/2012/main" name="Office Theme" id="{2E142A2C-CD16-42D6-873A-C26D2A0506FA}" vid="{1BDDFF52-6CD6-40A5-AB3C-68EB2F1E4D0A}"/>
-    </a:ext>
-  </a:extLst>
 </a:theme>
 </file>